--- a/docs/legal/ETHROVS-Contrato-Desarrollo-Web.docx
+++ b/docs/legal/ETHROVS-Contrato-Desarrollo-Web.docx
@@ -4,9 +4,12 @@
   <w:body>
     <w:p>
       <w:pPr>
-        <w:spacing w:before="160" w:after="1640"/>
+        <w:tabs>
+          <w:tab w:pos="9792" w:val="right"/>
+        </w:tabs>
+        <w:spacing w:before="0" w:after="200"/>
         <w:pBdr>
-          <w:bottom w:val="single" w:sz="28" w:space="8" w:color="D9FF52"/>
+          <w:bottom w:val="single" w:sz="5" w:space="3" w:color="DEDDD7"/>
         </w:pBdr>
       </w:pPr>
       <w:r>
@@ -15,14 +18,954 @@
           <w:b/>
           <w:i w:val="0"/>
           <w:color w:val="141412"/>
-          <w:sz w:val="32"/>
+          <w:sz w:val="16"/>
         </w:rPr>
         <w:t>ETHROVS</w:t>
+      </w:r>
+      <w:r>
+        <w:rPr>
+          <w:rFonts w:ascii="Arial" w:hAnsi="Arial"/>
+          <w:b/>
+          <w:i w:val="0"/>
+          <w:color w:val="666660"/>
+          <w:sz w:val="14"/>
+        </w:rPr>
+        <w:tab/>
+        <w:t>ACUERDO EXPRESS  ·  1/3</w:t>
       </w:r>
     </w:p>
     <w:p>
       <w:pPr>
-        <w:spacing w:after="160"/>
+        <w:spacing w:before="100" w:after="60"/>
+      </w:pPr>
+      <w:r>
+        <w:rPr>
+          <w:rFonts w:ascii="Arial" w:hAnsi="Arial"/>
+          <w:b/>
+          <w:i w:val="0"/>
+          <w:color w:val="2452FF"/>
+          <w:sz w:val="16"/>
+        </w:rPr>
+        <w:t>ACUERDO DE SERVICIOS</w:t>
+      </w:r>
+    </w:p>
+    <w:p>
+      <w:pPr>
+        <w:spacing w:after="20"/>
+      </w:pPr>
+      <w:r>
+        <w:rPr>
+          <w:rFonts w:ascii="Georgia" w:hAnsi="Georgia"/>
+          <w:b w:val="0"/>
+          <w:i w:val="0"/>
+          <w:color w:val="141412"/>
+          <w:sz w:val="58"/>
+        </w:rPr>
+        <w:t>Sitio web para</w:t>
+        <w:br/>
+        <w:t>Cerosiete</w:t>
+      </w:r>
+    </w:p>
+    <w:p>
+      <w:pPr>
+        <w:spacing w:after="200"/>
+      </w:pPr>
+      <w:r>
+        <w:rPr>
+          <w:rFonts w:ascii="Arial" w:hAnsi="Arial"/>
+          <w:b w:val="0"/>
+          <w:i/>
+          <w:color w:val="666660"/>
+          <w:sz w:val="20"/>
+        </w:rPr>
+        <w:t>Un acuerdo claro para comenzar sin complicaciones.</w:t>
+      </w:r>
+    </w:p>
+    <w:tbl>
+      <w:tblPr>
+        <w:tblW w:type="dxa" w:w="9816"/>
+        <w:jc w:val="left"/>
+        <w:tblLayout w:type="fixed"/>
+        <w:tblLook w:firstColumn="1" w:firstRow="1" w:lastColumn="0" w:lastRow="0" w:noHBand="0" w:noVBand="1" w:val="04A0"/>
+        <w:tblInd w:w="120" w:type="dxa"/>
+      </w:tblPr>
+      <w:tblGrid>
+        <w:gridCol w:w="2400"/>
+        <w:gridCol w:w="7416"/>
+      </w:tblGrid>
+      <w:tr>
+        <w:tc>
+          <w:tcPr>
+            <w:tcW w:type="dxa" w:w="2400"/>
+            <w:vAlign w:val="center"/>
+            <w:tcMar>
+              <w:top w:w="80" w:type="dxa"/>
+              <w:start w:w="120" w:type="dxa"/>
+              <w:bottom w:w="80" w:type="dxa"/>
+              <w:end w:w="120" w:type="dxa"/>
+            </w:tcMar>
+            <w:tcBorders>
+              <w:top w:val="single" w:sz="5" w:color="DEDDD7"/>
+              <w:left w:val="single" w:sz="5" w:color="DEDDD7"/>
+              <w:bottom w:val="single" w:sz="5" w:color="DEDDD7"/>
+              <w:right w:val="single" w:sz="5" w:color="DEDDD7"/>
+            </w:tcBorders>
+            <w:shd w:fill="F5F4EF"/>
+          </w:tcPr>
+          <w:p>
+            <w:pPr>
+              <w:spacing w:after="0"/>
+            </w:pPr>
+            <w:r>
+              <w:rPr>
+                <w:rFonts w:ascii="Arial" w:hAnsi="Arial"/>
+                <w:b/>
+                <w:i w:val="0"/>
+                <w:color w:val="666660"/>
+                <w:sz w:val="16"/>
+              </w:rPr>
+              <w:t>CLIENTE</w:t>
+            </w:r>
+          </w:p>
+        </w:tc>
+        <w:tc>
+          <w:tcPr>
+            <w:tcW w:type="dxa" w:w="7416"/>
+            <w:vAlign w:val="center"/>
+            <w:tcMar>
+              <w:top w:w="80" w:type="dxa"/>
+              <w:start w:w="120" w:type="dxa"/>
+              <w:bottom w:w="80" w:type="dxa"/>
+              <w:end w:w="120" w:type="dxa"/>
+            </w:tcMar>
+            <w:tcBorders>
+              <w:top w:val="single" w:sz="5" w:color="DEDDD7"/>
+              <w:left w:val="single" w:sz="5" w:color="DEDDD7"/>
+              <w:bottom w:val="single" w:sz="5" w:color="DEDDD7"/>
+              <w:right w:val="single" w:sz="5" w:color="DEDDD7"/>
+            </w:tcBorders>
+          </w:tcPr>
+          <w:p>
+            <w:pPr>
+              <w:spacing w:after="0"/>
+            </w:pPr>
+            <w:r>
+              <w:rPr>
+                <w:rFonts w:ascii="Arial" w:hAnsi="Arial"/>
+                <w:b/>
+                <w:i w:val="0"/>
+                <w:color w:val="141412"/>
+                <w:sz w:val="18"/>
+              </w:rPr>
+              <w:t>Cerosiete</w:t>
+            </w:r>
+          </w:p>
+        </w:tc>
+      </w:tr>
+      <w:tr>
+        <w:tc>
+          <w:tcPr>
+            <w:tcW w:type="dxa" w:w="2400"/>
+            <w:vAlign w:val="center"/>
+            <w:tcMar>
+              <w:top w:w="80" w:type="dxa"/>
+              <w:start w:w="120" w:type="dxa"/>
+              <w:bottom w:w="80" w:type="dxa"/>
+              <w:end w:w="120" w:type="dxa"/>
+            </w:tcMar>
+            <w:tcBorders>
+              <w:top w:val="single" w:sz="5" w:color="DEDDD7"/>
+              <w:left w:val="single" w:sz="5" w:color="DEDDD7"/>
+              <w:bottom w:val="single" w:sz="5" w:color="DEDDD7"/>
+              <w:right w:val="single" w:sz="5" w:color="DEDDD7"/>
+            </w:tcBorders>
+            <w:shd w:fill="F5F4EF"/>
+          </w:tcPr>
+          <w:p>
+            <w:pPr>
+              <w:spacing w:after="0"/>
+            </w:pPr>
+            <w:r>
+              <w:rPr>
+                <w:rFonts w:ascii="Arial" w:hAnsi="Arial"/>
+                <w:b/>
+                <w:i w:val="0"/>
+                <w:color w:val="666660"/>
+                <w:sz w:val="16"/>
+              </w:rPr>
+              <w:t>PROYECTO</w:t>
+            </w:r>
+          </w:p>
+        </w:tc>
+        <w:tc>
+          <w:tcPr>
+            <w:tcW w:type="dxa" w:w="7416"/>
+            <w:vAlign w:val="center"/>
+            <w:tcMar>
+              <w:top w:w="80" w:type="dxa"/>
+              <w:start w:w="120" w:type="dxa"/>
+              <w:bottom w:w="80" w:type="dxa"/>
+              <w:end w:w="120" w:type="dxa"/>
+            </w:tcMar>
+            <w:tcBorders>
+              <w:top w:val="single" w:sz="5" w:color="DEDDD7"/>
+              <w:left w:val="single" w:sz="5" w:color="DEDDD7"/>
+              <w:bottom w:val="single" w:sz="5" w:color="DEDDD7"/>
+              <w:right w:val="single" w:sz="5" w:color="DEDDD7"/>
+            </w:tcBorders>
+          </w:tcPr>
+          <w:p>
+            <w:pPr>
+              <w:spacing w:after="0"/>
+            </w:pPr>
+            <w:r>
+              <w:rPr>
+                <w:rFonts w:ascii="Arial" w:hAnsi="Arial"/>
+                <w:b/>
+                <w:i w:val="0"/>
+                <w:color w:val="141412"/>
+                <w:sz w:val="18"/>
+              </w:rPr>
+              <w:t>Sitio web comercial de una página</w:t>
+            </w:r>
+          </w:p>
+        </w:tc>
+      </w:tr>
+      <w:tr>
+        <w:tc>
+          <w:tcPr>
+            <w:tcW w:type="dxa" w:w="2400"/>
+            <w:vAlign w:val="center"/>
+            <w:tcMar>
+              <w:top w:w="80" w:type="dxa"/>
+              <w:start w:w="120" w:type="dxa"/>
+              <w:bottom w:w="80" w:type="dxa"/>
+              <w:end w:w="120" w:type="dxa"/>
+            </w:tcMar>
+            <w:tcBorders>
+              <w:top w:val="single" w:sz="5" w:color="DEDDD7"/>
+              <w:left w:val="single" w:sz="5" w:color="DEDDD7"/>
+              <w:bottom w:val="single" w:sz="5" w:color="DEDDD7"/>
+              <w:right w:val="single" w:sz="5" w:color="DEDDD7"/>
+            </w:tcBorders>
+            <w:shd w:fill="F5F4EF"/>
+          </w:tcPr>
+          <w:p>
+            <w:pPr>
+              <w:spacing w:after="0"/>
+            </w:pPr>
+            <w:r>
+              <w:rPr>
+                <w:rFonts w:ascii="Arial" w:hAnsi="Arial"/>
+                <w:b/>
+                <w:i w:val="0"/>
+                <w:color w:val="666660"/>
+                <w:sz w:val="16"/>
+              </w:rPr>
+              <w:t>INVERSIÓN</w:t>
+            </w:r>
+          </w:p>
+        </w:tc>
+        <w:tc>
+          <w:tcPr>
+            <w:tcW w:type="dxa" w:w="7416"/>
+            <w:vAlign w:val="center"/>
+            <w:tcMar>
+              <w:top w:w="80" w:type="dxa"/>
+              <w:start w:w="120" w:type="dxa"/>
+              <w:bottom w:w="80" w:type="dxa"/>
+              <w:end w:w="120" w:type="dxa"/>
+            </w:tcMar>
+            <w:tcBorders>
+              <w:top w:val="single" w:sz="5" w:color="DEDDD7"/>
+              <w:left w:val="single" w:sz="5" w:color="DEDDD7"/>
+              <w:bottom w:val="single" w:sz="5" w:color="DEDDD7"/>
+              <w:right w:val="single" w:sz="5" w:color="DEDDD7"/>
+            </w:tcBorders>
+          </w:tcPr>
+          <w:p>
+            <w:pPr>
+              <w:spacing w:after="0"/>
+            </w:pPr>
+            <w:r>
+              <w:rPr>
+                <w:rFonts w:ascii="Arial" w:hAnsi="Arial"/>
+                <w:b/>
+                <w:i w:val="0"/>
+                <w:color w:val="141412"/>
+                <w:sz w:val="18"/>
+              </w:rPr>
+              <w:t>USD $200</w:t>
+            </w:r>
+          </w:p>
+        </w:tc>
+      </w:tr>
+      <w:tr>
+        <w:tc>
+          <w:tcPr>
+            <w:tcW w:type="dxa" w:w="2400"/>
+            <w:vAlign w:val="center"/>
+            <w:tcMar>
+              <w:top w:w="80" w:type="dxa"/>
+              <w:start w:w="120" w:type="dxa"/>
+              <w:bottom w:w="80" w:type="dxa"/>
+              <w:end w:w="120" w:type="dxa"/>
+            </w:tcMar>
+            <w:tcBorders>
+              <w:top w:val="single" w:sz="5" w:color="DEDDD7"/>
+              <w:left w:val="single" w:sz="5" w:color="DEDDD7"/>
+              <w:bottom w:val="single" w:sz="5" w:color="DEDDD7"/>
+              <w:right w:val="single" w:sz="5" w:color="DEDDD7"/>
+            </w:tcBorders>
+            <w:shd w:fill="F5F4EF"/>
+          </w:tcPr>
+          <w:p>
+            <w:pPr>
+              <w:spacing w:after="0"/>
+            </w:pPr>
+            <w:r>
+              <w:rPr>
+                <w:rFonts w:ascii="Arial" w:hAnsi="Arial"/>
+                <w:b/>
+                <w:i w:val="0"/>
+                <w:color w:val="666660"/>
+                <w:sz w:val="16"/>
+              </w:rPr>
+              <w:t>PAGO</w:t>
+            </w:r>
+          </w:p>
+        </w:tc>
+        <w:tc>
+          <w:tcPr>
+            <w:tcW w:type="dxa" w:w="7416"/>
+            <w:vAlign w:val="center"/>
+            <w:tcMar>
+              <w:top w:w="80" w:type="dxa"/>
+              <w:start w:w="120" w:type="dxa"/>
+              <w:bottom w:w="80" w:type="dxa"/>
+              <w:end w:w="120" w:type="dxa"/>
+            </w:tcMar>
+            <w:tcBorders>
+              <w:top w:val="single" w:sz="5" w:color="DEDDD7"/>
+              <w:left w:val="single" w:sz="5" w:color="DEDDD7"/>
+              <w:bottom w:val="single" w:sz="5" w:color="DEDDD7"/>
+              <w:right w:val="single" w:sz="5" w:color="DEDDD7"/>
+            </w:tcBorders>
+          </w:tcPr>
+          <w:p>
+            <w:pPr>
+              <w:spacing w:after="0"/>
+            </w:pPr>
+            <w:r>
+              <w:rPr>
+                <w:rFonts w:ascii="Arial" w:hAnsi="Arial"/>
+                <w:b/>
+                <w:i w:val="0"/>
+                <w:color w:val="141412"/>
+                <w:sz w:val="18"/>
+              </w:rPr>
+              <w:t>USD $100 para iniciar + USD $100 antes de publicar</w:t>
+            </w:r>
+          </w:p>
+        </w:tc>
+      </w:tr>
+    </w:tbl>
+    <w:p>
+      <w:pPr>
+        <w:spacing w:after="40"/>
+        <w:ind w:left="173" w:right="173"/>
+        <w:shd w:fill="F5F4EF"/>
+      </w:pPr>
+      <w:r>
+        <w:rPr>
+          <w:rFonts w:ascii="Arial" w:hAnsi="Arial"/>
+          <w:b/>
+          <w:i w:val="0"/>
+          <w:color w:val="666660"/>
+          <w:sz w:val="16"/>
+        </w:rPr>
+        <w:t xml:space="preserve">ENTREGA  </w:t>
+      </w:r>
+      <w:r>
+        <w:rPr>
+          <w:rFonts w:ascii="Arial" w:hAnsi="Arial"/>
+          <w:b/>
+          <w:i w:val="0"/>
+          <w:color w:val="141412"/>
+          <w:sz w:val="18"/>
+        </w:rPr>
+        <w:t>1 a 3 días hábiles desde anticipo y contenido completo</w:t>
+      </w:r>
+    </w:p>
+    <w:p>
+      <w:pPr>
+        <w:pStyle w:val="Heading2"/>
+      </w:pPr>
+      <w:r>
+        <w:rPr>
+          <w:rFonts w:ascii="Arial" w:hAnsi="Arial"/>
+          <w:b/>
+          <w:i w:val="0"/>
+          <w:color w:val="2452FF"/>
+          <w:sz w:val="23"/>
+        </w:rPr>
+        <w:t>Lo que incluye</w:t>
+      </w:r>
+    </w:p>
+    <w:p>
+      <w:pPr>
+        <w:pStyle w:val="ListBullet"/>
+        <w:spacing w:after="44" w:line="250" w:lineRule="auto"/>
+        <w:ind w:left="490" w:hanging="245"/>
+      </w:pPr>
+      <w:r>
+        <w:rPr>
+          <w:rFonts w:ascii="Arial" w:hAnsi="Arial"/>
+          <w:b w:val="0"/>
+          <w:i w:val="0"/>
+          <w:color w:val="141412"/>
+          <w:sz w:val="18"/>
+        </w:rPr>
+        <w:t>Sitio profesional de una página, adaptable a teléfono, tableta y computadora.</w:t>
+      </w:r>
+    </w:p>
+    <w:p>
+      <w:pPr>
+        <w:pStyle w:val="ListBullet"/>
+        <w:spacing w:after="44" w:line="250" w:lineRule="auto"/>
+        <w:ind w:left="490" w:hanging="245"/>
+      </w:pPr>
+      <w:r>
+        <w:rPr>
+          <w:rFonts w:ascii="Arial" w:hAnsi="Arial"/>
+          <w:b w:val="0"/>
+          <w:i w:val="0"/>
+          <w:color w:val="141412"/>
+          <w:sz w:val="18"/>
+        </w:rPr>
+        <w:t>Dirección visual y desarrollo con la identidad del negocio.</w:t>
+      </w:r>
+    </w:p>
+    <w:p>
+      <w:pPr>
+        <w:pStyle w:val="ListBullet"/>
+        <w:spacing w:after="44" w:line="250" w:lineRule="auto"/>
+        <w:ind w:left="490" w:hanging="245"/>
+      </w:pPr>
+      <w:r>
+        <w:rPr>
+          <w:rFonts w:ascii="Arial" w:hAnsi="Arial"/>
+          <w:b w:val="0"/>
+          <w:i w:val="0"/>
+          <w:color w:val="141412"/>
+          <w:sz w:val="18"/>
+        </w:rPr>
+        <w:t>Inicio, concepto, menú o productos, ubicación, horarios y contacto.</w:t>
+      </w:r>
+    </w:p>
+    <w:p>
+      <w:pPr>
+        <w:pStyle w:val="ListBullet"/>
+        <w:spacing w:after="44" w:line="250" w:lineRule="auto"/>
+        <w:ind w:left="490" w:hanging="245"/>
+      </w:pPr>
+      <w:r>
+        <w:rPr>
+          <w:rFonts w:ascii="Arial" w:hAnsi="Arial"/>
+          <w:b w:val="0"/>
+          <w:i w:val="0"/>
+          <w:color w:val="141412"/>
+          <w:sz w:val="18"/>
+        </w:rPr>
+        <w:t>Enlaces a redes, teléfono, WhatsApp, mapa y correo proporcionados.</w:t>
+      </w:r>
+    </w:p>
+    <w:p>
+      <w:pPr>
+        <w:pStyle w:val="ListBullet"/>
+        <w:spacing w:after="44" w:line="250" w:lineRule="auto"/>
+        <w:ind w:left="490" w:hanging="245"/>
+      </w:pPr>
+      <w:r>
+        <w:rPr>
+          <w:rFonts w:ascii="Arial" w:hAnsi="Arial"/>
+          <w:b w:val="0"/>
+          <w:i w:val="0"/>
+          <w:color w:val="141412"/>
+          <w:sz w:val="18"/>
+        </w:rPr>
+        <w:t>Integración de logotipo, textos, fotografías, menú, precios y datos del Cliente.</w:t>
+      </w:r>
+    </w:p>
+    <w:p>
+      <w:pPr>
+        <w:pStyle w:val="ListBullet"/>
+        <w:spacing w:after="44" w:line="250" w:lineRule="auto"/>
+        <w:ind w:left="490" w:hanging="245"/>
+      </w:pPr>
+      <w:r>
+        <w:rPr>
+          <w:rFonts w:ascii="Arial" w:hAnsi="Arial"/>
+          <w:b w:val="0"/>
+          <w:i w:val="0"/>
+          <w:color w:val="141412"/>
+          <w:sz w:val="18"/>
+        </w:rPr>
+        <w:t>Configuración básica de título, descripción, favicon y vista al compartir.</w:t>
+      </w:r>
+    </w:p>
+    <w:p>
+      <w:pPr>
+        <w:pStyle w:val="ListBullet"/>
+        <w:spacing w:after="44" w:line="250" w:lineRule="auto"/>
+        <w:ind w:left="490" w:hanging="245"/>
+      </w:pPr>
+      <w:r>
+        <w:rPr>
+          <w:rFonts w:ascii="Arial" w:hAnsi="Arial"/>
+          <w:b w:val="0"/>
+          <w:i w:val="0"/>
+          <w:color w:val="141412"/>
+          <w:sz w:val="18"/>
+        </w:rPr>
+        <w:t>Conexión y publicación inicial en el dominio acordado.</w:t>
+      </w:r>
+    </w:p>
+    <w:p>
+      <w:pPr>
+        <w:pStyle w:val="ListBullet"/>
+        <w:spacing w:after="44" w:line="250" w:lineRule="auto"/>
+        <w:ind w:left="490" w:hanging="245"/>
+      </w:pPr>
+      <w:r>
+        <w:rPr>
+          <w:rFonts w:ascii="Arial" w:hAnsi="Arial"/>
+          <w:b w:val="0"/>
+          <w:i w:val="0"/>
+          <w:color w:val="141412"/>
+          <w:sz w:val="18"/>
+        </w:rPr>
+        <w:t>Dos rondas de cambios consolidados antes de aprobar.</w:t>
+      </w:r>
+    </w:p>
+    <w:p>
+      <w:pPr>
+        <w:pStyle w:val="Heading2"/>
+      </w:pPr>
+      <w:r>
+        <w:rPr>
+          <w:rFonts w:ascii="Arial" w:hAnsi="Arial"/>
+          <w:b/>
+          <w:i w:val="0"/>
+          <w:color w:val="2452FF"/>
+          <w:sz w:val="23"/>
+        </w:rPr>
+        <w:t>El Cliente entrega</w:t>
+      </w:r>
+    </w:p>
+    <w:p>
+      <w:pPr>
+        <w:pStyle w:val="ListBullet"/>
+        <w:spacing w:after="44" w:line="250" w:lineRule="auto"/>
+        <w:ind w:left="490" w:hanging="245"/>
+      </w:pPr>
+      <w:r>
+        <w:rPr>
+          <w:rFonts w:ascii="Arial" w:hAnsi="Arial"/>
+          <w:b w:val="0"/>
+          <w:i w:val="0"/>
+          <w:color w:val="141412"/>
+          <w:sz w:val="18"/>
+        </w:rPr>
+        <w:t>Logotipo y fotografías con permiso de uso.</w:t>
+      </w:r>
+    </w:p>
+    <w:p>
+      <w:pPr>
+        <w:pStyle w:val="ListBullet"/>
+        <w:spacing w:after="44" w:line="250" w:lineRule="auto"/>
+        <w:ind w:left="490" w:hanging="245"/>
+      </w:pPr>
+      <w:r>
+        <w:rPr>
+          <w:rFonts w:ascii="Arial" w:hAnsi="Arial"/>
+          <w:b w:val="0"/>
+          <w:i w:val="0"/>
+          <w:color w:val="141412"/>
+          <w:sz w:val="18"/>
+        </w:rPr>
+        <w:t>Menú, precios, horarios, ubicación, teléfono, redes y textos correctos.</w:t>
+      </w:r>
+    </w:p>
+    <w:p>
+      <w:pPr>
+        <w:pStyle w:val="ListBullet"/>
+        <w:spacing w:after="44" w:line="250" w:lineRule="auto"/>
+        <w:ind w:left="490" w:hanging="245"/>
+      </w:pPr>
+      <w:r>
+        <w:rPr>
+          <w:rFonts w:ascii="Arial" w:hAnsi="Arial"/>
+          <w:b w:val="0"/>
+          <w:i w:val="0"/>
+          <w:color w:val="141412"/>
+          <w:sz w:val="18"/>
+        </w:rPr>
+        <w:t>Acceso al dominio o plataforma cuando sea necesario.</w:t>
+      </w:r>
+    </w:p>
+    <w:p>
+      <w:pPr>
+        <w:pStyle w:val="ListBullet"/>
+        <w:spacing w:after="44" w:line="250" w:lineRule="auto"/>
+        <w:ind w:left="490" w:hanging="245"/>
+      </w:pPr>
+      <w:r>
+        <w:rPr>
+          <w:rFonts w:ascii="Arial" w:hAnsi="Arial"/>
+          <w:b w:val="0"/>
+          <w:i w:val="0"/>
+          <w:color w:val="141412"/>
+          <w:sz w:val="18"/>
+        </w:rPr>
+        <w:t>Una sola lista de comentarios por cada ronda.</w:t>
+      </w:r>
+    </w:p>
+    <w:p>
+      <w:pPr>
+        <w:spacing w:after="0"/>
+        <w:ind w:left="173" w:right="173"/>
+        <w:shd w:fill="D9FF52"/>
+      </w:pPr>
+      <w:r>
+        <w:rPr>
+          <w:rFonts w:ascii="Arial" w:hAnsi="Arial"/>
+          <w:b/>
+          <w:i w:val="0"/>
+          <w:color w:val="141412"/>
+          <w:sz w:val="16"/>
+        </w:rPr>
+        <w:t xml:space="preserve">CAMBIOS ADICIONALES  </w:t>
+      </w:r>
+      <w:r>
+        <w:rPr>
+          <w:rFonts w:ascii="Arial" w:hAnsi="Arial"/>
+          <w:b w:val="0"/>
+          <w:i w:val="0"/>
+          <w:color w:val="141412"/>
+          <w:sz w:val="17"/>
+        </w:rPr>
+        <w:t>Correcciones incluidas sin costo. Solicitudes nuevas después de dos rondas desde USD $20; funciones mayores se cotizan antes.</w:t>
+      </w:r>
+    </w:p>
+    <w:p>
+      <w:r>
+        <w:br w:type="page"/>
+      </w:r>
+    </w:p>
+    <w:p>
+      <w:pPr>
+        <w:tabs>
+          <w:tab w:pos="9792" w:val="right"/>
+        </w:tabs>
+        <w:spacing w:before="0" w:after="200"/>
+        <w:pBdr>
+          <w:bottom w:val="single" w:sz="5" w:space="3" w:color="DEDDD7"/>
+        </w:pBdr>
+      </w:pPr>
+      <w:r>
+        <w:rPr>
+          <w:rFonts w:ascii="Arial" w:hAnsi="Arial"/>
+          <w:b/>
+          <w:i w:val="0"/>
+          <w:color w:val="141412"/>
+          <w:sz w:val="16"/>
+        </w:rPr>
+        <w:t>ETHROVS</w:t>
+      </w:r>
+      <w:r>
+        <w:rPr>
+          <w:rFonts w:ascii="Arial" w:hAnsi="Arial"/>
+          <w:b/>
+          <w:i w:val="0"/>
+          <w:color w:val="666660"/>
+          <w:sz w:val="14"/>
+        </w:rPr>
+        <w:tab/>
+        <w:t>ACUERDO EXPRESS  ·  2/3</w:t>
+      </w:r>
+    </w:p>
+    <w:p>
+      <w:pPr>
+        <w:pStyle w:val="Heading1"/>
+        <w:pBdr>
+          <w:bottom w:val="single" w:sz="18" w:space="5" w:color="D9FF52"/>
+        </w:pBdr>
+      </w:pPr>
+      <w:r>
+        <w:rPr>
+          <w:rFonts w:ascii="Georgia" w:hAnsi="Georgia"/>
+          <w:b w:val="0"/>
+          <w:i w:val="0"/>
+          <w:color w:val="141412"/>
+          <w:sz w:val="40"/>
+        </w:rPr>
+        <w:t>Condiciones simples</w:t>
+      </w:r>
+    </w:p>
+    <w:p>
+      <w:pPr>
+        <w:keepNext/>
+        <w:spacing w:before="80" w:after="40"/>
+      </w:pPr>
+      <w:r>
+        <w:rPr>
+          <w:rFonts w:ascii="Arial" w:hAnsi="Arial"/>
+          <w:b/>
+          <w:i w:val="0"/>
+          <w:color w:val="2452FF"/>
+          <w:sz w:val="20"/>
+        </w:rPr>
+        <w:t>1. Inicio y calendario</w:t>
+      </w:r>
+    </w:p>
+    <w:p>
+      <w:pPr>
+        <w:spacing w:after="80" w:line="254" w:lineRule="auto"/>
+      </w:pPr>
+      <w:r>
+        <w:rPr>
+          <w:rFonts w:ascii="Arial" w:hAnsi="Arial"/>
+          <w:b w:val="0"/>
+          <w:i w:val="0"/>
+          <w:color w:val="141412"/>
+          <w:sz w:val="18"/>
+        </w:rPr>
+        <w:t>El proyecto comienza al recibir el anticipo y los materiales completos. Retrasos del Cliente, cambios de alcance, falta de accesos o demoras externas ajustan razonablemente la entrega.</w:t>
+      </w:r>
+    </w:p>
+    <w:p>
+      <w:pPr>
+        <w:keepNext/>
+        <w:spacing w:before="80" w:after="40"/>
+      </w:pPr>
+      <w:r>
+        <w:rPr>
+          <w:rFonts w:ascii="Arial" w:hAnsi="Arial"/>
+          <w:b/>
+          <w:i w:val="0"/>
+          <w:color w:val="2452FF"/>
+          <w:sz w:val="20"/>
+        </w:rPr>
+        <w:t>2. Revisión y aprobación</w:t>
+      </w:r>
+    </w:p>
+    <w:p>
+      <w:pPr>
+        <w:spacing w:after="80" w:line="254" w:lineRule="auto"/>
+      </w:pPr>
+      <w:r>
+        <w:rPr>
+          <w:rFonts w:ascii="Arial" w:hAnsi="Arial"/>
+          <w:b w:val="0"/>
+          <w:i w:val="0"/>
+          <w:color w:val="141412"/>
+          <w:sz w:val="18"/>
+        </w:rPr>
+        <w:t>El Cliente revisará nombres, precios, horarios, enlaces y fotografías. La autorización escrita para publicar, incluso por correo o mensaje, constituye aprobación.</w:t>
+      </w:r>
+    </w:p>
+    <w:p>
+      <w:pPr>
+        <w:keepNext/>
+        <w:spacing w:before="80" w:after="40"/>
+      </w:pPr>
+      <w:r>
+        <w:rPr>
+          <w:rFonts w:ascii="Arial" w:hAnsi="Arial"/>
+          <w:b/>
+          <w:i w:val="0"/>
+          <w:color w:val="2452FF"/>
+          <w:sz w:val="20"/>
+        </w:rPr>
+        <w:t>3. Pagos y servicios externos</w:t>
+      </w:r>
+    </w:p>
+    <w:p>
+      <w:pPr>
+        <w:spacing w:after="80" w:line="254" w:lineRule="auto"/>
+      </w:pPr>
+      <w:r>
+        <w:rPr>
+          <w:rFonts w:ascii="Arial" w:hAnsi="Arial"/>
+          <w:b w:val="0"/>
+          <w:i w:val="0"/>
+          <w:color w:val="141412"/>
+          <w:sz w:val="18"/>
+        </w:rPr>
+        <w:t>El anticipo reserva producción y se aplica al total. El saldo vence antes de publicar o transferir. Dominio, hosting, correo, licencias, comisiones, impuestos y terceros no están incluidos salvo acuerdo escrito.</w:t>
+      </w:r>
+    </w:p>
+    <w:p>
+      <w:pPr>
+        <w:keepNext/>
+        <w:spacing w:before="80" w:after="40"/>
+      </w:pPr>
+      <w:r>
+        <w:rPr>
+          <w:rFonts w:ascii="Arial" w:hAnsi="Arial"/>
+          <w:b/>
+          <w:i w:val="0"/>
+          <w:color w:val="2452FF"/>
+          <w:sz w:val="20"/>
+        </w:rPr>
+        <w:t>4. Propiedad</w:t>
+      </w:r>
+    </w:p>
+    <w:p>
+      <w:pPr>
+        <w:spacing w:after="80" w:line="254" w:lineRule="auto"/>
+      </w:pPr>
+      <w:r>
+        <w:rPr>
+          <w:rFonts w:ascii="Arial" w:hAnsi="Arial"/>
+          <w:b w:val="0"/>
+          <w:i w:val="0"/>
+          <w:color w:val="141412"/>
+          <w:sz w:val="18"/>
+        </w:rPr>
+        <w:t>El Cliente conserva sus marcas y contenido. Tras el pago total podrá utilizar el sitio final. ETHROVS conserva sus herramientas, métodos y componentes reutilizables.</w:t>
+      </w:r>
+    </w:p>
+    <w:p>
+      <w:pPr>
+        <w:keepNext/>
+        <w:spacing w:before="80" w:after="40"/>
+      </w:pPr>
+      <w:r>
+        <w:rPr>
+          <w:rFonts w:ascii="Arial" w:hAnsi="Arial"/>
+          <w:b/>
+          <w:i w:val="0"/>
+          <w:color w:val="2452FF"/>
+          <w:sz w:val="20"/>
+        </w:rPr>
+        <w:t>5. Garantía y mantenimiento</w:t>
+      </w:r>
+    </w:p>
+    <w:p>
+      <w:pPr>
+        <w:spacing w:after="80" w:line="254" w:lineRule="auto"/>
+      </w:pPr>
+      <w:r>
+        <w:rPr>
+          <w:rFonts w:ascii="Arial" w:hAnsi="Arial"/>
+          <w:b w:val="0"/>
+          <w:i w:val="0"/>
+          <w:color w:val="141412"/>
+          <w:sz w:val="18"/>
+        </w:rPr>
+        <w:t>Durante siete días naturales tras publicar, ETHROVS corregirá errores reproducibles en funciones incluidas. No hay mantenimiento mensual, soporte continuo, contenido nuevo ni cambios posteriores; cualquier trabajo futuro se cotiza aparte.</w:t>
+      </w:r>
+    </w:p>
+    <w:p>
+      <w:pPr>
+        <w:keepNext/>
+        <w:spacing w:before="80" w:after="40"/>
+      </w:pPr>
+      <w:r>
+        <w:rPr>
+          <w:rFonts w:ascii="Arial" w:hAnsi="Arial"/>
+          <w:b/>
+          <w:i w:val="0"/>
+          <w:color w:val="2452FF"/>
+          <w:sz w:val="20"/>
+        </w:rPr>
+        <w:t>6. Contenido y terceros</w:t>
+      </w:r>
+    </w:p>
+    <w:p>
+      <w:pPr>
+        <w:spacing w:after="80" w:line="254" w:lineRule="auto"/>
+      </w:pPr>
+      <w:r>
+        <w:rPr>
+          <w:rFonts w:ascii="Arial" w:hAnsi="Arial"/>
+          <w:b w:val="0"/>
+          <w:i w:val="0"/>
+          <w:color w:val="141412"/>
+          <w:sz w:val="18"/>
+        </w:rPr>
+        <w:t>El Cliente confirma que puede usar el contenido entregado y que sus datos son correctos. ETHROVS no controla fallas, interrupciones, precios o políticas de proveedores externos.</w:t>
+      </w:r>
+    </w:p>
+    <w:p>
+      <w:pPr>
+        <w:keepNext/>
+        <w:spacing w:before="80" w:after="40"/>
+      </w:pPr>
+      <w:r>
+        <w:rPr>
+          <w:rFonts w:ascii="Arial" w:hAnsi="Arial"/>
+          <w:b/>
+          <w:i w:val="0"/>
+          <w:color w:val="2452FF"/>
+          <w:sz w:val="20"/>
+        </w:rPr>
+        <w:t>7. Cancelación y responsabilidad</w:t>
+      </w:r>
+    </w:p>
+    <w:p>
+      <w:pPr>
+        <w:spacing w:after="80" w:line="254" w:lineRule="auto"/>
+      </w:pPr>
+      <w:r>
+        <w:rPr>
+          <w:rFonts w:ascii="Arial" w:hAnsi="Arial"/>
+          <w:b w:val="0"/>
+          <w:i w:val="0"/>
+          <w:color w:val="141412"/>
+          <w:sz w:val="18"/>
+        </w:rPr>
+        <w:t>Si el Cliente cancela después de iniciar, pagará el trabajo realizado y gastos autorizados. En la máxima medida permitida por ley, la responsabilidad de ETHROVS no excederá lo pagado. No se garantizan ventas, tráfico, posiciones en Google ni resultados específicos.</w:t>
+      </w:r>
+    </w:p>
+    <w:p>
+      <w:pPr>
+        <w:keepNext/>
+        <w:spacing w:before="80" w:after="40"/>
+      </w:pPr>
+      <w:r>
+        <w:rPr>
+          <w:rFonts w:ascii="Arial" w:hAnsi="Arial"/>
+          <w:b/>
+          <w:i w:val="0"/>
+          <w:color w:val="2452FF"/>
+          <w:sz w:val="20"/>
+        </w:rPr>
+        <w:t>8. Portafolio y confidencialidad</w:t>
+      </w:r>
+    </w:p>
+    <w:p>
+      <w:pPr>
+        <w:spacing w:after="80" w:line="254" w:lineRule="auto"/>
+      </w:pPr>
+      <w:r>
+        <w:rPr>
+          <w:rFonts w:ascii="Arial" w:hAnsi="Arial"/>
+          <w:b w:val="0"/>
+          <w:i w:val="0"/>
+          <w:color w:val="141412"/>
+          <w:sz w:val="18"/>
+        </w:rPr>
+        <w:t>ETHROVS podrá mostrar nombre, logotipo, capturas y enlace público, salvo solicitud escrita de confidencialidad antes de publicar. Ambas Partes protegerán la información privada recibida para ejecutar el proyecto.</w:t>
+      </w:r>
+    </w:p>
+    <w:p>
+      <w:pPr>
+        <w:spacing w:before="140" w:after="0"/>
+        <w:ind w:left="173" w:right="173"/>
+        <w:shd w:fill="F5F4EF"/>
       </w:pPr>
       <w:r>
         <w:rPr>
@@ -32,12 +975,64 @@
           <w:color w:val="2452FF"/>
           <w:sz w:val="17"/>
         </w:rPr>
-        <w:t>ACUERDO DE SERVICIOS</w:t>
+        <w:br/>
+        <w:t xml:space="preserve">ACEPTACIÓN DIGITAL  </w:t>
+      </w:r>
+      <w:r>
+        <w:rPr>
+          <w:rFonts w:ascii="Arial" w:hAnsi="Arial"/>
+          <w:b w:val="0"/>
+          <w:i w:val="0"/>
+          <w:color w:val="141412"/>
+          <w:sz w:val="17"/>
+        </w:rPr>
+        <w:t>Firma, PDF firmado, correo o mensaje que identifique el proyecto y exprese aceptación son medios válidos según la ley aplicable.</w:t>
+        <w:br/>
+      </w:r>
+    </w:p>
+    <w:p>
+      <w:r>
+        <w:br w:type="page"/>
       </w:r>
     </w:p>
     <w:p>
       <w:pPr>
-        <w:spacing w:after="160"/>
+        <w:tabs>
+          <w:tab w:pos="9792" w:val="right"/>
+        </w:tabs>
+        <w:spacing w:before="0" w:after="200"/>
+        <w:pBdr>
+          <w:bottom w:val="single" w:sz="5" w:space="3" w:color="DEDDD7"/>
+        </w:pBdr>
+      </w:pPr>
+      <w:r>
+        <w:rPr>
+          <w:rFonts w:ascii="Arial" w:hAnsi="Arial"/>
+          <w:b/>
+          <w:i w:val="0"/>
+          <w:color w:val="141412"/>
+          <w:sz w:val="16"/>
+        </w:rPr>
+        <w:t>ETHROVS</w:t>
+      </w:r>
+      <w:r>
+        <w:rPr>
+          <w:rFonts w:ascii="Arial" w:hAnsi="Arial"/>
+          <w:b/>
+          <w:i w:val="0"/>
+          <w:color w:val="666660"/>
+          <w:sz w:val="14"/>
+        </w:rPr>
+        <w:tab/>
+        <w:t>ACUERDO EXPRESS  ·  3/3</w:t>
+      </w:r>
+    </w:p>
+    <w:p>
+      <w:pPr>
+        <w:pStyle w:val="Heading1"/>
+        <w:pBdr>
+          <w:bottom w:val="single" w:sz="18" w:space="5" w:color="D9FF52"/>
+        </w:pBdr>
       </w:pPr>
       <w:r>
         <w:rPr>
@@ -45,229 +1040,59 @@
           <w:b w:val="0"/>
           <w:i w:val="0"/>
           <w:color w:val="141412"/>
-          <w:sz w:val="70"/>
+          <w:sz w:val="40"/>
         </w:rPr>
-        <w:t>Diseño y</w:t>
-        <w:br/>
-        <w:t>Desarrollo Web</w:t>
+        <w:t>Aceptación</w:t>
       </w:r>
     </w:p>
     <w:p>
       <w:pPr>
-        <w:spacing w:after="760"/>
-      </w:pPr>
-      <w:r>
-        <w:rPr>
-          <w:rFonts w:ascii="Georgia" w:hAnsi="Georgia"/>
-          <w:b w:val="0"/>
-          <w:i/>
-          <w:color w:val="6D6C66"/>
-          <w:sz w:val="26"/>
-        </w:rPr>
-        <w:t>Un marco claro para convertir una idea en una experiencia digital funcional, rápida y bien ejecutada.</w:t>
-      </w:r>
-    </w:p>
-    <w:p>
-      <w:pPr>
-        <w:spacing w:before="0" w:after="800"/>
-        <w:ind w:left="216" w:right="216"/>
-        <w:shd w:fill="D9FF52"/>
+        <w:spacing w:after="80"/>
       </w:pPr>
       <w:r>
         <w:rPr>
           <w:rFonts w:ascii="Arial" w:hAnsi="Arial"/>
           <w:b/>
           <w:i w:val="0"/>
-          <w:color w:val="141412"/>
-          <w:sz w:val="19"/>
-        </w:rPr>
-        <w:br/>
-        <w:t>CLARIDAD EN EL ALCANCE  ·  VELOCIDAD EN LA EJECUCIÓN  ·  CONFIANZA EN LA ENTREGA</w:t>
-        <w:br/>
-      </w:r>
-    </w:p>
-    <w:p>
-      <w:pPr>
-        <w:spacing w:after="60"/>
-      </w:pPr>
-      <w:r>
-        <w:rPr>
-          <w:rFonts w:ascii="Arial" w:hAnsi="Arial"/>
-          <w:b/>
-          <w:i w:val="0"/>
-          <w:color w:val="6D6C66"/>
+          <w:color w:val="2452FF"/>
           <w:sz w:val="16"/>
         </w:rPr>
-        <w:t xml:space="preserve">PREPARADO PARA  </w:t>
-      </w:r>
-      <w:r>
-        <w:rPr>
-          <w:rFonts w:ascii="Arial" w:hAnsi="Arial"/>
-          <w:b/>
-          <w:i w:val="0"/>
-          <w:color w:val="2452FF"/>
-          <w:sz w:val="19"/>
-        </w:rPr>
-        <w:t>[NOMBRE / RAZÓN SOCIAL DEL CLIENTE]</w:t>
-      </w:r>
-    </w:p>
-    <w:p>
-      <w:pPr>
-        <w:spacing w:after="60"/>
-      </w:pPr>
-      <w:r>
-        <w:rPr>
-          <w:rFonts w:ascii="Arial" w:hAnsi="Arial"/>
-          <w:b/>
-          <w:i w:val="0"/>
-          <w:color w:val="6D6C66"/>
-          <w:sz w:val="16"/>
-        </w:rPr>
-        <w:t xml:space="preserve">PROYECTO  </w:t>
-      </w:r>
-      <w:r>
-        <w:rPr>
-          <w:rFonts w:ascii="Arial" w:hAnsi="Arial"/>
-          <w:b/>
-          <w:i w:val="0"/>
-          <w:color w:val="2452FF"/>
-          <w:sz w:val="19"/>
-        </w:rPr>
-        <w:t>[NOMBRE DEL PROYECTO]</w:t>
-      </w:r>
-    </w:p>
-    <w:p>
-      <w:pPr>
-        <w:spacing w:after="60"/>
-      </w:pPr>
-      <w:r>
-        <w:rPr>
-          <w:rFonts w:ascii="Arial" w:hAnsi="Arial"/>
-          <w:b/>
-          <w:i w:val="0"/>
-          <w:color w:val="6D6C66"/>
-          <w:sz w:val="16"/>
-        </w:rPr>
-        <w:t xml:space="preserve">VERSIÓN  </w:t>
-      </w:r>
-      <w:r>
-        <w:rPr>
-          <w:rFonts w:ascii="Arial" w:hAnsi="Arial"/>
-          <w:b/>
-          <w:i w:val="0"/>
-          <w:color w:val="141412"/>
-          <w:sz w:val="19"/>
-        </w:rPr>
-        <w:t>1.0  /  19 AGOSTO 2026</w:t>
-      </w:r>
-    </w:p>
-    <w:p>
-      <w:pPr>
-        <w:spacing w:after="60"/>
-      </w:pPr>
-      <w:r>
-        <w:rPr>
-          <w:rFonts w:ascii="Arial" w:hAnsi="Arial"/>
-          <w:b/>
-          <w:i w:val="0"/>
-          <w:color w:val="6D6C66"/>
-          <w:sz w:val="16"/>
-        </w:rPr>
-        <w:t xml:space="preserve">FOLIO  </w:t>
-      </w:r>
-      <w:r>
-        <w:rPr>
-          <w:rFonts w:ascii="Arial" w:hAnsi="Arial"/>
-          <w:b/>
-          <w:i w:val="0"/>
-          <w:color w:val="2452FF"/>
-          <w:sz w:val="19"/>
-        </w:rPr>
-        <w:t>[ETH-AAAA-###]</w:t>
-      </w:r>
-    </w:p>
-    <w:p>
-      <w:pPr>
-        <w:sectPr>
-          <w:headerReference w:type="default" r:id="rId9"/>
-          <w:footerReference w:type="default" r:id="rId10"/>
-          <w:pgSz w:w="12240" w:h="15840"/>
-          <w:pgMar w:top="1440" w:right="1440" w:bottom="1440" w:left="1440" w:header="708" w:footer="708" w:gutter="0"/>
-          <w:cols w:space="720"/>
-          <w:docGrid w:linePitch="360"/>
-        </w:sectPr>
-      </w:pPr>
-    </w:p>
-    <w:p>
-      <w:pPr>
-        <w:spacing w:before="80" w:after="240"/>
-        <w:ind w:left="259" w:right="259"/>
-        <w:shd w:fill="F5F4EF"/>
-      </w:pPr>
-      <w:r>
-        <w:rPr>
-          <w:rFonts w:ascii="Arial" w:hAnsi="Arial"/>
-          <w:b w:val="0"/>
-          <w:i w:val="0"/>
-          <w:color w:val="6D6C66"/>
-          <w:sz w:val="18"/>
-        </w:rPr>
-        <w:br/>
-        <w:t>Documento comercial de trabajo. Debe completarse la Hoja de Proyecto antes de enviarlo al cliente. La ley aplicable y el foro deben elegirse según el domicilio de las partes y el lugar de prestación de los servicios. Esta plantilla no sustituye la revisión de un abogado autorizado en la jurisdicción correspondiente.</w:t>
-        <w:br/>
-      </w:r>
-    </w:p>
-    <w:p>
-      <w:pPr>
-        <w:pStyle w:val="Heading1"/>
-      </w:pPr>
-      <w:r>
-        <w:rPr>
-          <w:rFonts w:ascii="Arial" w:hAnsi="Arial"/>
-          <w:b w:val="0"/>
-          <w:i w:val="0"/>
-          <w:color w:val="141412"/>
-          <w:sz w:val="30"/>
-        </w:rPr>
-        <w:t>Hoja de Proyecto</w:t>
+        <w:t>RESUMEN APROBADO</w:t>
       </w:r>
     </w:p>
     <w:tbl>
       <w:tblPr>
-        <w:tblW w:type="dxa" w:w="9360"/>
+        <w:tblW w:type="dxa" w:w="9816"/>
         <w:jc w:val="left"/>
         <w:tblLayout w:type="fixed"/>
         <w:tblLook w:firstColumn="1" w:firstRow="1" w:lastColumn="0" w:lastRow="0" w:noHBand="0" w:noVBand="1" w:val="04A0"/>
         <w:tblInd w:w="120" w:type="dxa"/>
       </w:tblPr>
       <w:tblGrid>
-        <w:gridCol w:w="2700"/>
-        <w:gridCol w:w="6660"/>
+        <w:gridCol w:w="2400"/>
+        <w:gridCol w:w="7416"/>
       </w:tblGrid>
       <w:tr>
         <w:tc>
           <w:tcPr>
-            <w:tcW w:type="dxa" w:w="2700"/>
-            <w:vAlign w:val="center"/>
+            <w:tcW w:type="dxa" w:w="2400"/>
+            <w:shd w:fill="141412"/>
             <w:tcMar>
-              <w:top w:w="100" w:type="dxa"/>
-              <w:start w:w="140" w:type="dxa"/>
-              <w:bottom w:w="100" w:type="dxa"/>
-              <w:end w:w="140" w:type="dxa"/>
+              <w:top w:w="75" w:type="dxa"/>
+              <w:start w:w="120" w:type="dxa"/>
+              <w:bottom w:w="75" w:type="dxa"/>
+              <w:end w:w="120" w:type="dxa"/>
             </w:tcMar>
             <w:tcBorders>
-              <w:top w:val="single" w:sz="6" w:color="E5E4DE"/>
-              <w:left w:val="single" w:sz="6" w:color="E5E4DE"/>
-              <w:bottom w:val="single" w:sz="6" w:color="E5E4DE"/>
-              <w:right w:val="single" w:sz="6" w:color="E5E4DE"/>
-              <w:insideH w:val="single" w:sz="6" w:color="E5E4DE"/>
-              <w:insideV w:val="single" w:sz="6" w:color="E5E4DE"/>
+              <w:top w:val="single" w:sz="5" w:color="141412"/>
+              <w:left w:val="single" w:sz="5" w:color="141412"/>
+              <w:bottom w:val="single" w:sz="5" w:color="141412"/>
+              <w:right w:val="single" w:sz="5" w:color="141412"/>
             </w:tcBorders>
-            <w:shd w:fill="141412"/>
           </w:tcPr>
           <w:p>
             <w:pPr>
-              <w:spacing w:after="0" w:line="252" w:lineRule="auto"/>
+              <w:spacing w:after="0"/>
             </w:pPr>
             <w:r>
               <w:rPr>
@@ -277,33 +1102,30 @@
                 <w:color w:val="FFFFFF"/>
                 <w:sz w:val="16"/>
               </w:rPr>
-              <w:t>Campo</w:t>
+              <w:t>CONCEPTO</w:t>
             </w:r>
           </w:p>
         </w:tc>
         <w:tc>
           <w:tcPr>
-            <w:tcW w:type="dxa" w:w="6660"/>
-            <w:vAlign w:val="center"/>
+            <w:tcW w:type="dxa" w:w="7416"/>
+            <w:shd w:fill="141412"/>
             <w:tcMar>
-              <w:top w:w="100" w:type="dxa"/>
-              <w:start w:w="140" w:type="dxa"/>
-              <w:bottom w:w="100" w:type="dxa"/>
-              <w:end w:w="140" w:type="dxa"/>
+              <w:top w:w="75" w:type="dxa"/>
+              <w:start w:w="120" w:type="dxa"/>
+              <w:bottom w:w="75" w:type="dxa"/>
+              <w:end w:w="120" w:type="dxa"/>
             </w:tcMar>
             <w:tcBorders>
-              <w:top w:val="single" w:sz="6" w:color="E5E4DE"/>
-              <w:left w:val="single" w:sz="6" w:color="E5E4DE"/>
-              <w:bottom w:val="single" w:sz="6" w:color="E5E4DE"/>
-              <w:right w:val="single" w:sz="6" w:color="E5E4DE"/>
-              <w:insideH w:val="single" w:sz="6" w:color="E5E4DE"/>
-              <w:insideV w:val="single" w:sz="6" w:color="E5E4DE"/>
+              <w:top w:val="single" w:sz="5" w:color="141412"/>
+              <w:left w:val="single" w:sz="5" w:color="141412"/>
+              <w:bottom w:val="single" w:sz="5" w:color="141412"/>
+              <w:right w:val="single" w:sz="5" w:color="141412"/>
             </w:tcBorders>
-            <w:shd w:fill="141412"/>
           </w:tcPr>
           <w:p>
             <w:pPr>
-              <w:spacing w:after="0" w:line="252" w:lineRule="auto"/>
+              <w:spacing w:after="0"/>
             </w:pPr>
             <w:r>
               <w:rPr>
@@ -313,7 +1135,7 @@
                 <w:color w:val="FFFFFF"/>
                 <w:sz w:val="16"/>
               </w:rPr>
-              <w:t>Información</w:t>
+              <w:t>ACUERDO</w:t>
             </w:r>
           </w:p>
         </w:tc>
@@ -321,27 +1143,25 @@
       <w:tr>
         <w:tc>
           <w:tcPr>
-            <w:tcW w:type="dxa" w:w="2700"/>
+            <w:tcW w:type="dxa" w:w="2400"/>
             <w:vAlign w:val="center"/>
             <w:tcMar>
-              <w:top w:w="100" w:type="dxa"/>
-              <w:start w:w="140" w:type="dxa"/>
-              <w:bottom w:w="100" w:type="dxa"/>
-              <w:end w:w="140" w:type="dxa"/>
+              <w:top w:w="64" w:type="dxa"/>
+              <w:start w:w="120" w:type="dxa"/>
+              <w:bottom w:w="64" w:type="dxa"/>
+              <w:end w:w="120" w:type="dxa"/>
             </w:tcMar>
             <w:tcBorders>
-              <w:top w:val="single" w:sz="6" w:color="E5E4DE"/>
-              <w:left w:val="single" w:sz="6" w:color="E5E4DE"/>
-              <w:bottom w:val="single" w:sz="6" w:color="E5E4DE"/>
-              <w:right w:val="single" w:sz="6" w:color="E5E4DE"/>
-              <w:insideH w:val="single" w:sz="6" w:color="E5E4DE"/>
-              <w:insideV w:val="single" w:sz="6" w:color="E5E4DE"/>
+              <w:top w:val="single" w:sz="5" w:color="DEDDD7"/>
+              <w:left w:val="single" w:sz="5" w:color="DEDDD7"/>
+              <w:bottom w:val="single" w:sz="5" w:color="DEDDD7"/>
+              <w:right w:val="single" w:sz="5" w:color="DEDDD7"/>
             </w:tcBorders>
             <w:shd w:fill="F5F4EF"/>
           </w:tcPr>
           <w:p>
             <w:pPr>
-              <w:spacing w:after="0" w:line="252" w:lineRule="auto"/>
+              <w:spacing w:after="0"/>
             </w:pPr>
             <w:r>
               <w:rPr>
@@ -349,44 +1169,42 @@
                 <w:b/>
                 <w:i w:val="0"/>
                 <w:color w:val="141412"/>
-                <w:sz w:val="17"/>
+                <w:sz w:val="16"/>
               </w:rPr>
-              <w:t>Folio</w:t>
+              <w:t>Cliente</w:t>
             </w:r>
           </w:p>
         </w:tc>
         <w:tc>
           <w:tcPr>
-            <w:tcW w:type="dxa" w:w="6660"/>
+            <w:tcW w:type="dxa" w:w="7416"/>
             <w:vAlign w:val="center"/>
             <w:tcMar>
-              <w:top w:w="100" w:type="dxa"/>
-              <w:start w:w="140" w:type="dxa"/>
-              <w:bottom w:w="100" w:type="dxa"/>
-              <w:end w:w="140" w:type="dxa"/>
+              <w:top w:w="64" w:type="dxa"/>
+              <w:start w:w="120" w:type="dxa"/>
+              <w:bottom w:w="64" w:type="dxa"/>
+              <w:end w:w="120" w:type="dxa"/>
             </w:tcMar>
             <w:tcBorders>
-              <w:top w:val="single" w:sz="6" w:color="E5E4DE"/>
-              <w:left w:val="single" w:sz="6" w:color="E5E4DE"/>
-              <w:bottom w:val="single" w:sz="6" w:color="E5E4DE"/>
-              <w:right w:val="single" w:sz="6" w:color="E5E4DE"/>
-              <w:insideH w:val="single" w:sz="6" w:color="E5E4DE"/>
-              <w:insideV w:val="single" w:sz="6" w:color="E5E4DE"/>
+              <w:top w:val="single" w:sz="5" w:color="DEDDD7"/>
+              <w:left w:val="single" w:sz="5" w:color="DEDDD7"/>
+              <w:bottom w:val="single" w:sz="5" w:color="DEDDD7"/>
+              <w:right w:val="single" w:sz="5" w:color="DEDDD7"/>
             </w:tcBorders>
           </w:tcPr>
           <w:p>
             <w:pPr>
-              <w:spacing w:after="0" w:line="252" w:lineRule="auto"/>
+              <w:spacing w:after="0"/>
             </w:pPr>
             <w:r>
               <w:rPr>
                 <w:rFonts w:ascii="Arial" w:hAnsi="Arial"/>
                 <w:b w:val="0"/>
                 <w:i w:val="0"/>
-                <w:color w:val="2452FF"/>
-                <w:sz w:val="17"/>
+                <w:color w:val="141412"/>
+                <w:sz w:val="16"/>
               </w:rPr>
-              <w:t>[ETH-AAAA-###]</w:t>
+              <w:t>Cerosiete</w:t>
             </w:r>
           </w:p>
         </w:tc>
@@ -394,27 +1212,25 @@
       <w:tr>
         <w:tc>
           <w:tcPr>
-            <w:tcW w:type="dxa" w:w="2700"/>
+            <w:tcW w:type="dxa" w:w="2400"/>
             <w:vAlign w:val="center"/>
             <w:tcMar>
-              <w:top w:w="100" w:type="dxa"/>
-              <w:start w:w="140" w:type="dxa"/>
-              <w:bottom w:w="100" w:type="dxa"/>
-              <w:end w:w="140" w:type="dxa"/>
+              <w:top w:w="64" w:type="dxa"/>
+              <w:start w:w="120" w:type="dxa"/>
+              <w:bottom w:w="64" w:type="dxa"/>
+              <w:end w:w="120" w:type="dxa"/>
             </w:tcMar>
             <w:tcBorders>
-              <w:top w:val="single" w:sz="6" w:color="E5E4DE"/>
-              <w:left w:val="single" w:sz="6" w:color="E5E4DE"/>
-              <w:bottom w:val="single" w:sz="6" w:color="E5E4DE"/>
-              <w:right w:val="single" w:sz="6" w:color="E5E4DE"/>
-              <w:insideH w:val="single" w:sz="6" w:color="E5E4DE"/>
-              <w:insideV w:val="single" w:sz="6" w:color="E5E4DE"/>
+              <w:top w:val="single" w:sz="5" w:color="DEDDD7"/>
+              <w:left w:val="single" w:sz="5" w:color="DEDDD7"/>
+              <w:bottom w:val="single" w:sz="5" w:color="DEDDD7"/>
+              <w:right w:val="single" w:sz="5" w:color="DEDDD7"/>
             </w:tcBorders>
             <w:shd w:fill="F5F4EF"/>
           </w:tcPr>
           <w:p>
             <w:pPr>
-              <w:spacing w:after="0" w:line="252" w:lineRule="auto"/>
+              <w:spacing w:after="0"/>
             </w:pPr>
             <w:r>
               <w:rPr>
@@ -422,44 +1238,42 @@
                 <w:b/>
                 <w:i w:val="0"/>
                 <w:color w:val="141412"/>
-                <w:sz w:val="17"/>
+                <w:sz w:val="16"/>
               </w:rPr>
-              <w:t>Cliente</w:t>
+              <w:t>Proyecto</w:t>
             </w:r>
           </w:p>
         </w:tc>
         <w:tc>
           <w:tcPr>
-            <w:tcW w:type="dxa" w:w="6660"/>
+            <w:tcW w:type="dxa" w:w="7416"/>
             <w:vAlign w:val="center"/>
             <w:tcMar>
-              <w:top w:w="100" w:type="dxa"/>
-              <w:start w:w="140" w:type="dxa"/>
-              <w:bottom w:w="100" w:type="dxa"/>
-              <w:end w:w="140" w:type="dxa"/>
+              <w:top w:w="64" w:type="dxa"/>
+              <w:start w:w="120" w:type="dxa"/>
+              <w:bottom w:w="64" w:type="dxa"/>
+              <w:end w:w="120" w:type="dxa"/>
             </w:tcMar>
             <w:tcBorders>
-              <w:top w:val="single" w:sz="6" w:color="E5E4DE"/>
-              <w:left w:val="single" w:sz="6" w:color="E5E4DE"/>
-              <w:bottom w:val="single" w:sz="6" w:color="E5E4DE"/>
-              <w:right w:val="single" w:sz="6" w:color="E5E4DE"/>
-              <w:insideH w:val="single" w:sz="6" w:color="E5E4DE"/>
-              <w:insideV w:val="single" w:sz="6" w:color="E5E4DE"/>
+              <w:top w:val="single" w:sz="5" w:color="DEDDD7"/>
+              <w:left w:val="single" w:sz="5" w:color="DEDDD7"/>
+              <w:bottom w:val="single" w:sz="5" w:color="DEDDD7"/>
+              <w:right w:val="single" w:sz="5" w:color="DEDDD7"/>
             </w:tcBorders>
           </w:tcPr>
           <w:p>
             <w:pPr>
-              <w:spacing w:after="0" w:line="252" w:lineRule="auto"/>
+              <w:spacing w:after="0"/>
             </w:pPr>
             <w:r>
               <w:rPr>
                 <w:rFonts w:ascii="Arial" w:hAnsi="Arial"/>
                 <w:b w:val="0"/>
                 <w:i w:val="0"/>
-                <w:color w:val="2452FF"/>
-                <w:sz w:val="17"/>
+                <w:color w:val="141412"/>
+                <w:sz w:val="16"/>
               </w:rPr>
-              <w:t>[Nombre legal / nombre comercial]</w:t>
+              <w:t>Sitio web profesional de una página</w:t>
             </w:r>
           </w:p>
         </w:tc>
@@ -467,27 +1281,25 @@
       <w:tr>
         <w:tc>
           <w:tcPr>
-            <w:tcW w:type="dxa" w:w="2700"/>
+            <w:tcW w:type="dxa" w:w="2400"/>
             <w:vAlign w:val="center"/>
             <w:tcMar>
-              <w:top w:w="100" w:type="dxa"/>
-              <w:start w:w="140" w:type="dxa"/>
-              <w:bottom w:w="100" w:type="dxa"/>
-              <w:end w:w="140" w:type="dxa"/>
+              <w:top w:w="64" w:type="dxa"/>
+              <w:start w:w="120" w:type="dxa"/>
+              <w:bottom w:w="64" w:type="dxa"/>
+              <w:end w:w="120" w:type="dxa"/>
             </w:tcMar>
             <w:tcBorders>
-              <w:top w:val="single" w:sz="6" w:color="E5E4DE"/>
-              <w:left w:val="single" w:sz="6" w:color="E5E4DE"/>
-              <w:bottom w:val="single" w:sz="6" w:color="E5E4DE"/>
-              <w:right w:val="single" w:sz="6" w:color="E5E4DE"/>
-              <w:insideH w:val="single" w:sz="6" w:color="E5E4DE"/>
-              <w:insideV w:val="single" w:sz="6" w:color="E5E4DE"/>
+              <w:top w:val="single" w:sz="5" w:color="DEDDD7"/>
+              <w:left w:val="single" w:sz="5" w:color="DEDDD7"/>
+              <w:bottom w:val="single" w:sz="5" w:color="DEDDD7"/>
+              <w:right w:val="single" w:sz="5" w:color="DEDDD7"/>
             </w:tcBorders>
             <w:shd w:fill="F5F4EF"/>
           </w:tcPr>
           <w:p>
             <w:pPr>
-              <w:spacing w:after="0" w:line="252" w:lineRule="auto"/>
+              <w:spacing w:after="0"/>
             </w:pPr>
             <w:r>
               <w:rPr>
@@ -495,44 +1307,42 @@
                 <w:b/>
                 <w:i w:val="0"/>
                 <w:color w:val="141412"/>
-                <w:sz w:val="17"/>
+                <w:sz w:val="16"/>
               </w:rPr>
-              <w:t>Representante</w:t>
+              <w:t>Precio total</w:t>
             </w:r>
           </w:p>
         </w:tc>
         <w:tc>
           <w:tcPr>
-            <w:tcW w:type="dxa" w:w="6660"/>
+            <w:tcW w:type="dxa" w:w="7416"/>
             <w:vAlign w:val="center"/>
             <w:tcMar>
-              <w:top w:w="100" w:type="dxa"/>
-              <w:start w:w="140" w:type="dxa"/>
-              <w:bottom w:w="100" w:type="dxa"/>
-              <w:end w:w="140" w:type="dxa"/>
+              <w:top w:w="64" w:type="dxa"/>
+              <w:start w:w="120" w:type="dxa"/>
+              <w:bottom w:w="64" w:type="dxa"/>
+              <w:end w:w="120" w:type="dxa"/>
             </w:tcMar>
             <w:tcBorders>
-              <w:top w:val="single" w:sz="6" w:color="E5E4DE"/>
-              <w:left w:val="single" w:sz="6" w:color="E5E4DE"/>
-              <w:bottom w:val="single" w:sz="6" w:color="E5E4DE"/>
-              <w:right w:val="single" w:sz="6" w:color="E5E4DE"/>
-              <w:insideH w:val="single" w:sz="6" w:color="E5E4DE"/>
-              <w:insideV w:val="single" w:sz="6" w:color="E5E4DE"/>
+              <w:top w:val="single" w:sz="5" w:color="DEDDD7"/>
+              <w:left w:val="single" w:sz="5" w:color="DEDDD7"/>
+              <w:bottom w:val="single" w:sz="5" w:color="DEDDD7"/>
+              <w:right w:val="single" w:sz="5" w:color="DEDDD7"/>
             </w:tcBorders>
           </w:tcPr>
           <w:p>
             <w:pPr>
-              <w:spacing w:after="0" w:line="252" w:lineRule="auto"/>
+              <w:spacing w:after="0"/>
             </w:pPr>
             <w:r>
               <w:rPr>
                 <w:rFonts w:ascii="Arial" w:hAnsi="Arial"/>
                 <w:b w:val="0"/>
                 <w:i w:val="0"/>
-                <w:color w:val="2452FF"/>
-                <w:sz w:val="17"/>
+                <w:color w:val="141412"/>
+                <w:sz w:val="16"/>
               </w:rPr>
-              <w:t>[Nombre y cargo]</w:t>
+              <w:t>USD $200</w:t>
             </w:r>
           </w:p>
         </w:tc>
@@ -540,27 +1350,25 @@
       <w:tr>
         <w:tc>
           <w:tcPr>
-            <w:tcW w:type="dxa" w:w="2700"/>
+            <w:tcW w:type="dxa" w:w="2400"/>
             <w:vAlign w:val="center"/>
             <w:tcMar>
-              <w:top w:w="100" w:type="dxa"/>
-              <w:start w:w="140" w:type="dxa"/>
-              <w:bottom w:w="100" w:type="dxa"/>
-              <w:end w:w="140" w:type="dxa"/>
+              <w:top w:w="64" w:type="dxa"/>
+              <w:start w:w="120" w:type="dxa"/>
+              <w:bottom w:w="64" w:type="dxa"/>
+              <w:end w:w="120" w:type="dxa"/>
             </w:tcMar>
             <w:tcBorders>
-              <w:top w:val="single" w:sz="6" w:color="E5E4DE"/>
-              <w:left w:val="single" w:sz="6" w:color="E5E4DE"/>
-              <w:bottom w:val="single" w:sz="6" w:color="E5E4DE"/>
-              <w:right w:val="single" w:sz="6" w:color="E5E4DE"/>
-              <w:insideH w:val="single" w:sz="6" w:color="E5E4DE"/>
-              <w:insideV w:val="single" w:sz="6" w:color="E5E4DE"/>
+              <w:top w:val="single" w:sz="5" w:color="DEDDD7"/>
+              <w:left w:val="single" w:sz="5" w:color="DEDDD7"/>
+              <w:bottom w:val="single" w:sz="5" w:color="DEDDD7"/>
+              <w:right w:val="single" w:sz="5" w:color="DEDDD7"/>
             </w:tcBorders>
             <w:shd w:fill="F5F4EF"/>
           </w:tcPr>
           <w:p>
             <w:pPr>
-              <w:spacing w:after="0" w:line="252" w:lineRule="auto"/>
+              <w:spacing w:after="0"/>
             </w:pPr>
             <w:r>
               <w:rPr>
@@ -568,44 +1376,42 @@
                 <w:b/>
                 <w:i w:val="0"/>
                 <w:color w:val="141412"/>
-                <w:sz w:val="17"/>
+                <w:sz w:val="16"/>
               </w:rPr>
-              <w:t>Proyecto</w:t>
+              <w:t>Pago</w:t>
             </w:r>
           </w:p>
         </w:tc>
         <w:tc>
           <w:tcPr>
-            <w:tcW w:type="dxa" w:w="6660"/>
+            <w:tcW w:type="dxa" w:w="7416"/>
             <w:vAlign w:val="center"/>
             <w:tcMar>
-              <w:top w:w="100" w:type="dxa"/>
-              <w:start w:w="140" w:type="dxa"/>
-              <w:bottom w:w="100" w:type="dxa"/>
-              <w:end w:w="140" w:type="dxa"/>
+              <w:top w:w="64" w:type="dxa"/>
+              <w:start w:w="120" w:type="dxa"/>
+              <w:bottom w:w="64" w:type="dxa"/>
+              <w:end w:w="120" w:type="dxa"/>
             </w:tcMar>
             <w:tcBorders>
-              <w:top w:val="single" w:sz="6" w:color="E5E4DE"/>
-              <w:left w:val="single" w:sz="6" w:color="E5E4DE"/>
-              <w:bottom w:val="single" w:sz="6" w:color="E5E4DE"/>
-              <w:right w:val="single" w:sz="6" w:color="E5E4DE"/>
-              <w:insideH w:val="single" w:sz="6" w:color="E5E4DE"/>
-              <w:insideV w:val="single" w:sz="6" w:color="E5E4DE"/>
+              <w:top w:val="single" w:sz="5" w:color="DEDDD7"/>
+              <w:left w:val="single" w:sz="5" w:color="DEDDD7"/>
+              <w:bottom w:val="single" w:sz="5" w:color="DEDDD7"/>
+              <w:right w:val="single" w:sz="5" w:color="DEDDD7"/>
             </w:tcBorders>
           </w:tcPr>
           <w:p>
             <w:pPr>
-              <w:spacing w:after="0" w:line="252" w:lineRule="auto"/>
+              <w:spacing w:after="0"/>
             </w:pPr>
             <w:r>
               <w:rPr>
                 <w:rFonts w:ascii="Arial" w:hAnsi="Arial"/>
                 <w:b w:val="0"/>
                 <w:i w:val="0"/>
-                <w:color w:val="2452FF"/>
-                <w:sz w:val="17"/>
+                <w:color w:val="141412"/>
+                <w:sz w:val="16"/>
               </w:rPr>
-              <w:t>[Nombre del proyecto]</w:t>
+              <w:t>USD $100 al iniciar / USD $100 antes de publicar</w:t>
             </w:r>
           </w:p>
         </w:tc>
@@ -613,27 +1419,25 @@
       <w:tr>
         <w:tc>
           <w:tcPr>
-            <w:tcW w:type="dxa" w:w="2700"/>
+            <w:tcW w:type="dxa" w:w="2400"/>
             <w:vAlign w:val="center"/>
             <w:tcMar>
-              <w:top w:w="100" w:type="dxa"/>
-              <w:start w:w="140" w:type="dxa"/>
-              <w:bottom w:w="100" w:type="dxa"/>
-              <w:end w:w="140" w:type="dxa"/>
+              <w:top w:w="64" w:type="dxa"/>
+              <w:start w:w="120" w:type="dxa"/>
+              <w:bottom w:w="64" w:type="dxa"/>
+              <w:end w:w="120" w:type="dxa"/>
             </w:tcMar>
             <w:tcBorders>
-              <w:top w:val="single" w:sz="6" w:color="E5E4DE"/>
-              <w:left w:val="single" w:sz="6" w:color="E5E4DE"/>
-              <w:bottom w:val="single" w:sz="6" w:color="E5E4DE"/>
-              <w:right w:val="single" w:sz="6" w:color="E5E4DE"/>
-              <w:insideH w:val="single" w:sz="6" w:color="E5E4DE"/>
-              <w:insideV w:val="single" w:sz="6" w:color="E5E4DE"/>
+              <w:top w:val="single" w:sz="5" w:color="DEDDD7"/>
+              <w:left w:val="single" w:sz="5" w:color="DEDDD7"/>
+              <w:bottom w:val="single" w:sz="5" w:color="DEDDD7"/>
+              <w:right w:val="single" w:sz="5" w:color="DEDDD7"/>
             </w:tcBorders>
             <w:shd w:fill="F5F4EF"/>
           </w:tcPr>
           <w:p>
             <w:pPr>
-              <w:spacing w:after="0" w:line="252" w:lineRule="auto"/>
+              <w:spacing w:after="0"/>
             </w:pPr>
             <w:r>
               <w:rPr>
@@ -641,44 +1445,42 @@
                 <w:b/>
                 <w:i w:val="0"/>
                 <w:color w:val="141412"/>
-                <w:sz w:val="17"/>
+                <w:sz w:val="16"/>
               </w:rPr>
-              <w:t>Sitio / dominio</w:t>
+              <w:t>Entrega</w:t>
             </w:r>
           </w:p>
         </w:tc>
         <w:tc>
           <w:tcPr>
-            <w:tcW w:type="dxa" w:w="6660"/>
+            <w:tcW w:type="dxa" w:w="7416"/>
             <w:vAlign w:val="center"/>
             <w:tcMar>
-              <w:top w:w="100" w:type="dxa"/>
-              <w:start w:w="140" w:type="dxa"/>
-              <w:bottom w:w="100" w:type="dxa"/>
-              <w:end w:w="140" w:type="dxa"/>
+              <w:top w:w="64" w:type="dxa"/>
+              <w:start w:w="120" w:type="dxa"/>
+              <w:bottom w:w="64" w:type="dxa"/>
+              <w:end w:w="120" w:type="dxa"/>
             </w:tcMar>
             <w:tcBorders>
-              <w:top w:val="single" w:sz="6" w:color="E5E4DE"/>
-              <w:left w:val="single" w:sz="6" w:color="E5E4DE"/>
-              <w:bottom w:val="single" w:sz="6" w:color="E5E4DE"/>
-              <w:right w:val="single" w:sz="6" w:color="E5E4DE"/>
-              <w:insideH w:val="single" w:sz="6" w:color="E5E4DE"/>
-              <w:insideV w:val="single" w:sz="6" w:color="E5E4DE"/>
+              <w:top w:val="single" w:sz="5" w:color="DEDDD7"/>
+              <w:left w:val="single" w:sz="5" w:color="DEDDD7"/>
+              <w:bottom w:val="single" w:sz="5" w:color="DEDDD7"/>
+              <w:right w:val="single" w:sz="5" w:color="DEDDD7"/>
             </w:tcBorders>
           </w:tcPr>
           <w:p>
             <w:pPr>
-              <w:spacing w:after="0" w:line="252" w:lineRule="auto"/>
+              <w:spacing w:after="0"/>
             </w:pPr>
             <w:r>
               <w:rPr>
                 <w:rFonts w:ascii="Arial" w:hAnsi="Arial"/>
                 <w:b w:val="0"/>
                 <w:i w:val="0"/>
-                <w:color w:val="2452FF"/>
-                <w:sz w:val="17"/>
+                <w:color w:val="141412"/>
+                <w:sz w:val="16"/>
               </w:rPr>
-              <w:t>[dominio.com]</w:t>
+              <w:t>1 a 3 días hábiles desde anticipo y materiales completos</w:t>
             </w:r>
           </w:p>
         </w:tc>
@@ -686,27 +1488,25 @@
       <w:tr>
         <w:tc>
           <w:tcPr>
-            <w:tcW w:type="dxa" w:w="2700"/>
+            <w:tcW w:type="dxa" w:w="2400"/>
             <w:vAlign w:val="center"/>
             <w:tcMar>
-              <w:top w:w="100" w:type="dxa"/>
-              <w:start w:w="140" w:type="dxa"/>
-              <w:bottom w:w="100" w:type="dxa"/>
-              <w:end w:w="140" w:type="dxa"/>
+              <w:top w:w="64" w:type="dxa"/>
+              <w:start w:w="120" w:type="dxa"/>
+              <w:bottom w:w="64" w:type="dxa"/>
+              <w:end w:w="120" w:type="dxa"/>
             </w:tcMar>
             <w:tcBorders>
-              <w:top w:val="single" w:sz="6" w:color="E5E4DE"/>
-              <w:left w:val="single" w:sz="6" w:color="E5E4DE"/>
-              <w:bottom w:val="single" w:sz="6" w:color="E5E4DE"/>
-              <w:right w:val="single" w:sz="6" w:color="E5E4DE"/>
-              <w:insideH w:val="single" w:sz="6" w:color="E5E4DE"/>
-              <w:insideV w:val="single" w:sz="6" w:color="E5E4DE"/>
+              <w:top w:val="single" w:sz="5" w:color="DEDDD7"/>
+              <w:left w:val="single" w:sz="5" w:color="DEDDD7"/>
+              <w:bottom w:val="single" w:sz="5" w:color="DEDDD7"/>
+              <w:right w:val="single" w:sz="5" w:color="DEDDD7"/>
             </w:tcBorders>
             <w:shd w:fill="F5F4EF"/>
           </w:tcPr>
           <w:p>
             <w:pPr>
-              <w:spacing w:after="0" w:line="252" w:lineRule="auto"/>
+              <w:spacing w:after="0"/>
             </w:pPr>
             <w:r>
               <w:rPr>
@@ -714,44 +1514,42 @@
                 <w:b/>
                 <w:i w:val="0"/>
                 <w:color w:val="141412"/>
-                <w:sz w:val="17"/>
+                <w:sz w:val="16"/>
               </w:rPr>
-              <w:t>Fecha de inicio</w:t>
+              <w:t>Revisiones</w:t>
             </w:r>
           </w:p>
         </w:tc>
         <w:tc>
           <w:tcPr>
-            <w:tcW w:type="dxa" w:w="6660"/>
+            <w:tcW w:type="dxa" w:w="7416"/>
             <w:vAlign w:val="center"/>
             <w:tcMar>
-              <w:top w:w="100" w:type="dxa"/>
-              <w:start w:w="140" w:type="dxa"/>
-              <w:bottom w:w="100" w:type="dxa"/>
-              <w:end w:w="140" w:type="dxa"/>
+              <w:top w:w="64" w:type="dxa"/>
+              <w:start w:w="120" w:type="dxa"/>
+              <w:bottom w:w="64" w:type="dxa"/>
+              <w:end w:w="120" w:type="dxa"/>
             </w:tcMar>
             <w:tcBorders>
-              <w:top w:val="single" w:sz="6" w:color="E5E4DE"/>
-              <w:left w:val="single" w:sz="6" w:color="E5E4DE"/>
-              <w:bottom w:val="single" w:sz="6" w:color="E5E4DE"/>
-              <w:right w:val="single" w:sz="6" w:color="E5E4DE"/>
-              <w:insideH w:val="single" w:sz="6" w:color="E5E4DE"/>
-              <w:insideV w:val="single" w:sz="6" w:color="E5E4DE"/>
+              <w:top w:val="single" w:sz="5" w:color="DEDDD7"/>
+              <w:left w:val="single" w:sz="5" w:color="DEDDD7"/>
+              <w:bottom w:val="single" w:sz="5" w:color="DEDDD7"/>
+              <w:right w:val="single" w:sz="5" w:color="DEDDD7"/>
             </w:tcBorders>
           </w:tcPr>
           <w:p>
             <w:pPr>
-              <w:spacing w:after="0" w:line="252" w:lineRule="auto"/>
+              <w:spacing w:after="0"/>
             </w:pPr>
             <w:r>
               <w:rPr>
                 <w:rFonts w:ascii="Arial" w:hAnsi="Arial"/>
                 <w:b w:val="0"/>
                 <w:i w:val="0"/>
-                <w:color w:val="2452FF"/>
-                <w:sz w:val="17"/>
+                <w:color w:val="141412"/>
+                <w:sz w:val="16"/>
               </w:rPr>
-              <w:t>[día / mes / año]</w:t>
+              <w:t>2 rondas consolidadas</w:t>
             </w:r>
           </w:p>
         </w:tc>
@@ -759,27 +1557,25 @@
       <w:tr>
         <w:tc>
           <w:tcPr>
-            <w:tcW w:type="dxa" w:w="2700"/>
+            <w:tcW w:type="dxa" w:w="2400"/>
             <w:vAlign w:val="center"/>
             <w:tcMar>
-              <w:top w:w="100" w:type="dxa"/>
-              <w:start w:w="140" w:type="dxa"/>
-              <w:bottom w:w="100" w:type="dxa"/>
-              <w:end w:w="140" w:type="dxa"/>
+              <w:top w:w="64" w:type="dxa"/>
+              <w:start w:w="120" w:type="dxa"/>
+              <w:bottom w:w="64" w:type="dxa"/>
+              <w:end w:w="120" w:type="dxa"/>
             </w:tcMar>
             <w:tcBorders>
-              <w:top w:val="single" w:sz="6" w:color="E5E4DE"/>
-              <w:left w:val="single" w:sz="6" w:color="E5E4DE"/>
-              <w:bottom w:val="single" w:sz="6" w:color="E5E4DE"/>
-              <w:right w:val="single" w:sz="6" w:color="E5E4DE"/>
-              <w:insideH w:val="single" w:sz="6" w:color="E5E4DE"/>
-              <w:insideV w:val="single" w:sz="6" w:color="E5E4DE"/>
+              <w:top w:val="single" w:sz="5" w:color="DEDDD7"/>
+              <w:left w:val="single" w:sz="5" w:color="DEDDD7"/>
+              <w:bottom w:val="single" w:sz="5" w:color="DEDDD7"/>
+              <w:right w:val="single" w:sz="5" w:color="DEDDD7"/>
             </w:tcBorders>
             <w:shd w:fill="F5F4EF"/>
           </w:tcPr>
           <w:p>
             <w:pPr>
-              <w:spacing w:after="0" w:line="252" w:lineRule="auto"/>
+              <w:spacing w:after="0"/>
             </w:pPr>
             <w:r>
               <w:rPr>
@@ -787,44 +1583,42 @@
                 <w:b/>
                 <w:i w:val="0"/>
                 <w:color w:val="141412"/>
-                <w:sz w:val="17"/>
+                <w:sz w:val="16"/>
               </w:rPr>
-              <w:t>Entrega estimada</w:t>
+              <w:t>Garantía</w:t>
             </w:r>
           </w:p>
         </w:tc>
         <w:tc>
           <w:tcPr>
-            <w:tcW w:type="dxa" w:w="6660"/>
+            <w:tcW w:type="dxa" w:w="7416"/>
             <w:vAlign w:val="center"/>
             <w:tcMar>
-              <w:top w:w="100" w:type="dxa"/>
-              <w:start w:w="140" w:type="dxa"/>
-              <w:bottom w:w="100" w:type="dxa"/>
-              <w:end w:w="140" w:type="dxa"/>
+              <w:top w:w="64" w:type="dxa"/>
+              <w:start w:w="120" w:type="dxa"/>
+              <w:bottom w:w="64" w:type="dxa"/>
+              <w:end w:w="120" w:type="dxa"/>
             </w:tcMar>
             <w:tcBorders>
-              <w:top w:val="single" w:sz="6" w:color="E5E4DE"/>
-              <w:left w:val="single" w:sz="6" w:color="E5E4DE"/>
-              <w:bottom w:val="single" w:sz="6" w:color="E5E4DE"/>
-              <w:right w:val="single" w:sz="6" w:color="E5E4DE"/>
-              <w:insideH w:val="single" w:sz="6" w:color="E5E4DE"/>
-              <w:insideV w:val="single" w:sz="6" w:color="E5E4DE"/>
+              <w:top w:val="single" w:sz="5" w:color="DEDDD7"/>
+              <w:left w:val="single" w:sz="5" w:color="DEDDD7"/>
+              <w:bottom w:val="single" w:sz="5" w:color="DEDDD7"/>
+              <w:right w:val="single" w:sz="5" w:color="DEDDD7"/>
             </w:tcBorders>
           </w:tcPr>
           <w:p>
             <w:pPr>
-              <w:spacing w:after="0" w:line="252" w:lineRule="auto"/>
+              <w:spacing w:after="0"/>
             </w:pPr>
             <w:r>
               <w:rPr>
                 <w:rFonts w:ascii="Arial" w:hAnsi="Arial"/>
                 <w:b w:val="0"/>
                 <w:i w:val="0"/>
-                <w:color w:val="2452FF"/>
-                <w:sz w:val="17"/>
+                <w:color w:val="141412"/>
+                <w:sz w:val="16"/>
               </w:rPr>
-              <w:t>[__] días hábiles después de recibir anticipo y materiales completos</w:t>
+              <w:t>7 días naturales para errores incluidos</w:t>
             </w:r>
           </w:p>
         </w:tc>
@@ -832,27 +1626,25 @@
       <w:tr>
         <w:tc>
           <w:tcPr>
-            <w:tcW w:type="dxa" w:w="2700"/>
+            <w:tcW w:type="dxa" w:w="2400"/>
             <w:vAlign w:val="center"/>
             <w:tcMar>
-              <w:top w:w="100" w:type="dxa"/>
-              <w:start w:w="140" w:type="dxa"/>
-              <w:bottom w:w="100" w:type="dxa"/>
-              <w:end w:w="140" w:type="dxa"/>
+              <w:top w:w="64" w:type="dxa"/>
+              <w:start w:w="120" w:type="dxa"/>
+              <w:bottom w:w="64" w:type="dxa"/>
+              <w:end w:w="120" w:type="dxa"/>
             </w:tcMar>
             <w:tcBorders>
-              <w:top w:val="single" w:sz="6" w:color="E5E4DE"/>
-              <w:left w:val="single" w:sz="6" w:color="E5E4DE"/>
-              <w:bottom w:val="single" w:sz="6" w:color="E5E4DE"/>
-              <w:right w:val="single" w:sz="6" w:color="E5E4DE"/>
-              <w:insideH w:val="single" w:sz="6" w:color="E5E4DE"/>
-              <w:insideV w:val="single" w:sz="6" w:color="E5E4DE"/>
+              <w:top w:val="single" w:sz="5" w:color="DEDDD7"/>
+              <w:left w:val="single" w:sz="5" w:color="DEDDD7"/>
+              <w:bottom w:val="single" w:sz="5" w:color="DEDDD7"/>
+              <w:right w:val="single" w:sz="5" w:color="DEDDD7"/>
             </w:tcBorders>
             <w:shd w:fill="F5F4EF"/>
           </w:tcPr>
           <w:p>
             <w:pPr>
-              <w:spacing w:after="0" w:line="252" w:lineRule="auto"/>
+              <w:spacing w:after="0"/>
             </w:pPr>
             <w:r>
               <w:rPr>
@@ -860,44 +1652,42 @@
                 <w:b/>
                 <w:i w:val="0"/>
                 <w:color w:val="141412"/>
-                <w:sz w:val="17"/>
+                <w:sz w:val="16"/>
               </w:rPr>
-              <w:t>Precio total</w:t>
+              <w:t>Mantenimiento</w:t>
             </w:r>
           </w:p>
         </w:tc>
         <w:tc>
           <w:tcPr>
-            <w:tcW w:type="dxa" w:w="6660"/>
+            <w:tcW w:type="dxa" w:w="7416"/>
             <w:vAlign w:val="center"/>
             <w:tcMar>
-              <w:top w:w="100" w:type="dxa"/>
-              <w:start w:w="140" w:type="dxa"/>
-              <w:bottom w:w="100" w:type="dxa"/>
-              <w:end w:w="140" w:type="dxa"/>
+              <w:top w:w="64" w:type="dxa"/>
+              <w:start w:w="120" w:type="dxa"/>
+              <w:bottom w:w="64" w:type="dxa"/>
+              <w:end w:w="120" w:type="dxa"/>
             </w:tcMar>
             <w:tcBorders>
-              <w:top w:val="single" w:sz="6" w:color="E5E4DE"/>
-              <w:left w:val="single" w:sz="6" w:color="E5E4DE"/>
-              <w:bottom w:val="single" w:sz="6" w:color="E5E4DE"/>
-              <w:right w:val="single" w:sz="6" w:color="E5E4DE"/>
-              <w:insideH w:val="single" w:sz="6" w:color="E5E4DE"/>
-              <w:insideV w:val="single" w:sz="6" w:color="E5E4DE"/>
+              <w:top w:val="single" w:sz="5" w:color="DEDDD7"/>
+              <w:left w:val="single" w:sz="5" w:color="DEDDD7"/>
+              <w:bottom w:val="single" w:sz="5" w:color="DEDDD7"/>
+              <w:right w:val="single" w:sz="5" w:color="DEDDD7"/>
             </w:tcBorders>
           </w:tcPr>
           <w:p>
             <w:pPr>
-              <w:spacing w:after="0" w:line="252" w:lineRule="auto"/>
+              <w:spacing w:after="0"/>
             </w:pPr>
             <w:r>
               <w:rPr>
                 <w:rFonts w:ascii="Arial" w:hAnsi="Arial"/>
                 <w:b w:val="0"/>
                 <w:i w:val="0"/>
-                <w:color w:val="2452FF"/>
-                <w:sz w:val="17"/>
+                <w:color w:val="141412"/>
+                <w:sz w:val="16"/>
               </w:rPr>
-              <w:t>[USD/MXN $________] más impuestos aplicables</w:t>
+              <w:t>No incluido</w:t>
             </w:r>
           </w:p>
         </w:tc>
@@ -905,27 +1695,25 @@
       <w:tr>
         <w:tc>
           <w:tcPr>
-            <w:tcW w:type="dxa" w:w="2700"/>
+            <w:tcW w:type="dxa" w:w="2400"/>
             <w:vAlign w:val="center"/>
             <w:tcMar>
-              <w:top w:w="100" w:type="dxa"/>
-              <w:start w:w="140" w:type="dxa"/>
-              <w:bottom w:w="100" w:type="dxa"/>
-              <w:end w:w="140" w:type="dxa"/>
+              <w:top w:w="64" w:type="dxa"/>
+              <w:start w:w="120" w:type="dxa"/>
+              <w:bottom w:w="64" w:type="dxa"/>
+              <w:end w:w="120" w:type="dxa"/>
             </w:tcMar>
             <w:tcBorders>
-              <w:top w:val="single" w:sz="6" w:color="E5E4DE"/>
-              <w:left w:val="single" w:sz="6" w:color="E5E4DE"/>
-              <w:bottom w:val="single" w:sz="6" w:color="E5E4DE"/>
-              <w:right w:val="single" w:sz="6" w:color="E5E4DE"/>
-              <w:insideH w:val="single" w:sz="6" w:color="E5E4DE"/>
-              <w:insideV w:val="single" w:sz="6" w:color="E5E4DE"/>
+              <w:top w:val="single" w:sz="5" w:color="DEDDD7"/>
+              <w:left w:val="single" w:sz="5" w:color="DEDDD7"/>
+              <w:bottom w:val="single" w:sz="5" w:color="DEDDD7"/>
+              <w:right w:val="single" w:sz="5" w:color="DEDDD7"/>
             </w:tcBorders>
             <w:shd w:fill="F5F4EF"/>
           </w:tcPr>
           <w:p>
             <w:pPr>
-              <w:spacing w:after="0" w:line="252" w:lineRule="auto"/>
+              <w:spacing w:after="0"/>
             </w:pPr>
             <w:r>
               <w:rPr>
@@ -933,44 +1721,42 @@
                 <w:b/>
                 <w:i w:val="0"/>
                 <w:color w:val="141412"/>
-                <w:sz w:val="17"/>
+                <w:sz w:val="16"/>
               </w:rPr>
-              <w:t>Pago inicial</w:t>
+              <w:t>Cambios posteriores</w:t>
             </w:r>
           </w:p>
         </w:tc>
         <w:tc>
           <w:tcPr>
-            <w:tcW w:type="dxa" w:w="6660"/>
+            <w:tcW w:type="dxa" w:w="7416"/>
             <w:vAlign w:val="center"/>
             <w:tcMar>
-              <w:top w:w="100" w:type="dxa"/>
-              <w:start w:w="140" w:type="dxa"/>
-              <w:bottom w:w="100" w:type="dxa"/>
-              <w:end w:w="140" w:type="dxa"/>
+              <w:top w:w="64" w:type="dxa"/>
+              <w:start w:w="120" w:type="dxa"/>
+              <w:bottom w:w="64" w:type="dxa"/>
+              <w:end w:w="120" w:type="dxa"/>
             </w:tcMar>
             <w:tcBorders>
-              <w:top w:val="single" w:sz="6" w:color="E5E4DE"/>
-              <w:left w:val="single" w:sz="6" w:color="E5E4DE"/>
-              <w:bottom w:val="single" w:sz="6" w:color="E5E4DE"/>
-              <w:right w:val="single" w:sz="6" w:color="E5E4DE"/>
-              <w:insideH w:val="single" w:sz="6" w:color="E5E4DE"/>
-              <w:insideV w:val="single" w:sz="6" w:color="E5E4DE"/>
+              <w:top w:val="single" w:sz="5" w:color="DEDDD7"/>
+              <w:left w:val="single" w:sz="5" w:color="DEDDD7"/>
+              <w:bottom w:val="single" w:sz="5" w:color="DEDDD7"/>
+              <w:right w:val="single" w:sz="5" w:color="DEDDD7"/>
             </w:tcBorders>
           </w:tcPr>
           <w:p>
             <w:pPr>
-              <w:spacing w:after="0" w:line="252" w:lineRule="auto"/>
+              <w:spacing w:after="0"/>
             </w:pPr>
             <w:r>
               <w:rPr>
                 <w:rFonts w:ascii="Arial" w:hAnsi="Arial"/>
                 <w:b w:val="0"/>
                 <w:i w:val="0"/>
-                <w:color w:val="2452FF"/>
-                <w:sz w:val="17"/>
+                <w:color w:val="141412"/>
+                <w:sz w:val="16"/>
               </w:rPr>
-              <w:t>[50% / $________]</w:t>
+              <w:t>Desde USD $20 por solicitud</w:t>
             </w:r>
           </w:p>
         </w:tc>
@@ -978,27 +1764,25 @@
       <w:tr>
         <w:tc>
           <w:tcPr>
-            <w:tcW w:type="dxa" w:w="2700"/>
+            <w:tcW w:type="dxa" w:w="2400"/>
             <w:vAlign w:val="center"/>
             <w:tcMar>
-              <w:top w:w="100" w:type="dxa"/>
-              <w:start w:w="140" w:type="dxa"/>
-              <w:bottom w:w="100" w:type="dxa"/>
-              <w:end w:w="140" w:type="dxa"/>
+              <w:top w:w="64" w:type="dxa"/>
+              <w:start w:w="120" w:type="dxa"/>
+              <w:bottom w:w="64" w:type="dxa"/>
+              <w:end w:w="120" w:type="dxa"/>
             </w:tcMar>
             <w:tcBorders>
-              <w:top w:val="single" w:sz="6" w:color="E5E4DE"/>
-              <w:left w:val="single" w:sz="6" w:color="E5E4DE"/>
-              <w:bottom w:val="single" w:sz="6" w:color="E5E4DE"/>
-              <w:right w:val="single" w:sz="6" w:color="E5E4DE"/>
-              <w:insideH w:val="single" w:sz="6" w:color="E5E4DE"/>
-              <w:insideV w:val="single" w:sz="6" w:color="E5E4DE"/>
+              <w:top w:val="single" w:sz="5" w:color="DEDDD7"/>
+              <w:left w:val="single" w:sz="5" w:color="DEDDD7"/>
+              <w:bottom w:val="single" w:sz="5" w:color="DEDDD7"/>
+              <w:right w:val="single" w:sz="5" w:color="DEDDD7"/>
             </w:tcBorders>
             <w:shd w:fill="F5F4EF"/>
           </w:tcPr>
           <w:p>
             <w:pPr>
-              <w:spacing w:after="0" w:line="252" w:lineRule="auto"/>
+              <w:spacing w:after="0"/>
             </w:pPr>
             <w:r>
               <w:rPr>
@@ -1006,263 +1790,42 @@
                 <w:b/>
                 <w:i w:val="0"/>
                 <w:color w:val="141412"/>
-                <w:sz w:val="17"/>
+                <w:sz w:val="16"/>
               </w:rPr>
-              <w:t>Pago final</w:t>
+              <w:t>Dominio final</w:t>
             </w:r>
           </w:p>
         </w:tc>
         <w:tc>
           <w:tcPr>
-            <w:tcW w:type="dxa" w:w="6660"/>
+            <w:tcW w:type="dxa" w:w="7416"/>
             <w:vAlign w:val="center"/>
             <w:tcMar>
-              <w:top w:w="100" w:type="dxa"/>
-              <w:start w:w="140" w:type="dxa"/>
-              <w:bottom w:w="100" w:type="dxa"/>
-              <w:end w:w="140" w:type="dxa"/>
+              <w:top w:w="64" w:type="dxa"/>
+              <w:start w:w="120" w:type="dxa"/>
+              <w:bottom w:w="64" w:type="dxa"/>
+              <w:end w:w="120" w:type="dxa"/>
             </w:tcMar>
             <w:tcBorders>
-              <w:top w:val="single" w:sz="6" w:color="E5E4DE"/>
-              <w:left w:val="single" w:sz="6" w:color="E5E4DE"/>
-              <w:bottom w:val="single" w:sz="6" w:color="E5E4DE"/>
-              <w:right w:val="single" w:sz="6" w:color="E5E4DE"/>
-              <w:insideH w:val="single" w:sz="6" w:color="E5E4DE"/>
-              <w:insideV w:val="single" w:sz="6" w:color="E5E4DE"/>
+              <w:top w:val="single" w:sz="5" w:color="DEDDD7"/>
+              <w:left w:val="single" w:sz="5" w:color="DEDDD7"/>
+              <w:bottom w:val="single" w:sz="5" w:color="DEDDD7"/>
+              <w:right w:val="single" w:sz="5" w:color="DEDDD7"/>
             </w:tcBorders>
           </w:tcPr>
           <w:p>
             <w:pPr>
-              <w:spacing w:after="0" w:line="252" w:lineRule="auto"/>
+              <w:spacing w:after="0"/>
             </w:pPr>
             <w:r>
               <w:rPr>
                 <w:rFonts w:ascii="Arial" w:hAnsi="Arial"/>
                 <w:b w:val="0"/>
                 <w:i w:val="0"/>
-                <w:color w:val="2452FF"/>
-                <w:sz w:val="17"/>
+                <w:color w:val="141412"/>
+                <w:sz w:val="16"/>
               </w:rPr>
-              <w:t>[50% / $________] antes de publicación o entrega final</w:t>
-            </w:r>
-          </w:p>
-        </w:tc>
-      </w:tr>
-      <w:tr>
-        <w:tc>
-          <w:tcPr>
-            <w:tcW w:type="dxa" w:w="2700"/>
-            <w:vAlign w:val="center"/>
-            <w:tcMar>
-              <w:top w:w="100" w:type="dxa"/>
-              <w:start w:w="140" w:type="dxa"/>
-              <w:bottom w:w="100" w:type="dxa"/>
-              <w:end w:w="140" w:type="dxa"/>
-            </w:tcMar>
-            <w:tcBorders>
-              <w:top w:val="single" w:sz="6" w:color="E5E4DE"/>
-              <w:left w:val="single" w:sz="6" w:color="E5E4DE"/>
-              <w:bottom w:val="single" w:sz="6" w:color="E5E4DE"/>
-              <w:right w:val="single" w:sz="6" w:color="E5E4DE"/>
-              <w:insideH w:val="single" w:sz="6" w:color="E5E4DE"/>
-              <w:insideV w:val="single" w:sz="6" w:color="E5E4DE"/>
-            </w:tcBorders>
-            <w:shd w:fill="F5F4EF"/>
-          </w:tcPr>
-          <w:p>
-            <w:pPr>
-              <w:spacing w:after="0" w:line="252" w:lineRule="auto"/>
-            </w:pPr>
-            <w:r>
-              <w:rPr>
-                <w:rFonts w:ascii="Arial" w:hAnsi="Arial"/>
-                <w:b/>
-                <w:i w:val="0"/>
-                <w:color w:val="141412"/>
-                <w:sz w:val="17"/>
-              </w:rPr>
-              <w:t>Revisiones incluidas</w:t>
-            </w:r>
-          </w:p>
-        </w:tc>
-        <w:tc>
-          <w:tcPr>
-            <w:tcW w:type="dxa" w:w="6660"/>
-            <w:vAlign w:val="center"/>
-            <w:tcMar>
-              <w:top w:w="100" w:type="dxa"/>
-              <w:start w:w="140" w:type="dxa"/>
-              <w:bottom w:w="100" w:type="dxa"/>
-              <w:end w:w="140" w:type="dxa"/>
-            </w:tcMar>
-            <w:tcBorders>
-              <w:top w:val="single" w:sz="6" w:color="E5E4DE"/>
-              <w:left w:val="single" w:sz="6" w:color="E5E4DE"/>
-              <w:bottom w:val="single" w:sz="6" w:color="E5E4DE"/>
-              <w:right w:val="single" w:sz="6" w:color="E5E4DE"/>
-              <w:insideH w:val="single" w:sz="6" w:color="E5E4DE"/>
-              <w:insideV w:val="single" w:sz="6" w:color="E5E4DE"/>
-            </w:tcBorders>
-          </w:tcPr>
-          <w:p>
-            <w:pPr>
-              <w:spacing w:after="0" w:line="252" w:lineRule="auto"/>
-            </w:pPr>
-            <w:r>
-              <w:rPr>
-                <w:rFonts w:ascii="Arial" w:hAnsi="Arial"/>
-                <w:b w:val="0"/>
-                <w:i w:val="0"/>
-                <w:color w:val="2452FF"/>
-                <w:sz w:val="17"/>
-              </w:rPr>
-              <w:t>[2] rondas consolidadas</w:t>
-            </w:r>
-          </w:p>
-        </w:tc>
-      </w:tr>
-      <w:tr>
-        <w:tc>
-          <w:tcPr>
-            <w:tcW w:type="dxa" w:w="2700"/>
-            <w:vAlign w:val="center"/>
-            <w:tcMar>
-              <w:top w:w="100" w:type="dxa"/>
-              <w:start w:w="140" w:type="dxa"/>
-              <w:bottom w:w="100" w:type="dxa"/>
-              <w:end w:w="140" w:type="dxa"/>
-            </w:tcMar>
-            <w:tcBorders>
-              <w:top w:val="single" w:sz="6" w:color="E5E4DE"/>
-              <w:left w:val="single" w:sz="6" w:color="E5E4DE"/>
-              <w:bottom w:val="single" w:sz="6" w:color="E5E4DE"/>
-              <w:right w:val="single" w:sz="6" w:color="E5E4DE"/>
-              <w:insideH w:val="single" w:sz="6" w:color="E5E4DE"/>
-              <w:insideV w:val="single" w:sz="6" w:color="E5E4DE"/>
-            </w:tcBorders>
-            <w:shd w:fill="F5F4EF"/>
-          </w:tcPr>
-          <w:p>
-            <w:pPr>
-              <w:spacing w:after="0" w:line="252" w:lineRule="auto"/>
-            </w:pPr>
-            <w:r>
-              <w:rPr>
-                <w:rFonts w:ascii="Arial" w:hAnsi="Arial"/>
-                <w:b/>
-                <w:i w:val="0"/>
-                <w:color w:val="141412"/>
-                <w:sz w:val="17"/>
-              </w:rPr>
-              <w:t>Cambios adicionales</w:t>
-            </w:r>
-          </w:p>
-        </w:tc>
-        <w:tc>
-          <w:tcPr>
-            <w:tcW w:type="dxa" w:w="6660"/>
-            <w:vAlign w:val="center"/>
-            <w:tcMar>
-              <w:top w:w="100" w:type="dxa"/>
-              <w:start w:w="140" w:type="dxa"/>
-              <w:bottom w:w="100" w:type="dxa"/>
-              <w:end w:w="140" w:type="dxa"/>
-            </w:tcMar>
-            <w:tcBorders>
-              <w:top w:val="single" w:sz="6" w:color="E5E4DE"/>
-              <w:left w:val="single" w:sz="6" w:color="E5E4DE"/>
-              <w:bottom w:val="single" w:sz="6" w:color="E5E4DE"/>
-              <w:right w:val="single" w:sz="6" w:color="E5E4DE"/>
-              <w:insideH w:val="single" w:sz="6" w:color="E5E4DE"/>
-              <w:insideV w:val="single" w:sz="6" w:color="E5E4DE"/>
-            </w:tcBorders>
-          </w:tcPr>
-          <w:p>
-            <w:pPr>
-              <w:spacing w:after="0" w:line="252" w:lineRule="auto"/>
-            </w:pPr>
-            <w:r>
-              <w:rPr>
-                <w:rFonts w:ascii="Arial" w:hAnsi="Arial"/>
-                <w:b w:val="0"/>
-                <w:i w:val="0"/>
-                <w:color w:val="2452FF"/>
-                <w:sz w:val="17"/>
-              </w:rPr>
-              <w:t>Solicitud sencilla desde [USD $20 / MXN $________]; cambios mayores se cotizan antes de ejecutarse</w:t>
-            </w:r>
-          </w:p>
-        </w:tc>
-      </w:tr>
-      <w:tr>
-        <w:tc>
-          <w:tcPr>
-            <w:tcW w:type="dxa" w:w="2700"/>
-            <w:vAlign w:val="center"/>
-            <w:tcMar>
-              <w:top w:w="100" w:type="dxa"/>
-              <w:start w:w="140" w:type="dxa"/>
-              <w:bottom w:w="100" w:type="dxa"/>
-              <w:end w:w="140" w:type="dxa"/>
-            </w:tcMar>
-            <w:tcBorders>
-              <w:top w:val="single" w:sz="6" w:color="E5E4DE"/>
-              <w:left w:val="single" w:sz="6" w:color="E5E4DE"/>
-              <w:bottom w:val="single" w:sz="6" w:color="E5E4DE"/>
-              <w:right w:val="single" w:sz="6" w:color="E5E4DE"/>
-              <w:insideH w:val="single" w:sz="6" w:color="E5E4DE"/>
-              <w:insideV w:val="single" w:sz="6" w:color="E5E4DE"/>
-            </w:tcBorders>
-            <w:shd w:fill="F5F4EF"/>
-          </w:tcPr>
-          <w:p>
-            <w:pPr>
-              <w:spacing w:after="0" w:line="252" w:lineRule="auto"/>
-            </w:pPr>
-            <w:r>
-              <w:rPr>
-                <w:rFonts w:ascii="Arial" w:hAnsi="Arial"/>
-                <w:b/>
-                <w:i w:val="0"/>
-                <w:color w:val="141412"/>
-                <w:sz w:val="17"/>
-              </w:rPr>
-              <w:t>Ley y foro</w:t>
-            </w:r>
-          </w:p>
-        </w:tc>
-        <w:tc>
-          <w:tcPr>
-            <w:tcW w:type="dxa" w:w="6660"/>
-            <w:vAlign w:val="center"/>
-            <w:tcMar>
-              <w:top w:w="100" w:type="dxa"/>
-              <w:start w:w="140" w:type="dxa"/>
-              <w:bottom w:w="100" w:type="dxa"/>
-              <w:end w:w="140" w:type="dxa"/>
-            </w:tcMar>
-            <w:tcBorders>
-              <w:top w:val="single" w:sz="6" w:color="E5E4DE"/>
-              <w:left w:val="single" w:sz="6" w:color="E5E4DE"/>
-              <w:bottom w:val="single" w:sz="6" w:color="E5E4DE"/>
-              <w:right w:val="single" w:sz="6" w:color="E5E4DE"/>
-              <w:insideH w:val="single" w:sz="6" w:color="E5E4DE"/>
-              <w:insideV w:val="single" w:sz="6" w:color="E5E4DE"/>
-            </w:tcBorders>
-          </w:tcPr>
-          <w:p>
-            <w:pPr>
-              <w:spacing w:after="0" w:line="252" w:lineRule="auto"/>
-            </w:pPr>
-            <w:r>
-              <w:rPr>
-                <w:rFonts w:ascii="Arial" w:hAnsi="Arial"/>
-                <w:b w:val="0"/>
-                <w:i w:val="0"/>
-                <w:color w:val="2452FF"/>
-                <w:sz w:val="17"/>
-              </w:rPr>
-              <w:t>[Texas, Condado de Webb / Tamaulipas, México / otra jurisdicción acordada]</w:t>
+              <w:t>Por definir con el Cliente</w:t>
             </w:r>
           </w:p>
         </w:tc>
@@ -1270,1247 +1833,17 @@
     </w:tbl>
     <w:p>
       <w:pPr>
-        <w:spacing w:after="60"/>
-      </w:pPr>
-    </w:p>
-    <w:p>
-      <w:r>
-        <w:rPr>
-          <w:rFonts w:ascii="Arial" w:hAnsi="Arial"/>
-          <w:b w:val="0"/>
-          <w:i w:val="0"/>
-          <w:color w:val="141412"/>
-          <w:sz w:val="21"/>
-        </w:rPr>
-        <w:t xml:space="preserve">Este Acuerdo de Servicios de Diseño y Desarrollo Web (el </w:t>
-      </w:r>
-      <w:r>
-        <w:rPr>
-          <w:rFonts w:ascii="Arial" w:hAnsi="Arial"/>
-          <w:b/>
-          <w:i w:val="0"/>
-          <w:color w:val="141412"/>
-          <w:sz w:val="21"/>
-        </w:rPr>
-        <w:t>“Acuerdo”</w:t>
-      </w:r>
-      <w:r>
-        <w:rPr>
-          <w:rFonts w:ascii="Arial" w:hAnsi="Arial"/>
-          <w:b w:val="0"/>
-          <w:i w:val="0"/>
-          <w:color w:val="141412"/>
-          <w:sz w:val="21"/>
-        </w:rPr>
-        <w:t>) se celebra en la fecha de la última firma entre:</w:t>
-      </w:r>
-    </w:p>
-    <w:p>
-      <w:r>
-        <w:rPr>
-          <w:rFonts w:ascii="Arial" w:hAnsi="Arial"/>
-          <w:b/>
-          <w:i w:val="0"/>
-          <w:color w:val="141412"/>
-          <w:sz w:val="21"/>
-        </w:rPr>
-        <w:t>Prestador:</w:t>
-      </w:r>
-      <w:r>
-        <w:rPr>
-          <w:rFonts w:ascii="Arial" w:hAnsi="Arial"/>
-          <w:b w:val="0"/>
-          <w:i w:val="0"/>
-          <w:color w:val="2452FF"/>
-          <w:sz w:val="21"/>
-        </w:rPr>
-        <w:t xml:space="preserve"> [NOMBRE LEGAL DEL PRESTADOR], operando comercialmente como </w:t>
-      </w:r>
-      <w:r>
-        <w:rPr>
-          <w:rFonts w:ascii="Arial" w:hAnsi="Arial"/>
-          <w:b/>
-          <w:i w:val="0"/>
-          <w:color w:val="141412"/>
-          <w:sz w:val="21"/>
-        </w:rPr>
-        <w:t>ETHROVS</w:t>
-      </w:r>
-      <w:r>
-        <w:rPr>
-          <w:rFonts w:ascii="Arial" w:hAnsi="Arial"/>
-          <w:b w:val="0"/>
-          <w:i w:val="0"/>
-          <w:color w:val="2452FF"/>
-          <w:sz w:val="21"/>
-        </w:rPr>
-        <w:t xml:space="preserve">, con domicilio en [DOMICILIO], correo [HOLA@ETHROVS.COM] (el </w:t>
-      </w:r>
-      <w:r>
-        <w:rPr>
-          <w:rFonts w:ascii="Arial" w:hAnsi="Arial"/>
-          <w:b/>
-          <w:i w:val="0"/>
-          <w:color w:val="141412"/>
-          <w:sz w:val="21"/>
-        </w:rPr>
-        <w:t>“Prestador”</w:t>
-      </w:r>
-      <w:r>
-        <w:rPr>
-          <w:rFonts w:ascii="Arial" w:hAnsi="Arial"/>
-          <w:b w:val="0"/>
-          <w:i w:val="0"/>
-          <w:color w:val="141412"/>
-          <w:sz w:val="21"/>
-        </w:rPr>
-        <w:t>); y</w:t>
-      </w:r>
-    </w:p>
-    <w:p>
-      <w:r>
-        <w:rPr>
-          <w:rFonts w:ascii="Arial" w:hAnsi="Arial"/>
-          <w:b/>
-          <w:i w:val="0"/>
-          <w:color w:val="141412"/>
-          <w:sz w:val="21"/>
-        </w:rPr>
-        <w:t>Cliente:</w:t>
-      </w:r>
-      <w:r>
-        <w:rPr>
-          <w:rFonts w:ascii="Arial" w:hAnsi="Arial"/>
-          <w:b w:val="0"/>
-          <w:i w:val="0"/>
-          <w:color w:val="2452FF"/>
-          <w:sz w:val="21"/>
-        </w:rPr>
-        <w:t xml:space="preserve"> [NOMBRE O RAZÓN SOCIAL], representado por [NOMBRE Y CARGO], con domicilio en [DOMICILIO] y correo [CORREO] (el </w:t>
-      </w:r>
-      <w:r>
-        <w:rPr>
-          <w:rFonts w:ascii="Arial" w:hAnsi="Arial"/>
-          <w:b/>
-          <w:i w:val="0"/>
-          <w:color w:val="141412"/>
-          <w:sz w:val="21"/>
-        </w:rPr>
-        <w:t>“Cliente”</w:t>
-      </w:r>
-      <w:r>
-        <w:rPr>
-          <w:rFonts w:ascii="Arial" w:hAnsi="Arial"/>
-          <w:b w:val="0"/>
-          <w:i w:val="0"/>
-          <w:color w:val="141412"/>
-          <w:sz w:val="21"/>
-        </w:rPr>
-        <w:t>).</w:t>
-      </w:r>
-    </w:p>
-    <w:p>
-      <w:r>
-        <w:rPr>
-          <w:rFonts w:ascii="Arial" w:hAnsi="Arial"/>
-          <w:b w:val="0"/>
-          <w:i w:val="0"/>
-          <w:color w:val="141412"/>
-          <w:sz w:val="21"/>
-        </w:rPr>
-        <w:t xml:space="preserve">Prestador y Cliente podrán denominarse individualmente una </w:t>
-      </w:r>
-      <w:r>
-        <w:rPr>
-          <w:rFonts w:ascii="Arial" w:hAnsi="Arial"/>
-          <w:b/>
-          <w:i w:val="0"/>
-          <w:color w:val="141412"/>
-          <w:sz w:val="21"/>
-        </w:rPr>
-        <w:t>“Parte”</w:t>
-      </w:r>
-      <w:r>
-        <w:rPr>
-          <w:rFonts w:ascii="Arial" w:hAnsi="Arial"/>
-          <w:b w:val="0"/>
-          <w:i w:val="0"/>
-          <w:color w:val="141412"/>
-          <w:sz w:val="21"/>
-        </w:rPr>
-        <w:t xml:space="preserve"> y conjuntamente las </w:t>
-      </w:r>
-      <w:r>
-        <w:rPr>
-          <w:rFonts w:ascii="Arial" w:hAnsi="Arial"/>
-          <w:b/>
-          <w:i w:val="0"/>
-          <w:color w:val="141412"/>
-          <w:sz w:val="21"/>
-        </w:rPr>
-        <w:t>“Partes”</w:t>
-      </w:r>
-      <w:r>
-        <w:rPr>
-          <w:rFonts w:ascii="Arial" w:hAnsi="Arial"/>
-          <w:b w:val="0"/>
-          <w:i w:val="0"/>
-          <w:color w:val="141412"/>
-          <w:sz w:val="21"/>
-        </w:rPr>
-        <w:t>.</w:t>
-      </w:r>
-    </w:p>
-    <w:p>
-      <w:pPr>
-        <w:pStyle w:val="Heading1"/>
+        <w:spacing w:after="140"/>
       </w:pPr>
       <w:r>
         <w:rPr>
           <w:rFonts w:ascii="Arial" w:hAnsi="Arial"/>
           <w:b w:val="0"/>
-          <w:i w:val="0"/>
-          <w:color w:val="141412"/>
-          <w:sz w:val="30"/>
+          <w:i/>
+          <w:color w:val="666660"/>
+          <w:sz w:val="18"/>
         </w:rPr>
-        <w:t>1. Objeto</w:t>
-      </w:r>
-    </w:p>
-    <w:p>
-      <w:r>
-        <w:rPr>
-          <w:rFonts w:ascii="Arial" w:hAnsi="Arial"/>
-          <w:b w:val="0"/>
-          <w:i w:val="0"/>
-          <w:color w:val="141412"/>
-          <w:sz w:val="21"/>
-        </w:rPr>
-        <w:t>El Cliente contrata al Prestador para diseñar, desarrollar y, cuando se indique en la Hoja de Proyecto, publicar un sitio web conforme al alcance aprobado. El Prestador realizará los servicios con criterio profesional, buena fe y una dirección visual coherente con los objetivos comunicados por el Cliente.</w:t>
-      </w:r>
-    </w:p>
-    <w:p>
-      <w:pPr>
-        <w:pStyle w:val="Heading1"/>
-      </w:pPr>
-      <w:r>
-        <w:rPr>
-          <w:rFonts w:ascii="Arial" w:hAnsi="Arial"/>
-          <w:b w:val="0"/>
-          <w:i w:val="0"/>
-          <w:color w:val="141412"/>
-          <w:sz w:val="30"/>
-        </w:rPr>
-        <w:t>2. Documentos que integran el Acuerdo</w:t>
-      </w:r>
-    </w:p>
-    <w:p>
-      <w:r>
-        <w:rPr>
-          <w:rFonts w:ascii="Arial" w:hAnsi="Arial"/>
-          <w:b w:val="0"/>
-          <w:i w:val="0"/>
-          <w:color w:val="141412"/>
-          <w:sz w:val="21"/>
-        </w:rPr>
-        <w:t>El Acuerdo está formado por:</w:t>
-      </w:r>
-    </w:p>
-    <w:p>
-      <w:pPr>
-        <w:spacing w:after="80" w:line="283" w:lineRule="auto"/>
-        <w:numPr>
-          <w:ilvl w:val="0"/>
-          <w:numId w:val="11"/>
-        </w:numPr>
-      </w:pPr>
-      <w:r>
-        <w:rPr>
-          <w:rFonts w:ascii="Arial" w:hAnsi="Arial"/>
-          <w:b w:val="0"/>
-          <w:i w:val="0"/>
-          <w:color w:val="141412"/>
-          <w:sz w:val="21"/>
-        </w:rPr>
-        <w:t>esta plantilla y sus firmas;</w:t>
-      </w:r>
-    </w:p>
-    <w:p>
-      <w:pPr>
-        <w:spacing w:after="80" w:line="283" w:lineRule="auto"/>
-        <w:numPr>
-          <w:ilvl w:val="0"/>
-          <w:numId w:val="11"/>
-        </w:numPr>
-      </w:pPr>
-      <w:r>
-        <w:rPr>
-          <w:rFonts w:ascii="Arial" w:hAnsi="Arial"/>
-          <w:b w:val="0"/>
-          <w:i w:val="0"/>
-          <w:color w:val="141412"/>
-          <w:sz w:val="21"/>
-        </w:rPr>
-        <w:t>la Hoja de Proyecto completada;</w:t>
-      </w:r>
-    </w:p>
-    <w:p>
-      <w:pPr>
-        <w:spacing w:after="80" w:line="283" w:lineRule="auto"/>
-        <w:numPr>
-          <w:ilvl w:val="0"/>
-          <w:numId w:val="11"/>
-        </w:numPr>
-      </w:pPr>
-      <w:r>
-        <w:rPr>
-          <w:rFonts w:ascii="Arial" w:hAnsi="Arial"/>
-          <w:b w:val="0"/>
-          <w:i w:val="0"/>
-          <w:color w:val="141412"/>
-          <w:sz w:val="21"/>
-        </w:rPr>
-        <w:t>el alcance, cotización o propuesta aceptada por escrito;</w:t>
-      </w:r>
-    </w:p>
-    <w:p>
-      <w:pPr>
-        <w:spacing w:after="80" w:line="283" w:lineRule="auto"/>
-        <w:numPr>
-          <w:ilvl w:val="0"/>
-          <w:numId w:val="11"/>
-        </w:numPr>
-      </w:pPr>
-      <w:r>
-        <w:rPr>
-          <w:rFonts w:ascii="Arial" w:hAnsi="Arial"/>
-          <w:b w:val="0"/>
-          <w:i w:val="0"/>
-          <w:color w:val="141412"/>
-          <w:sz w:val="21"/>
-        </w:rPr>
-        <w:t>cualquier orden de cambio firmada o aceptada por correo electrónico; y</w:t>
-      </w:r>
-    </w:p>
-    <w:p>
-      <w:pPr>
-        <w:spacing w:after="80" w:line="283" w:lineRule="auto"/>
-        <w:numPr>
-          <w:ilvl w:val="0"/>
-          <w:numId w:val="11"/>
-        </w:numPr>
-      </w:pPr>
-      <w:r>
-        <w:rPr>
-          <w:rFonts w:ascii="Arial" w:hAnsi="Arial"/>
-          <w:b w:val="0"/>
-          <w:i w:val="0"/>
-          <w:color w:val="141412"/>
-          <w:sz w:val="21"/>
-        </w:rPr>
-        <w:t>los anexos expresamente incorporados.</w:t>
-      </w:r>
-    </w:p>
-    <w:p>
-      <w:r>
-        <w:rPr>
-          <w:rFonts w:ascii="Arial" w:hAnsi="Arial"/>
-          <w:b w:val="0"/>
-          <w:i w:val="0"/>
-          <w:color w:val="141412"/>
-          <w:sz w:val="21"/>
-        </w:rPr>
-        <w:t>Si existe contradicción, prevalecerá el documento más específico y más reciente, salvo que las Partes acuerden otra cosa por escrito.</w:t>
-      </w:r>
-    </w:p>
-    <w:p>
-      <w:pPr>
-        <w:pStyle w:val="Heading1"/>
-      </w:pPr>
-      <w:r>
-        <w:rPr>
-          <w:rFonts w:ascii="Arial" w:hAnsi="Arial"/>
-          <w:b w:val="0"/>
-          <w:i w:val="0"/>
-          <w:color w:val="141412"/>
-          <w:sz w:val="30"/>
-        </w:rPr>
-        <w:t>3. Alcance incluido</w:t>
-      </w:r>
-    </w:p>
-    <w:p>
-      <w:r>
-        <w:rPr>
-          <w:rFonts w:ascii="Arial" w:hAnsi="Arial"/>
-          <w:b w:val="0"/>
-          <w:i w:val="0"/>
-          <w:color w:val="141412"/>
-          <w:sz w:val="21"/>
-        </w:rPr>
-        <w:t>Salvo que la Hoja de Proyecto disponga algo distinto, el servicio base comprende:</w:t>
-      </w:r>
-    </w:p>
-    <w:p>
-      <w:pPr>
-        <w:spacing w:after="80" w:line="283" w:lineRule="auto"/>
-        <w:numPr>
-          <w:ilvl w:val="0"/>
-          <w:numId w:val="10"/>
-        </w:numPr>
-      </w:pPr>
-      <w:r>
-        <w:rPr>
-          <w:rFonts w:ascii="Arial" w:hAnsi="Arial"/>
-          <w:b w:val="0"/>
-          <w:i w:val="0"/>
-          <w:color w:val="141412"/>
-          <w:sz w:val="21"/>
-        </w:rPr>
-        <w:t>reunión o intercambio inicial para definir objetivo, audiencia y contenido;</w:t>
-      </w:r>
-    </w:p>
-    <w:p>
-      <w:pPr>
-        <w:spacing w:after="80" w:line="283" w:lineRule="auto"/>
-        <w:numPr>
-          <w:ilvl w:val="0"/>
-          <w:numId w:val="10"/>
-        </w:numPr>
-      </w:pPr>
-      <w:r>
-        <w:rPr>
-          <w:rFonts w:ascii="Arial" w:hAnsi="Arial"/>
-          <w:b w:val="0"/>
-          <w:i w:val="0"/>
-          <w:color w:val="141412"/>
-          <w:sz w:val="21"/>
-        </w:rPr>
-        <w:t>dirección visual y estructura de la página;</w:t>
-      </w:r>
-    </w:p>
-    <w:p>
-      <w:pPr>
-        <w:spacing w:after="80" w:line="283" w:lineRule="auto"/>
-        <w:numPr>
-          <w:ilvl w:val="0"/>
-          <w:numId w:val="10"/>
-        </w:numPr>
-      </w:pPr>
-      <w:r>
-        <w:rPr>
-          <w:rFonts w:ascii="Arial" w:hAnsi="Arial"/>
-          <w:b w:val="0"/>
-          <w:i w:val="0"/>
-          <w:color w:val="141412"/>
-          <w:sz w:val="21"/>
-        </w:rPr>
-        <w:t>diseño y desarrollo responsivo para teléfono, tableta y computadora;</w:t>
-      </w:r>
-    </w:p>
-    <w:p>
-      <w:pPr>
-        <w:spacing w:after="80" w:line="283" w:lineRule="auto"/>
-        <w:numPr>
-          <w:ilvl w:val="0"/>
-          <w:numId w:val="10"/>
-        </w:numPr>
-      </w:pPr>
-      <w:r>
-        <w:rPr>
-          <w:rFonts w:ascii="Arial" w:hAnsi="Arial"/>
-          <w:b w:val="0"/>
-          <w:i w:val="0"/>
-          <w:color w:val="141412"/>
-          <w:sz w:val="21"/>
-        </w:rPr>
-        <w:t>integración del logotipo, textos, fotografías y datos entregados por el Cliente;</w:t>
-      </w:r>
-    </w:p>
-    <w:p>
-      <w:pPr>
-        <w:spacing w:after="80" w:line="283" w:lineRule="auto"/>
-        <w:numPr>
-          <w:ilvl w:val="0"/>
-          <w:numId w:val="10"/>
-        </w:numPr>
-      </w:pPr>
-      <w:r>
-        <w:rPr>
-          <w:rFonts w:ascii="Arial" w:hAnsi="Arial"/>
-          <w:b w:val="0"/>
-          <w:i w:val="0"/>
-          <w:color w:val="141412"/>
-          <w:sz w:val="21"/>
-        </w:rPr>
-        <w:t>enlaces de contacto, redes sociales, correo, teléfono y mapas indicados;</w:t>
-      </w:r>
-    </w:p>
-    <w:p>
-      <w:pPr>
-        <w:spacing w:after="80" w:line="283" w:lineRule="auto"/>
-        <w:numPr>
-          <w:ilvl w:val="0"/>
-          <w:numId w:val="10"/>
-        </w:numPr>
-      </w:pPr>
-      <w:r>
-        <w:rPr>
-          <w:rFonts w:ascii="Arial" w:hAnsi="Arial"/>
-          <w:b w:val="0"/>
-          <w:i w:val="0"/>
-          <w:color w:val="141412"/>
-          <w:sz w:val="21"/>
-        </w:rPr>
-        <w:t>configuración técnica básica de títulos, descripciones, favicon, mapa del sitio y archivos de rastreo cuando la plataforma lo permita;</w:t>
-      </w:r>
-    </w:p>
-    <w:p>
-      <w:pPr>
-        <w:spacing w:after="80" w:line="283" w:lineRule="auto"/>
-        <w:numPr>
-          <w:ilvl w:val="0"/>
-          <w:numId w:val="10"/>
-        </w:numPr>
-      </w:pPr>
-      <w:r>
-        <w:rPr>
-          <w:rFonts w:ascii="Arial" w:hAnsi="Arial"/>
-          <w:b w:val="0"/>
-          <w:i w:val="0"/>
-          <w:color w:val="141412"/>
-          <w:sz w:val="21"/>
-        </w:rPr>
-        <w:t>revisión funcional en versiones actuales de Chrome, Safari, Firefox y Edge;</w:t>
-      </w:r>
-    </w:p>
-    <w:p>
-      <w:pPr>
-        <w:spacing w:after="80" w:line="283" w:lineRule="auto"/>
-        <w:numPr>
-          <w:ilvl w:val="0"/>
-          <w:numId w:val="10"/>
-        </w:numPr>
-      </w:pPr>
-      <w:r>
-        <w:rPr>
-          <w:rFonts w:ascii="Arial" w:hAnsi="Arial"/>
-          <w:b w:val="0"/>
-          <w:i w:val="0"/>
-          <w:color w:val="141412"/>
-          <w:sz w:val="21"/>
-        </w:rPr>
-        <w:t>una publicación inicial en el dominio o plataforma señalada; y</w:t>
-      </w:r>
-    </w:p>
-    <w:p>
-      <w:pPr>
-        <w:spacing w:after="80" w:line="283" w:lineRule="auto"/>
-        <w:numPr>
-          <w:ilvl w:val="0"/>
-          <w:numId w:val="10"/>
-        </w:numPr>
-      </w:pPr>
-      <w:r>
-        <w:rPr>
-          <w:rFonts w:ascii="Arial" w:hAnsi="Arial"/>
-          <w:b w:val="0"/>
-          <w:i w:val="0"/>
-          <w:color w:val="141412"/>
-          <w:sz w:val="21"/>
-        </w:rPr>
-        <w:t>entrega de accesos o transferencia acordada después del pago total.</w:t>
-      </w:r>
-    </w:p>
-    <w:p>
-      <w:r>
-        <w:rPr>
-          <w:rFonts w:ascii="Arial" w:hAnsi="Arial"/>
-          <w:b w:val="0"/>
-          <w:i w:val="0"/>
-          <w:color w:val="141412"/>
-          <w:sz w:val="21"/>
-        </w:rPr>
-        <w:t>El alcance exacto, número de páginas, idiomas, integraciones y entregables se confirma en el Anexo A.</w:t>
-      </w:r>
-    </w:p>
-    <w:p>
-      <w:pPr>
-        <w:pStyle w:val="Heading1"/>
-      </w:pPr>
-      <w:r>
-        <w:rPr>
-          <w:rFonts w:ascii="Arial" w:hAnsi="Arial"/>
-          <w:b w:val="0"/>
-          <w:i w:val="0"/>
-          <w:color w:val="141412"/>
-          <w:sz w:val="30"/>
-        </w:rPr>
-        <w:t>4. Servicios no incluidos</w:t>
-      </w:r>
-    </w:p>
-    <w:p>
-      <w:r>
-        <w:rPr>
-          <w:rFonts w:ascii="Arial" w:hAnsi="Arial"/>
-          <w:b w:val="0"/>
-          <w:i w:val="0"/>
-          <w:color w:val="141412"/>
-          <w:sz w:val="21"/>
-        </w:rPr>
-        <w:t>No están incluidos, salvo cotización expresa:</w:t>
-      </w:r>
-    </w:p>
-    <w:p>
-      <w:pPr>
-        <w:spacing w:after="80" w:line="283" w:lineRule="auto"/>
-        <w:numPr>
-          <w:ilvl w:val="0"/>
-          <w:numId w:val="10"/>
-        </w:numPr>
-      </w:pPr>
-      <w:r>
-        <w:rPr>
-          <w:rFonts w:ascii="Arial" w:hAnsi="Arial"/>
-          <w:b w:val="0"/>
-          <w:i w:val="0"/>
-          <w:color w:val="141412"/>
-          <w:sz w:val="21"/>
-        </w:rPr>
-        <w:t>redacción profesional, traducción certificada, fotografía, video o producción de marca;</w:t>
-      </w:r>
-    </w:p>
-    <w:p>
-      <w:pPr>
-        <w:spacing w:after="80" w:line="283" w:lineRule="auto"/>
-        <w:numPr>
-          <w:ilvl w:val="0"/>
-          <w:numId w:val="10"/>
-        </w:numPr>
-      </w:pPr>
-      <w:r>
-        <w:rPr>
-          <w:rFonts w:ascii="Arial" w:hAnsi="Arial"/>
-          <w:b w:val="0"/>
-          <w:i w:val="0"/>
-          <w:color w:val="141412"/>
-          <w:sz w:val="21"/>
-        </w:rPr>
-        <w:t>comercio electrónico, inventarios, reservaciones, membresías o portales de usuario;</w:t>
-      </w:r>
-    </w:p>
-    <w:p>
-      <w:pPr>
-        <w:spacing w:after="80" w:line="283" w:lineRule="auto"/>
-        <w:numPr>
-          <w:ilvl w:val="0"/>
-          <w:numId w:val="10"/>
-        </w:numPr>
-      </w:pPr>
-      <w:r>
-        <w:rPr>
-          <w:rFonts w:ascii="Arial" w:hAnsi="Arial"/>
-          <w:b w:val="0"/>
-          <w:i w:val="0"/>
-          <w:color w:val="141412"/>
-          <w:sz w:val="21"/>
-        </w:rPr>
-        <w:t>bases de datos, automatizaciones avanzadas, integraciones de pago o sistemas empresariales;</w:t>
-      </w:r>
-    </w:p>
-    <w:p>
-      <w:pPr>
-        <w:spacing w:after="80" w:line="283" w:lineRule="auto"/>
-        <w:numPr>
-          <w:ilvl w:val="0"/>
-          <w:numId w:val="10"/>
-        </w:numPr>
-      </w:pPr>
-      <w:r>
-        <w:rPr>
-          <w:rFonts w:ascii="Arial" w:hAnsi="Arial"/>
-          <w:b w:val="0"/>
-          <w:i w:val="0"/>
-          <w:color w:val="141412"/>
-          <w:sz w:val="21"/>
-        </w:rPr>
-        <w:t>campañas publicitarias, posicionamiento SEO continuo o garantía de resultados comerciales;</w:t>
-      </w:r>
-    </w:p>
-    <w:p>
-      <w:pPr>
-        <w:spacing w:after="80" w:line="283" w:lineRule="auto"/>
-        <w:numPr>
-          <w:ilvl w:val="0"/>
-          <w:numId w:val="10"/>
-        </w:numPr>
-      </w:pPr>
-      <w:r>
-        <w:rPr>
-          <w:rFonts w:ascii="Arial" w:hAnsi="Arial"/>
-          <w:b w:val="0"/>
-          <w:i w:val="0"/>
-          <w:color w:val="141412"/>
-          <w:sz w:val="21"/>
-        </w:rPr>
-        <w:t>licencias, dominios, hosting, correos, herramientas o servicios de terceros;</w:t>
-      </w:r>
-    </w:p>
-    <w:p>
-      <w:pPr>
-        <w:spacing w:after="80" w:line="283" w:lineRule="auto"/>
-        <w:numPr>
-          <w:ilvl w:val="0"/>
-          <w:numId w:val="10"/>
-        </w:numPr>
-      </w:pPr>
-      <w:r>
-        <w:rPr>
-          <w:rFonts w:ascii="Arial" w:hAnsi="Arial"/>
-          <w:b w:val="0"/>
-          <w:i w:val="0"/>
-          <w:color w:val="141412"/>
-          <w:sz w:val="21"/>
-        </w:rPr>
-        <w:t>avisos de privacidad, políticas de cookies, términos regulatorios o asesoría legal; y</w:t>
-      </w:r>
-    </w:p>
-    <w:p>
-      <w:pPr>
-        <w:spacing w:after="80" w:line="283" w:lineRule="auto"/>
-        <w:numPr>
-          <w:ilvl w:val="0"/>
-          <w:numId w:val="10"/>
-        </w:numPr>
-      </w:pPr>
-      <w:r>
-        <w:rPr>
-          <w:rFonts w:ascii="Arial" w:hAnsi="Arial"/>
-          <w:b w:val="0"/>
-          <w:i w:val="0"/>
-          <w:color w:val="141412"/>
-          <w:sz w:val="21"/>
-        </w:rPr>
-        <w:t>mantenimiento, soporte continuo o cambios posteriores a la ventana de garantía.</w:t>
-      </w:r>
-    </w:p>
-    <w:p>
-      <w:pPr>
-        <w:pStyle w:val="Heading1"/>
-      </w:pPr>
-      <w:r>
-        <w:rPr>
-          <w:rFonts w:ascii="Arial" w:hAnsi="Arial"/>
-          <w:b w:val="0"/>
-          <w:i w:val="0"/>
-          <w:color w:val="141412"/>
-          <w:sz w:val="30"/>
-        </w:rPr>
-        <w:t>5. Inicio, calendario y dependencias</w:t>
-      </w:r>
-    </w:p>
-    <w:p>
-      <w:r>
-        <w:rPr>
-          <w:rFonts w:ascii="Arial" w:hAnsi="Arial"/>
-          <w:b w:val="0"/>
-          <w:i w:val="0"/>
-          <w:color w:val="141412"/>
-          <w:sz w:val="21"/>
-        </w:rPr>
-        <w:t>El proyecto inicia cuando el Prestador recibe: (a) el Acuerdo aceptado, (b) el pago inicial y (c) los materiales mínimos solicitados. Cualquier fecha comunicada antes de esos tres eventos es tentativa.</w:t>
-      </w:r>
-    </w:p>
-    <w:p>
-      <w:r>
-        <w:rPr>
-          <w:rFonts w:ascii="Arial" w:hAnsi="Arial"/>
-          <w:b w:val="0"/>
-          <w:i w:val="0"/>
-          <w:color w:val="141412"/>
-          <w:sz w:val="21"/>
-        </w:rPr>
-        <w:t>Los tiempos de respuesta del Cliente, retrasos de proveedores, cambios de alcance, falta de accesos, fuerza mayor o materiales incompletos desplazarán razonablemente el calendario. Si el Cliente no responde durante diez (10) días hábiles, el Prestador podrá pausar el proyecto y reprogramarlo según disponibilidad.</w:t>
-      </w:r>
-    </w:p>
-    <w:p>
-      <w:pPr>
-        <w:pStyle w:val="Heading1"/>
-      </w:pPr>
-      <w:r>
-        <w:rPr>
-          <w:rFonts w:ascii="Arial" w:hAnsi="Arial"/>
-          <w:b w:val="0"/>
-          <w:i w:val="0"/>
-          <w:color w:val="141412"/>
-          <w:sz w:val="30"/>
-        </w:rPr>
-        <w:t>6. Revisión y aprobación</w:t>
-      </w:r>
-    </w:p>
-    <w:p>
-      <w:r>
-        <w:rPr>
-          <w:rFonts w:ascii="Arial" w:hAnsi="Arial"/>
-          <w:b w:val="0"/>
-          <w:i w:val="0"/>
-          <w:color w:val="141412"/>
-          <w:sz w:val="21"/>
-        </w:rPr>
-        <w:t>El Prestador presentará versiones para revisión por el medio acordado. El Cliente deberá:</w:t>
-      </w:r>
-    </w:p>
-    <w:p>
-      <w:pPr>
-        <w:spacing w:after="80" w:line="283" w:lineRule="auto"/>
-        <w:numPr>
-          <w:ilvl w:val="0"/>
-          <w:numId w:val="12"/>
-        </w:numPr>
-      </w:pPr>
-      <w:r>
-        <w:rPr>
-          <w:rFonts w:ascii="Arial" w:hAnsi="Arial"/>
-          <w:b w:val="0"/>
-          <w:i w:val="0"/>
-          <w:color w:val="141412"/>
-          <w:sz w:val="21"/>
-        </w:rPr>
-        <w:t>nombrar a una sola persona con autoridad para consolidar comentarios;</w:t>
-      </w:r>
-    </w:p>
-    <w:p>
-      <w:pPr>
-        <w:spacing w:after="80" w:line="283" w:lineRule="auto"/>
-        <w:numPr>
-          <w:ilvl w:val="0"/>
-          <w:numId w:val="12"/>
-        </w:numPr>
-      </w:pPr>
-      <w:r>
-        <w:rPr>
-          <w:rFonts w:ascii="Arial" w:hAnsi="Arial"/>
-          <w:b w:val="0"/>
-          <w:i w:val="0"/>
-          <w:color w:val="141412"/>
-          <w:sz w:val="21"/>
-        </w:rPr>
-        <w:t>enviar cada ronda en un solo mensaje o documento;</w:t>
-      </w:r>
-    </w:p>
-    <w:p>
-      <w:pPr>
-        <w:spacing w:after="80" w:line="283" w:lineRule="auto"/>
-        <w:numPr>
-          <w:ilvl w:val="0"/>
-          <w:numId w:val="12"/>
-        </w:numPr>
-      </w:pPr>
-      <w:r>
-        <w:rPr>
-          <w:rFonts w:ascii="Arial" w:hAnsi="Arial"/>
-          <w:b w:val="0"/>
-          <w:i w:val="0"/>
-          <w:color w:val="141412"/>
-          <w:sz w:val="21"/>
-        </w:rPr>
-        <w:t>distinguir correcciones de errores de nuevas solicitudes; y</w:t>
-      </w:r>
-    </w:p>
-    <w:p>
-      <w:pPr>
-        <w:spacing w:after="80" w:line="283" w:lineRule="auto"/>
-        <w:numPr>
-          <w:ilvl w:val="0"/>
-          <w:numId w:val="12"/>
-        </w:numPr>
-      </w:pPr>
-      <w:r>
-        <w:rPr>
-          <w:rFonts w:ascii="Arial" w:hAnsi="Arial"/>
-          <w:b w:val="0"/>
-          <w:i w:val="0"/>
-          <w:color w:val="141412"/>
-          <w:sz w:val="21"/>
-        </w:rPr>
-        <w:t>responder dentro de tres (3) días hábiles, salvo acuerdo distinto.</w:t>
-      </w:r>
-    </w:p>
-    <w:p>
-      <w:r>
-        <w:rPr>
-          <w:rFonts w:ascii="Arial" w:hAnsi="Arial"/>
-          <w:b w:val="0"/>
-          <w:i w:val="0"/>
-          <w:color w:val="141412"/>
-          <w:sz w:val="21"/>
-        </w:rPr>
-        <w:t>Se incluyen las rondas indicadas en la Hoja de Proyecto. Una ronda es un conjunto consolidado de comentarios sobre la versión presentada. Las preferencias nuevas, contenido adicional, cambios previamente aprobados o solicitudes recibidas después de agotar las rondas incluidas constituyen trabajo adicional.</w:t>
-      </w:r>
-    </w:p>
-    <w:p>
-      <w:r>
-        <w:rPr>
-          <w:rFonts w:ascii="Arial" w:hAnsi="Arial"/>
-          <w:b w:val="0"/>
-          <w:i w:val="0"/>
-          <w:color w:val="141412"/>
-          <w:sz w:val="21"/>
-        </w:rPr>
-        <w:t>La aprobación puede constar por firma, correo electrónico, mensaje escrito o instrucción expresa de publicar. La publicación solicitada por el Cliente constituye aceptación de la versión publicada, sin perjuicio de la garantía técnica indicada en la cláusula 13.</w:t>
-      </w:r>
-    </w:p>
-    <w:p>
-      <w:pPr>
-        <w:pStyle w:val="Heading1"/>
-      </w:pPr>
-      <w:r>
-        <w:rPr>
-          <w:rFonts w:ascii="Arial" w:hAnsi="Arial"/>
-          <w:b w:val="0"/>
-          <w:i w:val="0"/>
-          <w:color w:val="141412"/>
-          <w:sz w:val="30"/>
-        </w:rPr>
-        <w:t>7. Cambios de alcance</w:t>
-      </w:r>
-    </w:p>
-    <w:p>
-      <w:r>
-        <w:rPr>
-          <w:rFonts w:ascii="Arial" w:hAnsi="Arial"/>
-          <w:b w:val="0"/>
-          <w:i w:val="0"/>
-          <w:color w:val="141412"/>
-          <w:sz w:val="21"/>
-        </w:rPr>
-        <w:t>Ningún trabajo adicional comenzará sin que el Prestador comunique su costo o impacto y el Cliente lo acepte por escrito. Las solicitudes sencillas podrán cobrarse desde el monto indicado en la Hoja de Proyecto. Los cambios que afecten estructura, funciones, calendario o entregables requerirán una orden de cambio.</w:t>
-      </w:r>
-    </w:p>
-    <w:p>
-      <w:r>
-        <w:rPr>
-          <w:rFonts w:ascii="Arial" w:hAnsi="Arial"/>
-          <w:b w:val="0"/>
-          <w:i w:val="0"/>
-          <w:color w:val="141412"/>
-          <w:sz w:val="21"/>
-        </w:rPr>
-        <w:t>La aceptación por correo electrónico o mensaje escrito de la descripción, precio y plazo de una orden de cambio será suficiente para incorporarla al Acuerdo.</w:t>
-      </w:r>
-    </w:p>
-    <w:p>
-      <w:pPr>
-        <w:pStyle w:val="Heading1"/>
-      </w:pPr>
-      <w:r>
-        <w:rPr>
-          <w:rFonts w:ascii="Arial" w:hAnsi="Arial"/>
-          <w:b w:val="0"/>
-          <w:i w:val="0"/>
-          <w:color w:val="141412"/>
-          <w:sz w:val="30"/>
-        </w:rPr>
-        <w:t>8. Honorarios, pagos e impuestos</w:t>
-      </w:r>
-    </w:p>
-    <w:p>
-      <w:r>
-        <w:rPr>
-          <w:rFonts w:ascii="Arial" w:hAnsi="Arial"/>
-          <w:b w:val="0"/>
-          <w:i w:val="0"/>
-          <w:color w:val="141412"/>
-          <w:sz w:val="21"/>
-        </w:rPr>
-        <w:t>El Cliente pagará los honorarios de la Hoja de Proyecto conforme al calendario allí indicado. El pago inicial se acredita al precio total y compensa la reserva de capacidad, planeación e inicio del trabajo. Una vez iniciados los servicios, será reembolsable únicamente en la medida en que exceda el trabajo realizado y los compromisos razonablemente asumidos, salvo que la ley aplicable disponga otra cosa.</w:t>
-      </w:r>
-    </w:p>
-    <w:p>
-      <w:r>
-        <w:rPr>
-          <w:rFonts w:ascii="Arial" w:hAnsi="Arial"/>
-          <w:b w:val="0"/>
-          <w:i w:val="0"/>
-          <w:color w:val="141412"/>
-          <w:sz w:val="21"/>
-        </w:rPr>
-        <w:t>El pago final vence antes de publicar, transferir archivos finales o entregar accesos administrativos, lo que ocurra primero. El Prestador podrá suspender trabajo, publicación, soporte o transferencia mientras exista un saldo vencido.</w:t>
-      </w:r>
-    </w:p>
-    <w:p>
-      <w:r>
-        <w:rPr>
-          <w:rFonts w:ascii="Arial" w:hAnsi="Arial"/>
-          <w:b w:val="0"/>
-          <w:i w:val="0"/>
-          <w:color w:val="141412"/>
-          <w:sz w:val="21"/>
-        </w:rPr>
-        <w:t>Los precios no incluyen impuestos, retenciones, comisiones bancarias, conversión de moneda ni cargos de terceros, salvo indicación expresa. Cada Parte será responsable de sus obligaciones fiscales. Si una retención es legalmente obligatoria, el Cliente entregará el comprobante correspondiente.</w:t>
-      </w:r>
-    </w:p>
-    <w:p>
-      <w:pPr>
-        <w:pStyle w:val="Heading1"/>
-      </w:pPr>
-      <w:r>
-        <w:rPr>
-          <w:rFonts w:ascii="Arial" w:hAnsi="Arial"/>
-          <w:b w:val="0"/>
-          <w:i w:val="0"/>
-          <w:color w:val="141412"/>
-          <w:sz w:val="30"/>
-        </w:rPr>
-        <w:t>9. Gastos y servicios de terceros</w:t>
-      </w:r>
-    </w:p>
-    <w:p>
-      <w:r>
-        <w:rPr>
-          <w:rFonts w:ascii="Arial" w:hAnsi="Arial"/>
-          <w:b w:val="0"/>
-          <w:i w:val="0"/>
-          <w:color w:val="141412"/>
-          <w:sz w:val="21"/>
-        </w:rPr>
-        <w:t>Dominios, hosting, correo, tipografías, fotografías, plugins, plataformas y otros servicios externos se contratarán preferentemente a nombre del Cliente. Si el Prestador adelanta un gasto autorizado, el Cliente lo reembolsará contra comprobante.</w:t>
-      </w:r>
-    </w:p>
-    <w:p>
-      <w:r>
-        <w:rPr>
-          <w:rFonts w:ascii="Arial" w:hAnsi="Arial"/>
-          <w:b w:val="0"/>
-          <w:i w:val="0"/>
-          <w:color w:val="141412"/>
-          <w:sz w:val="21"/>
-        </w:rPr>
-        <w:t>Los terceros operan bajo sus propios términos, precios, disponibilidad y políticas. El Prestador no controla interrupciones, modificaciones, bloqueos, pérdida de funciones o aumentos de precio de esos servicios, pero colaborará razonablemente para resolver incidencias dentro del alcance contratado.</w:t>
-      </w:r>
-    </w:p>
-    <w:p>
-      <w:pPr>
-        <w:pStyle w:val="Heading1"/>
-      </w:pPr>
-      <w:r>
-        <w:rPr>
-          <w:rFonts w:ascii="Arial" w:hAnsi="Arial"/>
-          <w:b w:val="0"/>
-          <w:i w:val="0"/>
-          <w:color w:val="141412"/>
-          <w:sz w:val="30"/>
-        </w:rPr>
-        <w:t>10. Responsabilidades del Cliente</w:t>
-      </w:r>
-    </w:p>
-    <w:p>
-      <w:r>
-        <w:rPr>
-          <w:rFonts w:ascii="Arial" w:hAnsi="Arial"/>
-          <w:b w:val="0"/>
-          <w:i w:val="0"/>
-          <w:color w:val="141412"/>
-          <w:sz w:val="21"/>
-        </w:rPr>
-        <w:t>El Cliente se obliga a:</w:t>
-      </w:r>
-    </w:p>
-    <w:p>
-      <w:pPr>
-        <w:spacing w:after="80" w:line="283" w:lineRule="auto"/>
-        <w:numPr>
-          <w:ilvl w:val="0"/>
-          <w:numId w:val="10"/>
-        </w:numPr>
-      </w:pPr>
-      <w:r>
-        <w:rPr>
-          <w:rFonts w:ascii="Arial" w:hAnsi="Arial"/>
-          <w:b w:val="0"/>
-          <w:i w:val="0"/>
-          <w:color w:val="141412"/>
-          <w:sz w:val="21"/>
-        </w:rPr>
-        <w:t>entregar información, archivos y accesos correctos y oportunos;</w:t>
-      </w:r>
-    </w:p>
-    <w:p>
-      <w:pPr>
-        <w:spacing w:after="80" w:line="283" w:lineRule="auto"/>
-        <w:numPr>
-          <w:ilvl w:val="0"/>
-          <w:numId w:val="10"/>
-        </w:numPr>
-      </w:pPr>
-      <w:r>
-        <w:rPr>
-          <w:rFonts w:ascii="Arial" w:hAnsi="Arial"/>
-          <w:b w:val="0"/>
-          <w:i w:val="0"/>
-          <w:color w:val="141412"/>
-          <w:sz w:val="21"/>
-        </w:rPr>
-        <w:t>revisar nombres, teléfonos, precios, horarios, promociones y demás datos antes de aprobar;</w:t>
-      </w:r>
-    </w:p>
-    <w:p>
-      <w:pPr>
-        <w:spacing w:after="80" w:line="283" w:lineRule="auto"/>
-        <w:numPr>
-          <w:ilvl w:val="0"/>
-          <w:numId w:val="10"/>
-        </w:numPr>
-      </w:pPr>
-      <w:r>
-        <w:rPr>
-          <w:rFonts w:ascii="Arial" w:hAnsi="Arial"/>
-          <w:b w:val="0"/>
-          <w:i w:val="0"/>
-          <w:color w:val="141412"/>
-          <w:sz w:val="21"/>
-        </w:rPr>
-        <w:t>contar con derechos suficientes sobre logotipos, textos, fotografías, música, videos y marcas que proporcione;</w:t>
-      </w:r>
-    </w:p>
-    <w:p>
-      <w:pPr>
-        <w:spacing w:after="80" w:line="283" w:lineRule="auto"/>
-        <w:numPr>
-          <w:ilvl w:val="0"/>
-          <w:numId w:val="10"/>
-        </w:numPr>
-      </w:pPr>
-      <w:r>
-        <w:rPr>
-          <w:rFonts w:ascii="Arial" w:hAnsi="Arial"/>
-          <w:b w:val="0"/>
-          <w:i w:val="0"/>
-          <w:color w:val="141412"/>
-          <w:sz w:val="21"/>
-        </w:rPr>
-        <w:t>no solicitar contenido ilícito, engañoso, infractor, discriminatorio o malicioso;</w:t>
-      </w:r>
-    </w:p>
-    <w:p>
-      <w:pPr>
-        <w:spacing w:after="80" w:line="283" w:lineRule="auto"/>
-        <w:numPr>
-          <w:ilvl w:val="0"/>
-          <w:numId w:val="10"/>
-        </w:numPr>
-      </w:pPr>
-      <w:r>
-        <w:rPr>
-          <w:rFonts w:ascii="Arial" w:hAnsi="Arial"/>
-          <w:b w:val="0"/>
-          <w:i w:val="0"/>
-          <w:color w:val="141412"/>
-          <w:sz w:val="21"/>
-        </w:rPr>
-        <w:t>proteger sus credenciales y designar cuentas institucionales cuando sea posible;</w:t>
-      </w:r>
-    </w:p>
-    <w:p>
-      <w:pPr>
-        <w:spacing w:after="80" w:line="283" w:lineRule="auto"/>
-        <w:numPr>
-          <w:ilvl w:val="0"/>
-          <w:numId w:val="10"/>
-        </w:numPr>
-      </w:pPr>
-      <w:r>
-        <w:rPr>
-          <w:rFonts w:ascii="Arial" w:hAnsi="Arial"/>
-          <w:b w:val="0"/>
-          <w:i w:val="0"/>
-          <w:color w:val="141412"/>
-          <w:sz w:val="21"/>
-        </w:rPr>
-        <w:t>realizar respaldos después de recibir la entrega si administra directamente el sitio; y</w:t>
-      </w:r>
-    </w:p>
-    <w:p>
-      <w:pPr>
-        <w:spacing w:after="80" w:line="283" w:lineRule="auto"/>
-        <w:numPr>
-          <w:ilvl w:val="0"/>
-          <w:numId w:val="10"/>
-        </w:numPr>
-      </w:pPr>
-      <w:r>
-        <w:rPr>
-          <w:rFonts w:ascii="Arial" w:hAnsi="Arial"/>
-          <w:b w:val="0"/>
-          <w:i w:val="0"/>
-          <w:color w:val="141412"/>
-          <w:sz w:val="21"/>
-        </w:rPr>
-        <w:t>obtener las políticas, consentimientos y avisos legales que requiera su actividad.</w:t>
-      </w:r>
-    </w:p>
-    <w:p>
-      <w:r>
-        <w:rPr>
-          <w:rFonts w:ascii="Arial" w:hAnsi="Arial"/>
-          <w:b w:val="0"/>
-          <w:i w:val="0"/>
-          <w:color w:val="141412"/>
-          <w:sz w:val="21"/>
-        </w:rPr>
-        <w:t>El Cliente indemnizará al Prestador frente a reclamaciones de terceros derivadas de materiales, instrucciones o declaraciones proporcionadas por el Cliente, excepto en la medida causada por incumplimiento, negligencia grave o conducta dolosa del Prestador.</w:t>
-      </w:r>
-    </w:p>
-    <w:p>
-      <w:pPr>
-        <w:pStyle w:val="Heading1"/>
-      </w:pPr>
-      <w:r>
-        <w:rPr>
-          <w:rFonts w:ascii="Arial" w:hAnsi="Arial"/>
-          <w:b w:val="0"/>
-          <w:i w:val="0"/>
-          <w:color w:val="141412"/>
-          <w:sz w:val="30"/>
-        </w:rPr>
-        <w:t>11. Dominio, hosting y accesos</w:t>
-      </w:r>
-    </w:p>
-    <w:p>
-      <w:r>
-        <w:rPr>
-          <w:rFonts w:ascii="Arial" w:hAnsi="Arial"/>
-          <w:b w:val="0"/>
-          <w:i w:val="0"/>
-          <w:color w:val="141412"/>
-          <w:sz w:val="21"/>
-        </w:rPr>
-        <w:t>Siempre que sea posible, el Cliente será titular del dominio, cuenta de hosting, correo y servicios esenciales. El Prestador podrá recibir acceso administrativo limitado para ejecutar el proyecto, sin adquirir propiedad sobre dichas cuentas.</w:t>
-      </w:r>
-    </w:p>
-    <w:p>
-      <w:r>
-        <w:rPr>
-          <w:rFonts w:ascii="Arial" w:hAnsi="Arial"/>
-          <w:b w:val="0"/>
-          <w:i w:val="0"/>
-          <w:color w:val="141412"/>
-          <w:sz w:val="21"/>
-        </w:rPr>
-        <w:t>El Cliente mantendrá actualizados sus datos de facturación y recuperación. Al finalizar el proyecto y liquidarse el saldo, el Prestador entregará o devolverá los accesos bajo su control. El Prestador podrá eliminar copias de credenciales treinta (30) días después de la entrega.</w:t>
-      </w:r>
-    </w:p>
-    <w:p>
-      <w:pPr>
-        <w:pStyle w:val="Heading1"/>
-      </w:pPr>
-      <w:r>
-        <w:rPr>
-          <w:rFonts w:ascii="Arial" w:hAnsi="Arial"/>
-          <w:b w:val="0"/>
-          <w:i w:val="0"/>
-          <w:color w:val="141412"/>
-          <w:sz w:val="30"/>
-        </w:rPr>
-        <w:t>12. Propiedad intelectual</w:t>
+        <w:t>Al firmar, las Partes confirman que leyeron, comprendieron y aceptaron estas tres páginas.</w:t>
       </w:r>
     </w:p>
     <w:p>
@@ -2520,24 +1853,137 @@
       <w:r>
         <w:rPr>
           <w:rFonts w:ascii="Arial" w:hAnsi="Arial"/>
-          <w:b w:val="0"/>
+          <w:b/>
           <w:i w:val="0"/>
           <w:color w:val="2452FF"/>
           <w:sz w:val="23"/>
         </w:rPr>
-        <w:t>12.1 Materiales del Cliente</w:t>
+        <w:t>ETHROVS</w:t>
       </w:r>
     </w:p>
     <w:p>
+      <w:pPr>
+        <w:spacing w:after="40"/>
+      </w:pPr>
+      <w:r>
+        <w:rPr>
+          <w:rFonts w:ascii="Arial" w:hAnsi="Arial"/>
+          <w:b/>
+          <w:i w:val="0"/>
+          <w:color w:val="141412"/>
+          <w:sz w:val="18"/>
+        </w:rPr>
+        <w:t xml:space="preserve">Nombre legal: </w:t>
+      </w:r>
       <w:r>
         <w:rPr>
           <w:rFonts w:ascii="Arial" w:hAnsi="Arial"/>
           <w:b w:val="0"/>
           <w:i w:val="0"/>
           <w:color w:val="141412"/>
-          <w:sz w:val="21"/>
+          <w:sz w:val="18"/>
         </w:rPr>
-        <w:t>El Cliente conserva la titularidad de los materiales que entregue y concede al Prestador una licencia limitada para usarlos exclusivamente en la ejecución, prueba y presentación del proyecto.</w:t>
+        <w:t>Daniel Oyervidez</w:t>
+      </w:r>
+    </w:p>
+    <w:p>
+      <w:pPr>
+        <w:spacing w:after="40"/>
+      </w:pPr>
+      <w:r>
+        <w:rPr>
+          <w:rFonts w:ascii="Arial" w:hAnsi="Arial"/>
+          <w:b/>
+          <w:i w:val="0"/>
+          <w:color w:val="141412"/>
+          <w:sz w:val="18"/>
+        </w:rPr>
+        <w:t xml:space="preserve">Representante: </w:t>
+      </w:r>
+      <w:r>
+        <w:rPr>
+          <w:rFonts w:ascii="Arial" w:hAnsi="Arial"/>
+          <w:b w:val="0"/>
+          <w:i w:val="0"/>
+          <w:color w:val="141412"/>
+          <w:sz w:val="18"/>
+        </w:rPr>
+        <w:t>Daniel Oyervidez</w:t>
+      </w:r>
+    </w:p>
+    <w:p>
+      <w:pPr>
+        <w:spacing w:after="40"/>
+      </w:pPr>
+      <w:r>
+        <w:rPr>
+          <w:rFonts w:ascii="Arial" w:hAnsi="Arial"/>
+          <w:b/>
+          <w:i w:val="0"/>
+          <w:color w:val="141412"/>
+          <w:sz w:val="18"/>
+        </w:rPr>
+        <w:t xml:space="preserve">Correo: </w:t>
+      </w:r>
+      <w:r>
+        <w:rPr>
+          <w:rFonts w:ascii="Arial" w:hAnsi="Arial"/>
+          <w:b w:val="0"/>
+          <w:i w:val="0"/>
+          <w:color w:val="141412"/>
+          <w:sz w:val="18"/>
+        </w:rPr>
+        <w:t>hola@ethrovs.com</w:t>
+      </w:r>
+    </w:p>
+    <w:p>
+      <w:pPr>
+        <w:spacing w:after="40"/>
+      </w:pPr>
+      <w:r>
+        <w:rPr>
+          <w:rFonts w:ascii="Arial" w:hAnsi="Arial"/>
+          <w:b/>
+          <w:i w:val="0"/>
+          <w:color w:val="141412"/>
+          <w:sz w:val="18"/>
+        </w:rPr>
+        <w:t xml:space="preserve">Firma: </w:t>
+      </w:r>
+      <w:r>
+        <w:rPr>
+          <w:rFonts w:ascii="Arial" w:hAnsi="Arial"/>
+          <w:b w:val="0"/>
+          <w:i w:val="0"/>
+          <w:color w:val="141412"/>
+          <w:sz w:val="18"/>
+        </w:rPr>
+        <w:t>________________________________________</w:t>
+      </w:r>
+    </w:p>
+    <w:p>
+      <w:pPr>
+        <w:spacing w:after="40"/>
+      </w:pPr>
+      <w:r>
+        <w:rPr>
+          <w:rFonts w:ascii="Arial" w:hAnsi="Arial"/>
+          <w:b/>
+          <w:i w:val="0"/>
+          <w:color w:val="141412"/>
+          <w:sz w:val="18"/>
+        </w:rPr>
+        <w:t xml:space="preserve">Fecha: </w:t>
+      </w:r>
+      <w:r>
+        <w:rPr>
+          <w:rFonts w:ascii="Arial" w:hAnsi="Arial"/>
+          <w:b w:val="0"/>
+          <w:i w:val="0"/>
+          <w:color w:val="141412"/>
+          <w:sz w:val="18"/>
+        </w:rPr>
+        <w:t>_________________________________________</w:t>
       </w:r>
     </w:p>
     <w:p>
@@ -2547,547 +1993,7 @@
       <w:r>
         <w:rPr>
           <w:rFonts w:ascii="Arial" w:hAnsi="Arial"/>
-          <w:b w:val="0"/>
-          <w:i w:val="0"/>
-          <w:color w:val="2452FF"/>
-          <w:sz w:val="23"/>
-        </w:rPr>
-        <w:t>12.2 Herramientas y materiales preexistentes</w:t>
-      </w:r>
-    </w:p>
-    <w:p>
-      <w:r>
-        <w:rPr>
-          <w:rFonts w:ascii="Arial" w:hAnsi="Arial"/>
-          <w:b w:val="0"/>
-          <w:i w:val="0"/>
-          <w:color w:val="141412"/>
-          <w:sz w:val="21"/>
-        </w:rPr>
-        <w:t xml:space="preserve">El Prestador conserva sus derechos sobre procesos, conocimientos, sistemas, componentes reutilizables, plantillas, librerías, utilidades, métodos y materiales desarrollados antes del proyecto o de aplicación general (los </w:t>
-      </w:r>
-      <w:r>
-        <w:rPr>
-          <w:rFonts w:ascii="Arial" w:hAnsi="Arial"/>
           <w:b/>
-          <w:i w:val="0"/>
-          <w:color w:val="141412"/>
-          <w:sz w:val="21"/>
-        </w:rPr>
-        <w:t>“Materiales Base”</w:t>
-      </w:r>
-      <w:r>
-        <w:rPr>
-          <w:rFonts w:ascii="Arial" w:hAnsi="Arial"/>
-          <w:b w:val="0"/>
-          <w:i w:val="0"/>
-          <w:color w:val="141412"/>
-          <w:sz w:val="21"/>
-        </w:rPr>
-        <w:t>).</w:t>
-      </w:r>
-    </w:p>
-    <w:p>
-      <w:pPr>
-        <w:pStyle w:val="Heading2"/>
-      </w:pPr>
-      <w:r>
-        <w:rPr>
-          <w:rFonts w:ascii="Arial" w:hAnsi="Arial"/>
-          <w:b w:val="0"/>
-          <w:i w:val="0"/>
-          <w:color w:val="2452FF"/>
-          <w:sz w:val="23"/>
-        </w:rPr>
-        <w:t>12.3 Entregables personalizados</w:t>
-      </w:r>
-    </w:p>
-    <w:p>
-      <w:r>
-        <w:rPr>
-          <w:rFonts w:ascii="Arial" w:hAnsi="Arial"/>
-          <w:b w:val="0"/>
-          <w:i w:val="0"/>
-          <w:color w:val="141412"/>
-          <w:sz w:val="21"/>
-        </w:rPr>
-        <w:t>Sujeto al pago total, el Prestador cede al Cliente los derechos que legalmente pueda ceder sobre los elementos originales creados específicamente para el proyecto. Los Materiales Base y componentes de terceros no se ceden; se otorga al Cliente la licencia necesaria para utilizar el sitio final conforme a su finalidad ordinaria.</w:t>
-      </w:r>
-    </w:p>
-    <w:p>
-      <w:pPr>
-        <w:pStyle w:val="Heading2"/>
-      </w:pPr>
-      <w:r>
-        <w:rPr>
-          <w:rFonts w:ascii="Arial" w:hAnsi="Arial"/>
-          <w:b w:val="0"/>
-          <w:i w:val="0"/>
-          <w:color w:val="2452FF"/>
-          <w:sz w:val="23"/>
-        </w:rPr>
-        <w:t>12.4 Portafolio</w:t>
-      </w:r>
-    </w:p>
-    <w:p>
-      <w:r>
-        <w:rPr>
-          <w:rFonts w:ascii="Arial" w:hAnsi="Arial"/>
-          <w:b w:val="0"/>
-          <w:i w:val="0"/>
-          <w:color w:val="141412"/>
-          <w:sz w:val="21"/>
-        </w:rPr>
-        <w:t>Salvo que el Cliente solicite confidencialidad por escrito antes de la publicación, el Prestador podrá mostrar el nombre, logotipo, capturas y enlace público del proyecto en su portafolio, redes sociales y propuestas, sin revelar información confidencial ni resultados financieros no públicos.</w:t>
-      </w:r>
-    </w:p>
-    <w:p>
-      <w:pPr>
-        <w:pStyle w:val="Heading1"/>
-      </w:pPr>
-      <w:r>
-        <w:rPr>
-          <w:rFonts w:ascii="Arial" w:hAnsi="Arial"/>
-          <w:b w:val="0"/>
-          <w:i w:val="0"/>
-          <w:color w:val="141412"/>
-          <w:sz w:val="30"/>
-        </w:rPr>
-        <w:t>13. Garantía técnica limitada</w:t>
-      </w:r>
-    </w:p>
-    <w:p>
-      <w:r>
-        <w:rPr>
-          <w:rFonts w:ascii="Arial" w:hAnsi="Arial"/>
-          <w:b w:val="0"/>
-          <w:i w:val="0"/>
-          <w:color w:val="141412"/>
-          <w:sz w:val="21"/>
-        </w:rPr>
-        <w:t>Durante siete (7) días naturales después de la publicación o entrega, el Prestador corregirá sin cargo errores reproducibles que hagan que una función incluida no opere sustancialmente conforme a la versión aprobada. Esta garantía no cubre contenido nuevo, cambios de preferencia, errores de terceros, modificaciones realizadas por otras personas, credenciales comprometidas ni incompatibilidades surgidas por actualizaciones posteriores.</w:t>
-      </w:r>
-    </w:p>
-    <w:p>
-      <w:r>
-        <w:rPr>
-          <w:rFonts w:ascii="Arial" w:hAnsi="Arial"/>
-          <w:b w:val="0"/>
-          <w:i w:val="0"/>
-          <w:color w:val="141412"/>
-          <w:sz w:val="21"/>
-        </w:rPr>
-        <w:t>Salvo esta garantía expresa, el sitio y los servicios se entregan conforme al alcance acordado. El Prestador no garantiza posiciones en buscadores, ventas, tráfico, conversiones, disponibilidad ininterrumpida, compatibilidad futura ni resultados dependientes del mercado o de terceros.</w:t>
-      </w:r>
-    </w:p>
-    <w:p>
-      <w:pPr>
-        <w:pStyle w:val="Heading1"/>
-      </w:pPr>
-      <w:r>
-        <w:rPr>
-          <w:rFonts w:ascii="Arial" w:hAnsi="Arial"/>
-          <w:b w:val="0"/>
-          <w:i w:val="0"/>
-          <w:color w:val="141412"/>
-          <w:sz w:val="30"/>
-        </w:rPr>
-        <w:t>14. Confidencialidad y datos</w:t>
-      </w:r>
-    </w:p>
-    <w:p>
-      <w:r>
-        <w:rPr>
-          <w:rFonts w:ascii="Arial" w:hAnsi="Arial"/>
-          <w:b w:val="0"/>
-          <w:i w:val="0"/>
-          <w:color w:val="141412"/>
-          <w:sz w:val="21"/>
-        </w:rPr>
-        <w:t>Cada Parte protegerá la información no pública identificada como confidencial o que razonablemente deba entenderse como tal y la utilizará únicamente para cumplir el Acuerdo. Esta obligación no se aplica a información que sea pública sin incumplimiento, ya conocida legítimamente, recibida de un tercero sin deber de reserva o desarrollada independientemente.</w:t>
-      </w:r>
-    </w:p>
-    <w:p>
-      <w:r>
-        <w:rPr>
-          <w:rFonts w:ascii="Arial" w:hAnsi="Arial"/>
-          <w:b w:val="0"/>
-          <w:i w:val="0"/>
-          <w:color w:val="141412"/>
-          <w:sz w:val="21"/>
-        </w:rPr>
-        <w:t>Si el sitio procesará datos sensibles, pagos, historiales médicos, información financiera o datos de menores, las Partes deberán firmar un alcance específico antes de implementar esa función. El servicio base no incluye cumplimiento regulatorio especializado.</w:t>
-      </w:r>
-    </w:p>
-    <w:p>
-      <w:pPr>
-        <w:pStyle w:val="Heading1"/>
-      </w:pPr>
-      <w:r>
-        <w:rPr>
-          <w:rFonts w:ascii="Arial" w:hAnsi="Arial"/>
-          <w:b w:val="0"/>
-          <w:i w:val="0"/>
-          <w:color w:val="141412"/>
-          <w:sz w:val="30"/>
-        </w:rPr>
-        <w:t>15. Limitación de responsabilidad</w:t>
-      </w:r>
-    </w:p>
-    <w:p>
-      <w:r>
-        <w:rPr>
-          <w:rFonts w:ascii="Arial" w:hAnsi="Arial"/>
-          <w:b w:val="0"/>
-          <w:i w:val="0"/>
-          <w:color w:val="141412"/>
-          <w:sz w:val="21"/>
-        </w:rPr>
-        <w:t>En la máxima medida permitida por la ley aplicable, ninguna Parte será responsable frente a la otra por daños indirectos, especiales, punitivos, incidentales o consecuenciales, ni por pérdida de utilidades, datos u oportunidades, derivados del Acuerdo.</w:t>
-      </w:r>
-    </w:p>
-    <w:p>
-      <w:r>
-        <w:rPr>
-          <w:rFonts w:ascii="Arial" w:hAnsi="Arial"/>
-          <w:b w:val="0"/>
-          <w:i w:val="0"/>
-          <w:color w:val="141412"/>
-          <w:sz w:val="21"/>
-        </w:rPr>
-        <w:t>La responsabilidad total acumulada del Prestador relacionada con el proyecto no excederá los honorarios efectivamente pagados al Prestador bajo este Acuerdo. Esta limitación no se aplicará cuando la ley lo prohíba ni a fraude, dolo, apropiación indebida, violación deliberada de confidencialidad o lesiones personales imputables a una Parte.</w:t>
-      </w:r>
-    </w:p>
-    <w:p>
-      <w:pPr>
-        <w:pStyle w:val="Heading1"/>
-      </w:pPr>
-      <w:r>
-        <w:rPr>
-          <w:rFonts w:ascii="Arial" w:hAnsi="Arial"/>
-          <w:b w:val="0"/>
-          <w:i w:val="0"/>
-          <w:color w:val="141412"/>
-          <w:sz w:val="30"/>
-        </w:rPr>
-        <w:t>16. Terminación</w:t>
-      </w:r>
-    </w:p>
-    <w:p>
-      <w:r>
-        <w:rPr>
-          <w:rFonts w:ascii="Arial" w:hAnsi="Arial"/>
-          <w:b w:val="0"/>
-          <w:i w:val="0"/>
-          <w:color w:val="141412"/>
-          <w:sz w:val="21"/>
-        </w:rPr>
-        <w:t>Cualquiera de las Partes podrá terminar el Acuerdo por incumplimiento sustancial si la otra Parte no lo corrige dentro de cinco (5) días hábiles después de recibir aviso escrito. El Prestador podrá suspender o terminar inmediatamente ante falta de pago, instrucciones ilícitas, abuso, amenazas o riesgo de seguridad.</w:t>
-      </w:r>
-    </w:p>
-    <w:p>
-      <w:r>
-        <w:rPr>
-          <w:rFonts w:ascii="Arial" w:hAnsi="Arial"/>
-          <w:b w:val="0"/>
-          <w:i w:val="0"/>
-          <w:color w:val="141412"/>
-          <w:sz w:val="21"/>
-        </w:rPr>
-        <w:t>El Cliente también podrá cancelar por conveniencia mediante aviso escrito. En ese caso pagará el trabajo realizado, las etapas completadas y los gastos autorizados o no cancelables hasta la fecha efectiva. El Prestador entregará los materiales terminados y pagados en el estado en que se encuentren.</w:t>
-      </w:r>
-    </w:p>
-    <w:p>
-      <w:r>
-        <w:rPr>
-          <w:rFonts w:ascii="Arial" w:hAnsi="Arial"/>
-          <w:b w:val="0"/>
-          <w:i w:val="0"/>
-          <w:color w:val="141412"/>
-          <w:sz w:val="21"/>
-        </w:rPr>
-        <w:t>Las cláusulas sobre pagos, propiedad intelectual, confidencialidad, limitación de responsabilidad, solución de controversias y obligaciones que por su naturaleza deban sobrevivir continuarán vigentes.</w:t>
-      </w:r>
-    </w:p>
-    <w:p>
-      <w:pPr>
-        <w:pStyle w:val="Heading1"/>
-      </w:pPr>
-      <w:r>
-        <w:rPr>
-          <w:rFonts w:ascii="Arial" w:hAnsi="Arial"/>
-          <w:b w:val="0"/>
-          <w:i w:val="0"/>
-          <w:color w:val="141412"/>
-          <w:sz w:val="30"/>
-        </w:rPr>
-        <w:t>17. Relación independiente</w:t>
-      </w:r>
-    </w:p>
-    <w:p>
-      <w:r>
-        <w:rPr>
-          <w:rFonts w:ascii="Arial" w:hAnsi="Arial"/>
-          <w:b w:val="0"/>
-          <w:i w:val="0"/>
-          <w:color w:val="141412"/>
-          <w:sz w:val="21"/>
-        </w:rPr>
-        <w:t>El Prestador actúa como contratista independiente. El Acuerdo no crea sociedad, empleo, representación, franquicia, relación fiduciaria ni exclusividad. El Prestador podrá utilizar colaboradores bajo su dirección y seguirá siendo responsable del cumplimiento de las obligaciones asumidas.</w:t>
-      </w:r>
-    </w:p>
-    <w:p>
-      <w:pPr>
-        <w:pStyle w:val="Heading1"/>
-      </w:pPr>
-      <w:r>
-        <w:rPr>
-          <w:rFonts w:ascii="Arial" w:hAnsi="Arial"/>
-          <w:b w:val="0"/>
-          <w:i w:val="0"/>
-          <w:color w:val="141412"/>
-          <w:sz w:val="30"/>
-        </w:rPr>
-        <w:t>18. Ley aplicable y solución de controversias</w:t>
-      </w:r>
-    </w:p>
-    <w:p>
-      <w:r>
-        <w:rPr>
-          <w:rFonts w:ascii="Arial" w:hAnsi="Arial"/>
-          <w:b w:val="0"/>
-          <w:i w:val="0"/>
-          <w:color w:val="141412"/>
-          <w:sz w:val="21"/>
-        </w:rPr>
-        <w:t>Antes de iniciar un procedimiento, las Partes intentarán resolver cualquier controversia mediante negociación de buena fe entre personas con autoridad para decidir. Si no se resuelve dentro de diez (10) días hábiles del aviso escrito, podrán intentar mediación por acuerdo mutuo.</w:t>
-      </w:r>
-    </w:p>
-    <w:p>
-      <w:r>
-        <w:rPr>
-          <w:rFonts w:ascii="Arial" w:hAnsi="Arial"/>
-          <w:b/>
-          <w:i w:val="0"/>
-          <w:color w:val="2452FF"/>
-          <w:sz w:val="21"/>
-        </w:rPr>
-        <w:t>ESTE ACUERDO SE REGIRÁ POR LAS LEYES DE [JURISDICCIÓN ELEGIDA], SIN APLICAR SUS REGLAS DE CONFLICTO. LAS PARTES SE SOMETEN A LOS TRIBUNALES COMPETENTES DE [CIUDAD, CONDADO/ESTADO O ENTIDAD FEDERATIVA Y PAÍS], SALVO QUE ACUERDEN POR ESCRITO OTRO MECANISMO.</w:t>
-      </w:r>
-    </w:p>
-    <w:p>
-      <w:pPr>
-        <w:pStyle w:val="Heading1"/>
-      </w:pPr>
-      <w:r>
-        <w:rPr>
-          <w:rFonts w:ascii="Arial" w:hAnsi="Arial"/>
-          <w:b w:val="0"/>
-          <w:i w:val="0"/>
-          <w:color w:val="141412"/>
-          <w:sz w:val="30"/>
-        </w:rPr>
-        <w:t>19. Comunicaciones y firma electrónica</w:t>
-      </w:r>
-    </w:p>
-    <w:p>
-      <w:r>
-        <w:rPr>
-          <w:rFonts w:ascii="Arial" w:hAnsi="Arial"/>
-          <w:b w:val="0"/>
-          <w:i w:val="0"/>
-          <w:color w:val="141412"/>
-          <w:sz w:val="21"/>
-        </w:rPr>
-        <w:t>Los avisos relacionados con alcance, aprobación, pagos, incumplimiento o terminación se enviarán a los correos indicados en la Hoja de Proyecto. Se considerarán recibidos el día hábil de su entrega electrónica, siempre que no exista mensaje de rechazo.</w:t>
-      </w:r>
-    </w:p>
-    <w:p>
-      <w:r>
-        <w:rPr>
-          <w:rFonts w:ascii="Arial" w:hAnsi="Arial"/>
-          <w:b w:val="0"/>
-          <w:i w:val="0"/>
-          <w:color w:val="141412"/>
-          <w:sz w:val="21"/>
-        </w:rPr>
-        <w:t>Las Partes aceptan celebrar y conservar el Acuerdo por medios electrónicos. Las firmas electrónicas, copias PDF y aceptaciones electrónicas tendrán el efecto permitido por la ley aplicable. Cada firmante declara contar con facultades suficientes para obligar a la Parte que representa.</w:t>
-      </w:r>
-    </w:p>
-    <w:p>
-      <w:pPr>
-        <w:pStyle w:val="Heading1"/>
-      </w:pPr>
-      <w:r>
-        <w:rPr>
-          <w:rFonts w:ascii="Arial" w:hAnsi="Arial"/>
-          <w:b w:val="0"/>
-          <w:i w:val="0"/>
-          <w:color w:val="141412"/>
-          <w:sz w:val="30"/>
-        </w:rPr>
-        <w:t>20. Disposiciones generales</w:t>
-      </w:r>
-    </w:p>
-    <w:p>
-      <w:r>
-        <w:rPr>
-          <w:rFonts w:ascii="Arial" w:hAnsi="Arial"/>
-          <w:b w:val="0"/>
-          <w:i w:val="0"/>
-          <w:color w:val="141412"/>
-          <w:sz w:val="21"/>
-        </w:rPr>
-        <w:t>El Acuerdo constituye el entendimiento completo sobre el proyecto y sustituye comunicaciones anteriores sobre el mismo objeto. Cualquier modificación deberá constar por escrito y ser aceptada por ambas Partes. La falta de ejercicio de un derecho no implica renuncia. Si una disposición resulta inválida, se ajustará en la medida mínima necesaria y las demás continuarán vigentes.</w:t>
-      </w:r>
-    </w:p>
-    <w:p>
-      <w:r>
-        <w:rPr>
-          <w:rFonts w:ascii="Arial" w:hAnsi="Arial"/>
-          <w:b w:val="0"/>
-          <w:i w:val="0"/>
-          <w:color w:val="141412"/>
-          <w:sz w:val="21"/>
-        </w:rPr>
-        <w:t>Ninguna Parte podrá ceder el Acuerdo sin autorización escrita de la otra, excepto a una afiliada o sucesora por reorganización, fusión o venta sustancial de activos, siempre que asuma las obligaciones. Los encabezados facilitan la lectura y no limitan el contenido.</w:t>
-      </w:r>
-    </w:p>
-    <w:p>
-      <w:r>
-        <w:br w:type="page"/>
-      </w:r>
-    </w:p>
-    <w:p>
-      <w:pPr>
-        <w:pStyle w:val="Heading1"/>
-      </w:pPr>
-      <w:r>
-        <w:rPr>
-          <w:rFonts w:ascii="Arial" w:hAnsi="Arial"/>
-          <w:b w:val="0"/>
-          <w:i w:val="0"/>
-          <w:color w:val="141412"/>
-          <w:sz w:val="30"/>
-        </w:rPr>
-        <w:t>Firmas</w:t>
-      </w:r>
-    </w:p>
-    <w:p>
-      <w:r>
-        <w:rPr>
-          <w:rFonts w:ascii="Arial" w:hAnsi="Arial"/>
-          <w:b w:val="0"/>
-          <w:i w:val="0"/>
-          <w:color w:val="141412"/>
-          <w:sz w:val="21"/>
-        </w:rPr>
-        <w:t>Al firmar, las Partes confirman que leyeron, comprendieron y aceptan el Acuerdo y la Hoja de Proyecto completada.</w:t>
-      </w:r>
-    </w:p>
-    <w:p>
-      <w:pPr>
-        <w:pStyle w:val="Heading2"/>
-      </w:pPr>
-      <w:r>
-        <w:rPr>
-          <w:rFonts w:ascii="Arial" w:hAnsi="Arial"/>
-          <w:b w:val="0"/>
-          <w:i w:val="0"/>
-          <w:color w:val="2452FF"/>
-          <w:sz w:val="23"/>
-        </w:rPr>
-        <w:t>PRESTADOR — ETHROVS</w:t>
-      </w:r>
-    </w:p>
-    <w:p>
-      <w:pPr>
-        <w:spacing w:after="140"/>
-        <w:ind w:left="173"/>
-      </w:pPr>
-      <w:r>
-        <w:rPr>
-          <w:rFonts w:ascii="Arial" w:hAnsi="Arial"/>
-          <w:b w:val="0"/>
-          <w:i w:val="0"/>
-          <w:color w:val="2452FF"/>
-          <w:sz w:val="21"/>
-        </w:rPr>
-        <w:t>Nombre legal: [________________________________]</w:t>
-      </w:r>
-    </w:p>
-    <w:p>
-      <w:pPr>
-        <w:spacing w:after="140"/>
-        <w:ind w:left="173"/>
-      </w:pPr>
-      <w:r>
-        <w:rPr>
-          <w:rFonts w:ascii="Arial" w:hAnsi="Arial"/>
-          <w:b w:val="0"/>
-          <w:i w:val="0"/>
-          <w:color w:val="2452FF"/>
-          <w:sz w:val="21"/>
-        </w:rPr>
-        <w:t>Representante: [________________________________]</w:t>
-      </w:r>
-    </w:p>
-    <w:p>
-      <w:pPr>
-        <w:spacing w:after="140"/>
-        <w:ind w:left="173"/>
-      </w:pPr>
-      <w:r>
-        <w:rPr>
-          <w:rFonts w:ascii="Arial" w:hAnsi="Arial"/>
-          <w:b w:val="0"/>
-          <w:i w:val="0"/>
-          <w:color w:val="2452FF"/>
-          <w:sz w:val="21"/>
-        </w:rPr>
-        <w:t>Firma: [________________________________]</w:t>
-      </w:r>
-    </w:p>
-    <w:p>
-      <w:pPr>
-        <w:spacing w:after="140"/>
-        <w:ind w:left="173"/>
-      </w:pPr>
-      <w:r>
-        <w:rPr>
-          <w:rFonts w:ascii="Arial" w:hAnsi="Arial"/>
-          <w:b w:val="0"/>
-          <w:i w:val="0"/>
-          <w:color w:val="2452FF"/>
-          <w:sz w:val="21"/>
-        </w:rPr>
-        <w:t>Fecha: [________________________________]</w:t>
-      </w:r>
-    </w:p>
-    <w:p>
-      <w:pPr>
-        <w:spacing w:after="140"/>
-        <w:ind w:left="173"/>
-      </w:pPr>
-      <w:r>
-        <w:rPr>
-          <w:rFonts w:ascii="Arial" w:hAnsi="Arial"/>
-          <w:b w:val="0"/>
-          <w:i w:val="0"/>
-          <w:color w:val="2452FF"/>
-          <w:sz w:val="21"/>
-        </w:rPr>
-        <w:t>Correo: [________________________________]</w:t>
-      </w:r>
-    </w:p>
-    <w:p>
-      <w:pPr>
-        <w:pStyle w:val="Heading2"/>
-      </w:pPr>
-      <w:r>
-        <w:rPr>
-          <w:rFonts w:ascii="Arial" w:hAnsi="Arial"/>
-          <w:b w:val="0"/>
           <w:i w:val="0"/>
           <w:color w:val="2452FF"/>
           <w:sz w:val="23"/>
@@ -3097,1907 +2003,179 @@
     </w:p>
     <w:p>
       <w:pPr>
-        <w:spacing w:after="140"/>
-        <w:ind w:left="173"/>
+        <w:spacing w:after="40"/>
       </w:pPr>
       <w:r>
         <w:rPr>
           <w:rFonts w:ascii="Arial" w:hAnsi="Arial"/>
-          <w:b w:val="0"/>
-          <w:i w:val="0"/>
-          <w:color w:val="2452FF"/>
-          <w:sz w:val="21"/>
-        </w:rPr>
-        <w:t>Razón social: [________________________________]</w:t>
-      </w:r>
-    </w:p>
-    <w:p>
-      <w:pPr>
-        <w:spacing w:after="140"/>
-        <w:ind w:left="173"/>
-      </w:pPr>
-      <w:r>
-        <w:rPr>
-          <w:rFonts w:ascii="Arial" w:hAnsi="Arial"/>
-          <w:b w:val="0"/>
-          <w:i w:val="0"/>
-          <w:color w:val="2452FF"/>
-          <w:sz w:val="21"/>
-        </w:rPr>
-        <w:t>Representante y cargo: [________________________________]</w:t>
-      </w:r>
-    </w:p>
-    <w:p>
-      <w:pPr>
-        <w:spacing w:after="140"/>
-        <w:ind w:left="173"/>
-      </w:pPr>
-      <w:r>
-        <w:rPr>
-          <w:rFonts w:ascii="Arial" w:hAnsi="Arial"/>
-          <w:b w:val="0"/>
-          <w:i w:val="0"/>
-          <w:color w:val="2452FF"/>
-          <w:sz w:val="21"/>
-        </w:rPr>
-        <w:t>Firma: [________________________________]</w:t>
-      </w:r>
-    </w:p>
-    <w:p>
-      <w:pPr>
-        <w:spacing w:after="140"/>
-        <w:ind w:left="173"/>
-      </w:pPr>
-      <w:r>
-        <w:rPr>
-          <w:rFonts w:ascii="Arial" w:hAnsi="Arial"/>
-          <w:b w:val="0"/>
-          <w:i w:val="0"/>
-          <w:color w:val="2452FF"/>
-          <w:sz w:val="21"/>
-        </w:rPr>
-        <w:t>Fecha: [________________________________]</w:t>
-      </w:r>
-    </w:p>
-    <w:p>
-      <w:pPr>
-        <w:spacing w:after="140"/>
-        <w:ind w:left="173"/>
-      </w:pPr>
-      <w:r>
-        <w:rPr>
-          <w:rFonts w:ascii="Arial" w:hAnsi="Arial"/>
-          <w:b w:val="0"/>
-          <w:i w:val="0"/>
-          <w:color w:val="2452FF"/>
-          <w:sz w:val="21"/>
-        </w:rPr>
-        <w:t>Correo: [________________________________]</w:t>
-      </w:r>
-    </w:p>
-    <w:p>
-      <w:r>
-        <w:br w:type="page"/>
-      </w:r>
-    </w:p>
-    <w:p>
-      <w:pPr>
-        <w:pStyle w:val="Heading1"/>
-        <w:spacing w:before="0" w:after="320"/>
-        <w:pBdr>
-          <w:bottom w:val="single" w:sz="20" w:space="8" w:color="D9FF52"/>
-        </w:pBdr>
-      </w:pPr>
-      <w:r>
-        <w:rPr>
-          <w:rFonts w:ascii="Georgia" w:hAnsi="Georgia"/>
-          <w:b w:val="0"/>
+          <w:b/>
           <w:i w:val="0"/>
           <w:color w:val="141412"/>
-          <w:sz w:val="50"/>
+          <w:sz w:val="18"/>
         </w:rPr>
-        <w:t>Anexo A — Orden de Proyecto</w:t>
+        <w:t xml:space="preserve">Nombre o razón social: </w:t>
       </w:r>
-    </w:p>
-    <w:p>
-      <w:pPr>
-        <w:pStyle w:val="Heading1"/>
-      </w:pPr>
       <w:r>
         <w:rPr>
           <w:rFonts w:ascii="Arial" w:hAnsi="Arial"/>
           <w:b w:val="0"/>
           <w:i w:val="0"/>
           <w:color w:val="141412"/>
-          <w:sz w:val="30"/>
+          <w:sz w:val="18"/>
         </w:rPr>
-        <w:t>A.1 Objetivo</w:t>
-      </w:r>
-    </w:p>
-    <w:p>
-      <w:r>
-        <w:rPr>
-          <w:rFonts w:ascii="Arial" w:hAnsi="Arial"/>
-          <w:b w:val="0"/>
-          <w:i w:val="0"/>
-          <w:color w:val="2452FF"/>
-          <w:sz w:val="21"/>
-        </w:rPr>
-        <w:t>[Describir en dos o tres frases qué debe lograr el sitio y para qué audiencia.]</w:t>
+        <w:t>________________________________</w:t>
       </w:r>
     </w:p>
     <w:p>
       <w:pPr>
-        <w:pStyle w:val="Heading1"/>
+        <w:spacing w:after="40"/>
       </w:pPr>
+      <w:r>
+        <w:rPr>
+          <w:rFonts w:ascii="Arial" w:hAnsi="Arial"/>
+          <w:b/>
+          <w:i w:val="0"/>
+          <w:color w:val="141412"/>
+          <w:sz w:val="18"/>
+        </w:rPr>
+        <w:t xml:space="preserve">Representante: </w:t>
+      </w:r>
       <w:r>
         <w:rPr>
           <w:rFonts w:ascii="Arial" w:hAnsi="Arial"/>
           <w:b w:val="0"/>
           <w:i w:val="0"/>
           <w:color w:val="141412"/>
-          <w:sz w:val="30"/>
+          <w:sz w:val="18"/>
         </w:rPr>
-        <w:t>A.2 Entregables</w:t>
+        <w:t>_____________________________________</w:t>
       </w:r>
     </w:p>
     <w:p>
       <w:pPr>
-        <w:spacing w:after="80" w:line="283" w:lineRule="auto"/>
-        <w:numPr>
-          <w:ilvl w:val="0"/>
-          <w:numId w:val="10"/>
-        </w:numPr>
+        <w:spacing w:after="40"/>
       </w:pPr>
       <w:r>
         <w:rPr>
           <w:rFonts w:ascii="Arial" w:hAnsi="Arial"/>
-          <w:b w:val="0"/>
+          <w:b/>
           <w:i w:val="0"/>
-          <w:color w:val="2452FF"/>
-          <w:sz w:val="21"/>
+          <w:color w:val="141412"/>
+          <w:sz w:val="18"/>
         </w:rPr>
-        <w:t>[Página o sección 1]</w:t>
+        <w:t xml:space="preserve">Correo: </w:t>
       </w:r>
-    </w:p>
-    <w:p>
-      <w:pPr>
-        <w:spacing w:after="80" w:line="283" w:lineRule="auto"/>
-        <w:numPr>
-          <w:ilvl w:val="0"/>
-          <w:numId w:val="10"/>
-        </w:numPr>
-      </w:pPr>
-      <w:r>
-        <w:rPr>
-          <w:rFonts w:ascii="Arial" w:hAnsi="Arial"/>
-          <w:b w:val="0"/>
-          <w:i w:val="0"/>
-          <w:color w:val="2452FF"/>
-          <w:sz w:val="21"/>
-        </w:rPr>
-        <w:t>[Página o sección 2]</w:t>
-      </w:r>
-    </w:p>
-    <w:p>
-      <w:pPr>
-        <w:spacing w:after="80" w:line="283" w:lineRule="auto"/>
-        <w:numPr>
-          <w:ilvl w:val="0"/>
-          <w:numId w:val="10"/>
-        </w:numPr>
-      </w:pPr>
-      <w:r>
-        <w:rPr>
-          <w:rFonts w:ascii="Arial" w:hAnsi="Arial"/>
-          <w:b w:val="0"/>
-          <w:i w:val="0"/>
-          <w:color w:val="2452FF"/>
-          <w:sz w:val="21"/>
-        </w:rPr>
-        <w:t>[Página o sección 3]</w:t>
-      </w:r>
-    </w:p>
-    <w:p>
-      <w:pPr>
-        <w:spacing w:after="80" w:line="283" w:lineRule="auto"/>
-        <w:numPr>
-          <w:ilvl w:val="0"/>
-          <w:numId w:val="10"/>
-        </w:numPr>
-      </w:pPr>
-      <w:r>
-        <w:rPr>
-          <w:rFonts w:ascii="Arial" w:hAnsi="Arial"/>
-          <w:b w:val="0"/>
-          <w:i w:val="0"/>
-          <w:color w:val="2452FF"/>
-          <w:sz w:val="21"/>
-        </w:rPr>
-        <w:t>[Formulario, mapa, idioma o integración]</w:t>
-      </w:r>
-    </w:p>
-    <w:p>
-      <w:pPr>
-        <w:spacing w:after="80" w:line="283" w:lineRule="auto"/>
-        <w:numPr>
-          <w:ilvl w:val="0"/>
-          <w:numId w:val="10"/>
-        </w:numPr>
-      </w:pPr>
-      <w:r>
-        <w:rPr>
-          <w:rFonts w:ascii="Arial" w:hAnsi="Arial"/>
-          <w:b w:val="0"/>
-          <w:i w:val="0"/>
-          <w:color w:val="2452FF"/>
-          <w:sz w:val="21"/>
-        </w:rPr>
-        <w:t>[Publicación y entrega]</w:t>
-      </w:r>
-    </w:p>
-    <w:p>
-      <w:pPr>
-        <w:pStyle w:val="Heading1"/>
-      </w:pPr>
       <w:r>
         <w:rPr>
           <w:rFonts w:ascii="Arial" w:hAnsi="Arial"/>
           <w:b w:val="0"/>
           <w:i w:val="0"/>
           <w:color w:val="141412"/>
-          <w:sz w:val="30"/>
+          <w:sz w:val="18"/>
         </w:rPr>
-        <w:t>A.3 Materiales que entregará el Cliente</w:t>
+        <w:t>___________________________________________</w:t>
       </w:r>
     </w:p>
     <w:p>
       <w:pPr>
-        <w:spacing w:after="80" w:line="283" w:lineRule="auto"/>
-        <w:numPr>
-          <w:ilvl w:val="0"/>
-          <w:numId w:val="10"/>
-        </w:numPr>
+        <w:spacing w:after="40"/>
       </w:pPr>
       <w:r>
         <w:rPr>
           <w:rFonts w:ascii="Arial" w:hAnsi="Arial"/>
-          <w:b w:val="0"/>
+          <w:b/>
           <w:i w:val="0"/>
-          <w:color w:val="2452FF"/>
-          <w:sz w:val="21"/>
+          <w:color w:val="141412"/>
+          <w:sz w:val="18"/>
         </w:rPr>
-        <w:t>[Logotipo en alta resolución]</w:t>
+        <w:t xml:space="preserve">Firma: </w:t>
       </w:r>
-    </w:p>
-    <w:p>
-      <w:pPr>
-        <w:spacing w:after="80" w:line="283" w:lineRule="auto"/>
-        <w:numPr>
-          <w:ilvl w:val="0"/>
-          <w:numId w:val="10"/>
-        </w:numPr>
-      </w:pPr>
-      <w:r>
-        <w:rPr>
-          <w:rFonts w:ascii="Arial" w:hAnsi="Arial"/>
-          <w:b w:val="0"/>
-          <w:i w:val="0"/>
-          <w:color w:val="2452FF"/>
-          <w:sz w:val="21"/>
-        </w:rPr>
-        <w:t>[Textos definitivos]</w:t>
-      </w:r>
-    </w:p>
-    <w:p>
-      <w:pPr>
-        <w:spacing w:after="80" w:line="283" w:lineRule="auto"/>
-        <w:numPr>
-          <w:ilvl w:val="0"/>
-          <w:numId w:val="10"/>
-        </w:numPr>
-      </w:pPr>
-      <w:r>
-        <w:rPr>
-          <w:rFonts w:ascii="Arial" w:hAnsi="Arial"/>
-          <w:b w:val="0"/>
-          <w:i w:val="0"/>
-          <w:color w:val="2452FF"/>
-          <w:sz w:val="21"/>
-        </w:rPr>
-        <w:t>[Fotografías y permisos]</w:t>
-      </w:r>
-    </w:p>
-    <w:p>
-      <w:pPr>
-        <w:spacing w:after="80" w:line="283" w:lineRule="auto"/>
-        <w:numPr>
-          <w:ilvl w:val="0"/>
-          <w:numId w:val="10"/>
-        </w:numPr>
-      </w:pPr>
-      <w:r>
-        <w:rPr>
-          <w:rFonts w:ascii="Arial" w:hAnsi="Arial"/>
-          <w:b w:val="0"/>
-          <w:i w:val="0"/>
-          <w:color w:val="2452FF"/>
-          <w:sz w:val="21"/>
-        </w:rPr>
-        <w:t>[Datos de contacto, servicios, precios y horarios]</w:t>
-      </w:r>
-    </w:p>
-    <w:p>
-      <w:pPr>
-        <w:spacing w:after="80" w:line="283" w:lineRule="auto"/>
-        <w:numPr>
-          <w:ilvl w:val="0"/>
-          <w:numId w:val="10"/>
-        </w:numPr>
-      </w:pPr>
-      <w:r>
-        <w:rPr>
-          <w:rFonts w:ascii="Arial" w:hAnsi="Arial"/>
-          <w:b w:val="0"/>
-          <w:i w:val="0"/>
-          <w:color w:val="2452FF"/>
-          <w:sz w:val="21"/>
-        </w:rPr>
-        <w:t>[Accesos al dominio, hosting o plataforma]</w:t>
-      </w:r>
-    </w:p>
-    <w:p>
-      <w:pPr>
-        <w:pStyle w:val="Heading1"/>
-      </w:pPr>
       <w:r>
         <w:rPr>
           <w:rFonts w:ascii="Arial" w:hAnsi="Arial"/>
           <w:b w:val="0"/>
           <w:i w:val="0"/>
           <w:color w:val="141412"/>
-          <w:sz w:val="30"/>
+          <w:sz w:val="18"/>
         </w:rPr>
-        <w:t>A.4 Calendario y aprobaciones</w:t>
-      </w:r>
-    </w:p>
-    <w:tbl>
-      <w:tblPr>
-        <w:tblW w:type="dxa" w:w="9360"/>
-        <w:jc w:val="left"/>
-        <w:tblLayout w:type="fixed"/>
-        <w:tblLook w:firstColumn="1" w:firstRow="1" w:lastColumn="0" w:lastRow="0" w:noHBand="0" w:noVBand="1" w:val="04A0"/>
-        <w:tblInd w:w="120" w:type="dxa"/>
-      </w:tblPr>
-      <w:tblGrid>
-        <w:gridCol w:w="2500"/>
-        <w:gridCol w:w="1600"/>
-        <w:gridCol w:w="1700"/>
-        <w:gridCol w:w="3560"/>
-      </w:tblGrid>
-      <w:tr>
-        <w:tc>
-          <w:tcPr>
-            <w:tcW w:type="dxa" w:w="2500"/>
-            <w:vAlign w:val="center"/>
-            <w:tcMar>
-              <w:top w:w="100" w:type="dxa"/>
-              <w:start w:w="140" w:type="dxa"/>
-              <w:bottom w:w="100" w:type="dxa"/>
-              <w:end w:w="140" w:type="dxa"/>
-            </w:tcMar>
-            <w:tcBorders>
-              <w:top w:val="single" w:sz="6" w:color="E5E4DE"/>
-              <w:left w:val="single" w:sz="6" w:color="E5E4DE"/>
-              <w:bottom w:val="single" w:sz="6" w:color="E5E4DE"/>
-              <w:right w:val="single" w:sz="6" w:color="E5E4DE"/>
-              <w:insideH w:val="single" w:sz="6" w:color="E5E4DE"/>
-              <w:insideV w:val="single" w:sz="6" w:color="E5E4DE"/>
-            </w:tcBorders>
-            <w:shd w:fill="141412"/>
-          </w:tcPr>
-          <w:p>
-            <w:pPr>
-              <w:spacing w:after="0" w:line="252" w:lineRule="auto"/>
-            </w:pPr>
-            <w:r>
-              <w:rPr>
-                <w:rFonts w:ascii="Arial" w:hAnsi="Arial"/>
-                <w:b/>
-                <w:i w:val="0"/>
-                <w:color w:val="FFFFFF"/>
-                <w:sz w:val="16"/>
-              </w:rPr>
-              <w:t>Hito</w:t>
-            </w:r>
-          </w:p>
-        </w:tc>
-        <w:tc>
-          <w:tcPr>
-            <w:tcW w:type="dxa" w:w="1600"/>
-            <w:vAlign w:val="center"/>
-            <w:tcMar>
-              <w:top w:w="100" w:type="dxa"/>
-              <w:start w:w="140" w:type="dxa"/>
-              <w:bottom w:w="100" w:type="dxa"/>
-              <w:end w:w="140" w:type="dxa"/>
-            </w:tcMar>
-            <w:tcBorders>
-              <w:top w:val="single" w:sz="6" w:color="E5E4DE"/>
-              <w:left w:val="single" w:sz="6" w:color="E5E4DE"/>
-              <w:bottom w:val="single" w:sz="6" w:color="E5E4DE"/>
-              <w:right w:val="single" w:sz="6" w:color="E5E4DE"/>
-              <w:insideH w:val="single" w:sz="6" w:color="E5E4DE"/>
-              <w:insideV w:val="single" w:sz="6" w:color="E5E4DE"/>
-            </w:tcBorders>
-            <w:shd w:fill="141412"/>
-          </w:tcPr>
-          <w:p>
-            <w:pPr>
-              <w:spacing w:after="0" w:line="252" w:lineRule="auto"/>
-            </w:pPr>
-            <w:r>
-              <w:rPr>
-                <w:rFonts w:ascii="Arial" w:hAnsi="Arial"/>
-                <w:b/>
-                <w:i w:val="0"/>
-                <w:color w:val="FFFFFF"/>
-                <w:sz w:val="16"/>
-              </w:rPr>
-              <w:t>Responsable</w:t>
-            </w:r>
-          </w:p>
-        </w:tc>
-        <w:tc>
-          <w:tcPr>
-            <w:tcW w:type="dxa" w:w="1700"/>
-            <w:vAlign w:val="center"/>
-            <w:tcMar>
-              <w:top w:w="100" w:type="dxa"/>
-              <w:start w:w="140" w:type="dxa"/>
-              <w:bottom w:w="100" w:type="dxa"/>
-              <w:end w:w="140" w:type="dxa"/>
-            </w:tcMar>
-            <w:tcBorders>
-              <w:top w:val="single" w:sz="6" w:color="E5E4DE"/>
-              <w:left w:val="single" w:sz="6" w:color="E5E4DE"/>
-              <w:bottom w:val="single" w:sz="6" w:color="E5E4DE"/>
-              <w:right w:val="single" w:sz="6" w:color="E5E4DE"/>
-              <w:insideH w:val="single" w:sz="6" w:color="E5E4DE"/>
-              <w:insideV w:val="single" w:sz="6" w:color="E5E4DE"/>
-            </w:tcBorders>
-            <w:shd w:fill="141412"/>
-          </w:tcPr>
-          <w:p>
-            <w:pPr>
-              <w:spacing w:after="0" w:line="252" w:lineRule="auto"/>
-            </w:pPr>
-            <w:r>
-              <w:rPr>
-                <w:rFonts w:ascii="Arial" w:hAnsi="Arial"/>
-                <w:b/>
-                <w:i w:val="0"/>
-                <w:color w:val="FFFFFF"/>
-                <w:sz w:val="16"/>
-              </w:rPr>
-              <w:t>Fecha objetivo</w:t>
-            </w:r>
-          </w:p>
-        </w:tc>
-        <w:tc>
-          <w:tcPr>
-            <w:tcW w:type="dxa" w:w="3560"/>
-            <w:vAlign w:val="center"/>
-            <w:tcMar>
-              <w:top w:w="100" w:type="dxa"/>
-              <w:start w:w="140" w:type="dxa"/>
-              <w:bottom w:w="100" w:type="dxa"/>
-              <w:end w:w="140" w:type="dxa"/>
-            </w:tcMar>
-            <w:tcBorders>
-              <w:top w:val="single" w:sz="6" w:color="E5E4DE"/>
-              <w:left w:val="single" w:sz="6" w:color="E5E4DE"/>
-              <w:bottom w:val="single" w:sz="6" w:color="E5E4DE"/>
-              <w:right w:val="single" w:sz="6" w:color="E5E4DE"/>
-              <w:insideH w:val="single" w:sz="6" w:color="E5E4DE"/>
-              <w:insideV w:val="single" w:sz="6" w:color="E5E4DE"/>
-            </w:tcBorders>
-            <w:shd w:fill="141412"/>
-          </w:tcPr>
-          <w:p>
-            <w:pPr>
-              <w:spacing w:after="0" w:line="252" w:lineRule="auto"/>
-            </w:pPr>
-            <w:r>
-              <w:rPr>
-                <w:rFonts w:ascii="Arial" w:hAnsi="Arial"/>
-                <w:b/>
-                <w:i w:val="0"/>
-                <w:color w:val="FFFFFF"/>
-                <w:sz w:val="16"/>
-              </w:rPr>
-              <w:t>Criterio de aprobación</w:t>
-            </w:r>
-          </w:p>
-        </w:tc>
-      </w:tr>
-      <w:tr>
-        <w:tc>
-          <w:tcPr>
-            <w:tcW w:type="dxa" w:w="2500"/>
-            <w:vAlign w:val="center"/>
-            <w:tcMar>
-              <w:top w:w="100" w:type="dxa"/>
-              <w:start w:w="140" w:type="dxa"/>
-              <w:bottom w:w="100" w:type="dxa"/>
-              <w:end w:w="140" w:type="dxa"/>
-            </w:tcMar>
-            <w:tcBorders>
-              <w:top w:val="single" w:sz="6" w:color="E5E4DE"/>
-              <w:left w:val="single" w:sz="6" w:color="E5E4DE"/>
-              <w:bottom w:val="single" w:sz="6" w:color="E5E4DE"/>
-              <w:right w:val="single" w:sz="6" w:color="E5E4DE"/>
-              <w:insideH w:val="single" w:sz="6" w:color="E5E4DE"/>
-              <w:insideV w:val="single" w:sz="6" w:color="E5E4DE"/>
-            </w:tcBorders>
-            <w:shd w:fill="F5F4EF"/>
-          </w:tcPr>
-          <w:p>
-            <w:pPr>
-              <w:spacing w:after="0" w:line="252" w:lineRule="auto"/>
-            </w:pPr>
-            <w:r>
-              <w:rPr>
-                <w:rFonts w:ascii="Arial" w:hAnsi="Arial"/>
-                <w:b/>
-                <w:i w:val="0"/>
-                <w:color w:val="141412"/>
-                <w:sz w:val="17"/>
-              </w:rPr>
-              <w:t>Anticipo, contrato y materiales</w:t>
-            </w:r>
-          </w:p>
-        </w:tc>
-        <w:tc>
-          <w:tcPr>
-            <w:tcW w:type="dxa" w:w="1600"/>
-            <w:vAlign w:val="center"/>
-            <w:tcMar>
-              <w:top w:w="100" w:type="dxa"/>
-              <w:start w:w="140" w:type="dxa"/>
-              <w:bottom w:w="100" w:type="dxa"/>
-              <w:end w:w="140" w:type="dxa"/>
-            </w:tcMar>
-            <w:tcBorders>
-              <w:top w:val="single" w:sz="6" w:color="E5E4DE"/>
-              <w:left w:val="single" w:sz="6" w:color="E5E4DE"/>
-              <w:bottom w:val="single" w:sz="6" w:color="E5E4DE"/>
-              <w:right w:val="single" w:sz="6" w:color="E5E4DE"/>
-              <w:insideH w:val="single" w:sz="6" w:color="E5E4DE"/>
-              <w:insideV w:val="single" w:sz="6" w:color="E5E4DE"/>
-            </w:tcBorders>
-          </w:tcPr>
-          <w:p>
-            <w:pPr>
-              <w:spacing w:after="0" w:line="252" w:lineRule="auto"/>
-            </w:pPr>
-            <w:r>
-              <w:rPr>
-                <w:rFonts w:ascii="Arial" w:hAnsi="Arial"/>
-                <w:b w:val="0"/>
-                <w:i w:val="0"/>
-                <w:color w:val="141412"/>
-                <w:sz w:val="17"/>
-              </w:rPr>
-              <w:t>Cliente</w:t>
-            </w:r>
-          </w:p>
-        </w:tc>
-        <w:tc>
-          <w:tcPr>
-            <w:tcW w:type="dxa" w:w="1700"/>
-            <w:vAlign w:val="center"/>
-            <w:tcMar>
-              <w:top w:w="100" w:type="dxa"/>
-              <w:start w:w="140" w:type="dxa"/>
-              <w:bottom w:w="100" w:type="dxa"/>
-              <w:end w:w="140" w:type="dxa"/>
-            </w:tcMar>
-            <w:tcBorders>
-              <w:top w:val="single" w:sz="6" w:color="E5E4DE"/>
-              <w:left w:val="single" w:sz="6" w:color="E5E4DE"/>
-              <w:bottom w:val="single" w:sz="6" w:color="E5E4DE"/>
-              <w:right w:val="single" w:sz="6" w:color="E5E4DE"/>
-              <w:insideH w:val="single" w:sz="6" w:color="E5E4DE"/>
-              <w:insideV w:val="single" w:sz="6" w:color="E5E4DE"/>
-            </w:tcBorders>
-          </w:tcPr>
-          <w:p>
-            <w:pPr>
-              <w:spacing w:after="0" w:line="252" w:lineRule="auto"/>
-            </w:pPr>
-            <w:r>
-              <w:rPr>
-                <w:rFonts w:ascii="Arial" w:hAnsi="Arial"/>
-                <w:b w:val="0"/>
-                <w:i w:val="0"/>
-                <w:color w:val="2452FF"/>
-                <w:sz w:val="17"/>
-              </w:rPr>
-              <w:t>[fecha]</w:t>
-            </w:r>
-          </w:p>
-        </w:tc>
-        <w:tc>
-          <w:tcPr>
-            <w:tcW w:type="dxa" w:w="3560"/>
-            <w:vAlign w:val="center"/>
-            <w:tcMar>
-              <w:top w:w="100" w:type="dxa"/>
-              <w:start w:w="140" w:type="dxa"/>
-              <w:bottom w:w="100" w:type="dxa"/>
-              <w:end w:w="140" w:type="dxa"/>
-            </w:tcMar>
-            <w:tcBorders>
-              <w:top w:val="single" w:sz="6" w:color="E5E4DE"/>
-              <w:left w:val="single" w:sz="6" w:color="E5E4DE"/>
-              <w:bottom w:val="single" w:sz="6" w:color="E5E4DE"/>
-              <w:right w:val="single" w:sz="6" w:color="E5E4DE"/>
-              <w:insideH w:val="single" w:sz="6" w:color="E5E4DE"/>
-              <w:insideV w:val="single" w:sz="6" w:color="E5E4DE"/>
-            </w:tcBorders>
-          </w:tcPr>
-          <w:p>
-            <w:pPr>
-              <w:spacing w:after="0" w:line="252" w:lineRule="auto"/>
-            </w:pPr>
-            <w:r>
-              <w:rPr>
-                <w:rFonts w:ascii="Arial" w:hAnsi="Arial"/>
-                <w:b w:val="0"/>
-                <w:i w:val="0"/>
-                <w:color w:val="141412"/>
-                <w:sz w:val="17"/>
-              </w:rPr>
-              <w:t>Expediente completo</w:t>
-            </w:r>
-          </w:p>
-        </w:tc>
-      </w:tr>
-      <w:tr>
-        <w:tc>
-          <w:tcPr>
-            <w:tcW w:type="dxa" w:w="2500"/>
-            <w:vAlign w:val="center"/>
-            <w:tcMar>
-              <w:top w:w="100" w:type="dxa"/>
-              <w:start w:w="140" w:type="dxa"/>
-              <w:bottom w:w="100" w:type="dxa"/>
-              <w:end w:w="140" w:type="dxa"/>
-            </w:tcMar>
-            <w:tcBorders>
-              <w:top w:val="single" w:sz="6" w:color="E5E4DE"/>
-              <w:left w:val="single" w:sz="6" w:color="E5E4DE"/>
-              <w:bottom w:val="single" w:sz="6" w:color="E5E4DE"/>
-              <w:right w:val="single" w:sz="6" w:color="E5E4DE"/>
-              <w:insideH w:val="single" w:sz="6" w:color="E5E4DE"/>
-              <w:insideV w:val="single" w:sz="6" w:color="E5E4DE"/>
-            </w:tcBorders>
-            <w:shd w:fill="F5F4EF"/>
-          </w:tcPr>
-          <w:p>
-            <w:pPr>
-              <w:spacing w:after="0" w:line="252" w:lineRule="auto"/>
-            </w:pPr>
-            <w:r>
-              <w:rPr>
-                <w:rFonts w:ascii="Arial" w:hAnsi="Arial"/>
-                <w:b/>
-                <w:i w:val="0"/>
-                <w:color w:val="141412"/>
-                <w:sz w:val="17"/>
-              </w:rPr>
-              <w:t>Primera versión</w:t>
-            </w:r>
-          </w:p>
-        </w:tc>
-        <w:tc>
-          <w:tcPr>
-            <w:tcW w:type="dxa" w:w="1600"/>
-            <w:vAlign w:val="center"/>
-            <w:tcMar>
-              <w:top w:w="100" w:type="dxa"/>
-              <w:start w:w="140" w:type="dxa"/>
-              <w:bottom w:w="100" w:type="dxa"/>
-              <w:end w:w="140" w:type="dxa"/>
-            </w:tcMar>
-            <w:tcBorders>
-              <w:top w:val="single" w:sz="6" w:color="E5E4DE"/>
-              <w:left w:val="single" w:sz="6" w:color="E5E4DE"/>
-              <w:bottom w:val="single" w:sz="6" w:color="E5E4DE"/>
-              <w:right w:val="single" w:sz="6" w:color="E5E4DE"/>
-              <w:insideH w:val="single" w:sz="6" w:color="E5E4DE"/>
-              <w:insideV w:val="single" w:sz="6" w:color="E5E4DE"/>
-            </w:tcBorders>
-          </w:tcPr>
-          <w:p>
-            <w:pPr>
-              <w:spacing w:after="0" w:line="252" w:lineRule="auto"/>
-            </w:pPr>
-            <w:r>
-              <w:rPr>
-                <w:rFonts w:ascii="Arial" w:hAnsi="Arial"/>
-                <w:b w:val="0"/>
-                <w:i w:val="0"/>
-                <w:color w:val="141412"/>
-                <w:sz w:val="17"/>
-              </w:rPr>
-              <w:t>ETHROVS</w:t>
-            </w:r>
-          </w:p>
-        </w:tc>
-        <w:tc>
-          <w:tcPr>
-            <w:tcW w:type="dxa" w:w="1700"/>
-            <w:vAlign w:val="center"/>
-            <w:tcMar>
-              <w:top w:w="100" w:type="dxa"/>
-              <w:start w:w="140" w:type="dxa"/>
-              <w:bottom w:w="100" w:type="dxa"/>
-              <w:end w:w="140" w:type="dxa"/>
-            </w:tcMar>
-            <w:tcBorders>
-              <w:top w:val="single" w:sz="6" w:color="E5E4DE"/>
-              <w:left w:val="single" w:sz="6" w:color="E5E4DE"/>
-              <w:bottom w:val="single" w:sz="6" w:color="E5E4DE"/>
-              <w:right w:val="single" w:sz="6" w:color="E5E4DE"/>
-              <w:insideH w:val="single" w:sz="6" w:color="E5E4DE"/>
-              <w:insideV w:val="single" w:sz="6" w:color="E5E4DE"/>
-            </w:tcBorders>
-          </w:tcPr>
-          <w:p>
-            <w:pPr>
-              <w:spacing w:after="0" w:line="252" w:lineRule="auto"/>
-            </w:pPr>
-            <w:r>
-              <w:rPr>
-                <w:rFonts w:ascii="Arial" w:hAnsi="Arial"/>
-                <w:b w:val="0"/>
-                <w:i w:val="0"/>
-                <w:color w:val="2452FF"/>
-                <w:sz w:val="17"/>
-              </w:rPr>
-              <w:t>[fecha]</w:t>
-            </w:r>
-          </w:p>
-        </w:tc>
-        <w:tc>
-          <w:tcPr>
-            <w:tcW w:type="dxa" w:w="3560"/>
-            <w:vAlign w:val="center"/>
-            <w:tcMar>
-              <w:top w:w="100" w:type="dxa"/>
-              <w:start w:w="140" w:type="dxa"/>
-              <w:bottom w:w="100" w:type="dxa"/>
-              <w:end w:w="140" w:type="dxa"/>
-            </w:tcMar>
-            <w:tcBorders>
-              <w:top w:val="single" w:sz="6" w:color="E5E4DE"/>
-              <w:left w:val="single" w:sz="6" w:color="E5E4DE"/>
-              <w:bottom w:val="single" w:sz="6" w:color="E5E4DE"/>
-              <w:right w:val="single" w:sz="6" w:color="E5E4DE"/>
-              <w:insideH w:val="single" w:sz="6" w:color="E5E4DE"/>
-              <w:insideV w:val="single" w:sz="6" w:color="E5E4DE"/>
-            </w:tcBorders>
-          </w:tcPr>
-          <w:p>
-            <w:pPr>
-              <w:spacing w:after="0" w:line="252" w:lineRule="auto"/>
-            </w:pPr>
-            <w:r>
-              <w:rPr>
-                <w:rFonts w:ascii="Arial" w:hAnsi="Arial"/>
-                <w:b w:val="0"/>
-                <w:i w:val="0"/>
-                <w:color w:val="141412"/>
-                <w:sz w:val="17"/>
-              </w:rPr>
-              <w:t>Enlace de revisión enviado</w:t>
-            </w:r>
-          </w:p>
-        </w:tc>
-      </w:tr>
-      <w:tr>
-        <w:tc>
-          <w:tcPr>
-            <w:tcW w:type="dxa" w:w="2500"/>
-            <w:vAlign w:val="center"/>
-            <w:tcMar>
-              <w:top w:w="100" w:type="dxa"/>
-              <w:start w:w="140" w:type="dxa"/>
-              <w:bottom w:w="100" w:type="dxa"/>
-              <w:end w:w="140" w:type="dxa"/>
-            </w:tcMar>
-            <w:tcBorders>
-              <w:top w:val="single" w:sz="6" w:color="E5E4DE"/>
-              <w:left w:val="single" w:sz="6" w:color="E5E4DE"/>
-              <w:bottom w:val="single" w:sz="6" w:color="E5E4DE"/>
-              <w:right w:val="single" w:sz="6" w:color="E5E4DE"/>
-              <w:insideH w:val="single" w:sz="6" w:color="E5E4DE"/>
-              <w:insideV w:val="single" w:sz="6" w:color="E5E4DE"/>
-            </w:tcBorders>
-            <w:shd w:fill="F5F4EF"/>
-          </w:tcPr>
-          <w:p>
-            <w:pPr>
-              <w:spacing w:after="0" w:line="252" w:lineRule="auto"/>
-            </w:pPr>
-            <w:r>
-              <w:rPr>
-                <w:rFonts w:ascii="Arial" w:hAnsi="Arial"/>
-                <w:b/>
-                <w:i w:val="0"/>
-                <w:color w:val="141412"/>
-                <w:sz w:val="17"/>
-              </w:rPr>
-              <w:t>Comentarios consolidados</w:t>
-            </w:r>
-          </w:p>
-        </w:tc>
-        <w:tc>
-          <w:tcPr>
-            <w:tcW w:type="dxa" w:w="1600"/>
-            <w:vAlign w:val="center"/>
-            <w:tcMar>
-              <w:top w:w="100" w:type="dxa"/>
-              <w:start w:w="140" w:type="dxa"/>
-              <w:bottom w:w="100" w:type="dxa"/>
-              <w:end w:w="140" w:type="dxa"/>
-            </w:tcMar>
-            <w:tcBorders>
-              <w:top w:val="single" w:sz="6" w:color="E5E4DE"/>
-              <w:left w:val="single" w:sz="6" w:color="E5E4DE"/>
-              <w:bottom w:val="single" w:sz="6" w:color="E5E4DE"/>
-              <w:right w:val="single" w:sz="6" w:color="E5E4DE"/>
-              <w:insideH w:val="single" w:sz="6" w:color="E5E4DE"/>
-              <w:insideV w:val="single" w:sz="6" w:color="E5E4DE"/>
-            </w:tcBorders>
-          </w:tcPr>
-          <w:p>
-            <w:pPr>
-              <w:spacing w:after="0" w:line="252" w:lineRule="auto"/>
-            </w:pPr>
-            <w:r>
-              <w:rPr>
-                <w:rFonts w:ascii="Arial" w:hAnsi="Arial"/>
-                <w:b w:val="0"/>
-                <w:i w:val="0"/>
-                <w:color w:val="141412"/>
-                <w:sz w:val="17"/>
-              </w:rPr>
-              <w:t>Cliente</w:t>
-            </w:r>
-          </w:p>
-        </w:tc>
-        <w:tc>
-          <w:tcPr>
-            <w:tcW w:type="dxa" w:w="1700"/>
-            <w:vAlign w:val="center"/>
-            <w:tcMar>
-              <w:top w:w="100" w:type="dxa"/>
-              <w:start w:w="140" w:type="dxa"/>
-              <w:bottom w:w="100" w:type="dxa"/>
-              <w:end w:w="140" w:type="dxa"/>
-            </w:tcMar>
-            <w:tcBorders>
-              <w:top w:val="single" w:sz="6" w:color="E5E4DE"/>
-              <w:left w:val="single" w:sz="6" w:color="E5E4DE"/>
-              <w:bottom w:val="single" w:sz="6" w:color="E5E4DE"/>
-              <w:right w:val="single" w:sz="6" w:color="E5E4DE"/>
-              <w:insideH w:val="single" w:sz="6" w:color="E5E4DE"/>
-              <w:insideV w:val="single" w:sz="6" w:color="E5E4DE"/>
-            </w:tcBorders>
-          </w:tcPr>
-          <w:p>
-            <w:pPr>
-              <w:spacing w:after="0" w:line="252" w:lineRule="auto"/>
-            </w:pPr>
-            <w:r>
-              <w:rPr>
-                <w:rFonts w:ascii="Arial" w:hAnsi="Arial"/>
-                <w:b w:val="0"/>
-                <w:i w:val="0"/>
-                <w:color w:val="2452FF"/>
-                <w:sz w:val="17"/>
-              </w:rPr>
-              <w:t>[fecha]</w:t>
-            </w:r>
-          </w:p>
-        </w:tc>
-        <w:tc>
-          <w:tcPr>
-            <w:tcW w:type="dxa" w:w="3560"/>
-            <w:vAlign w:val="center"/>
-            <w:tcMar>
-              <w:top w:w="100" w:type="dxa"/>
-              <w:start w:w="140" w:type="dxa"/>
-              <w:bottom w:w="100" w:type="dxa"/>
-              <w:end w:w="140" w:type="dxa"/>
-            </w:tcMar>
-            <w:tcBorders>
-              <w:top w:val="single" w:sz="6" w:color="E5E4DE"/>
-              <w:left w:val="single" w:sz="6" w:color="E5E4DE"/>
-              <w:bottom w:val="single" w:sz="6" w:color="E5E4DE"/>
-              <w:right w:val="single" w:sz="6" w:color="E5E4DE"/>
-              <w:insideH w:val="single" w:sz="6" w:color="E5E4DE"/>
-              <w:insideV w:val="single" w:sz="6" w:color="E5E4DE"/>
-            </w:tcBorders>
-          </w:tcPr>
-          <w:p>
-            <w:pPr>
-              <w:spacing w:after="0" w:line="252" w:lineRule="auto"/>
-            </w:pPr>
-            <w:r>
-              <w:rPr>
-                <w:rFonts w:ascii="Arial" w:hAnsi="Arial"/>
-                <w:b w:val="0"/>
-                <w:i w:val="0"/>
-                <w:color w:val="141412"/>
-                <w:sz w:val="17"/>
-              </w:rPr>
-              <w:t>Una sola lista por ronda</w:t>
-            </w:r>
-          </w:p>
-        </w:tc>
-      </w:tr>
-      <w:tr>
-        <w:tc>
-          <w:tcPr>
-            <w:tcW w:type="dxa" w:w="2500"/>
-            <w:vAlign w:val="center"/>
-            <w:tcMar>
-              <w:top w:w="100" w:type="dxa"/>
-              <w:start w:w="140" w:type="dxa"/>
-              <w:bottom w:w="100" w:type="dxa"/>
-              <w:end w:w="140" w:type="dxa"/>
-            </w:tcMar>
-            <w:tcBorders>
-              <w:top w:val="single" w:sz="6" w:color="E5E4DE"/>
-              <w:left w:val="single" w:sz="6" w:color="E5E4DE"/>
-              <w:bottom w:val="single" w:sz="6" w:color="E5E4DE"/>
-              <w:right w:val="single" w:sz="6" w:color="E5E4DE"/>
-              <w:insideH w:val="single" w:sz="6" w:color="E5E4DE"/>
-              <w:insideV w:val="single" w:sz="6" w:color="E5E4DE"/>
-            </w:tcBorders>
-            <w:shd w:fill="F5F4EF"/>
-          </w:tcPr>
-          <w:p>
-            <w:pPr>
-              <w:spacing w:after="0" w:line="252" w:lineRule="auto"/>
-            </w:pPr>
-            <w:r>
-              <w:rPr>
-                <w:rFonts w:ascii="Arial" w:hAnsi="Arial"/>
-                <w:b/>
-                <w:i w:val="0"/>
-                <w:color w:val="141412"/>
-                <w:sz w:val="17"/>
-              </w:rPr>
-              <w:t>Versión final</w:t>
-            </w:r>
-          </w:p>
-        </w:tc>
-        <w:tc>
-          <w:tcPr>
-            <w:tcW w:type="dxa" w:w="1600"/>
-            <w:vAlign w:val="center"/>
-            <w:tcMar>
-              <w:top w:w="100" w:type="dxa"/>
-              <w:start w:w="140" w:type="dxa"/>
-              <w:bottom w:w="100" w:type="dxa"/>
-              <w:end w:w="140" w:type="dxa"/>
-            </w:tcMar>
-            <w:tcBorders>
-              <w:top w:val="single" w:sz="6" w:color="E5E4DE"/>
-              <w:left w:val="single" w:sz="6" w:color="E5E4DE"/>
-              <w:bottom w:val="single" w:sz="6" w:color="E5E4DE"/>
-              <w:right w:val="single" w:sz="6" w:color="E5E4DE"/>
-              <w:insideH w:val="single" w:sz="6" w:color="E5E4DE"/>
-              <w:insideV w:val="single" w:sz="6" w:color="E5E4DE"/>
-            </w:tcBorders>
-          </w:tcPr>
-          <w:p>
-            <w:pPr>
-              <w:spacing w:after="0" w:line="252" w:lineRule="auto"/>
-            </w:pPr>
-            <w:r>
-              <w:rPr>
-                <w:rFonts w:ascii="Arial" w:hAnsi="Arial"/>
-                <w:b w:val="0"/>
-                <w:i w:val="0"/>
-                <w:color w:val="141412"/>
-                <w:sz w:val="17"/>
-              </w:rPr>
-              <w:t>ETHROVS</w:t>
-            </w:r>
-          </w:p>
-        </w:tc>
-        <w:tc>
-          <w:tcPr>
-            <w:tcW w:type="dxa" w:w="1700"/>
-            <w:vAlign w:val="center"/>
-            <w:tcMar>
-              <w:top w:w="100" w:type="dxa"/>
-              <w:start w:w="140" w:type="dxa"/>
-              <w:bottom w:w="100" w:type="dxa"/>
-              <w:end w:w="140" w:type="dxa"/>
-            </w:tcMar>
-            <w:tcBorders>
-              <w:top w:val="single" w:sz="6" w:color="E5E4DE"/>
-              <w:left w:val="single" w:sz="6" w:color="E5E4DE"/>
-              <w:bottom w:val="single" w:sz="6" w:color="E5E4DE"/>
-              <w:right w:val="single" w:sz="6" w:color="E5E4DE"/>
-              <w:insideH w:val="single" w:sz="6" w:color="E5E4DE"/>
-              <w:insideV w:val="single" w:sz="6" w:color="E5E4DE"/>
-            </w:tcBorders>
-          </w:tcPr>
-          <w:p>
-            <w:pPr>
-              <w:spacing w:after="0" w:line="252" w:lineRule="auto"/>
-            </w:pPr>
-            <w:r>
-              <w:rPr>
-                <w:rFonts w:ascii="Arial" w:hAnsi="Arial"/>
-                <w:b w:val="0"/>
-                <w:i w:val="0"/>
-                <w:color w:val="2452FF"/>
-                <w:sz w:val="17"/>
-              </w:rPr>
-              <w:t>[fecha]</w:t>
-            </w:r>
-          </w:p>
-        </w:tc>
-        <w:tc>
-          <w:tcPr>
-            <w:tcW w:type="dxa" w:w="3560"/>
-            <w:vAlign w:val="center"/>
-            <w:tcMar>
-              <w:top w:w="100" w:type="dxa"/>
-              <w:start w:w="140" w:type="dxa"/>
-              <w:bottom w:w="100" w:type="dxa"/>
-              <w:end w:w="140" w:type="dxa"/>
-            </w:tcMar>
-            <w:tcBorders>
-              <w:top w:val="single" w:sz="6" w:color="E5E4DE"/>
-              <w:left w:val="single" w:sz="6" w:color="E5E4DE"/>
-              <w:bottom w:val="single" w:sz="6" w:color="E5E4DE"/>
-              <w:right w:val="single" w:sz="6" w:color="E5E4DE"/>
-              <w:insideH w:val="single" w:sz="6" w:color="E5E4DE"/>
-              <w:insideV w:val="single" w:sz="6" w:color="E5E4DE"/>
-            </w:tcBorders>
-          </w:tcPr>
-          <w:p>
-            <w:pPr>
-              <w:spacing w:after="0" w:line="252" w:lineRule="auto"/>
-            </w:pPr>
-            <w:r>
-              <w:rPr>
-                <w:rFonts w:ascii="Arial" w:hAnsi="Arial"/>
-                <w:b w:val="0"/>
-                <w:i w:val="0"/>
-                <w:color w:val="141412"/>
-                <w:sz w:val="17"/>
-              </w:rPr>
-              <w:t>Aprobación escrita</w:t>
-            </w:r>
-          </w:p>
-        </w:tc>
-      </w:tr>
-      <w:tr>
-        <w:tc>
-          <w:tcPr>
-            <w:tcW w:type="dxa" w:w="2500"/>
-            <w:vAlign w:val="center"/>
-            <w:tcMar>
-              <w:top w:w="100" w:type="dxa"/>
-              <w:start w:w="140" w:type="dxa"/>
-              <w:bottom w:w="100" w:type="dxa"/>
-              <w:end w:w="140" w:type="dxa"/>
-            </w:tcMar>
-            <w:tcBorders>
-              <w:top w:val="single" w:sz="6" w:color="E5E4DE"/>
-              <w:left w:val="single" w:sz="6" w:color="E5E4DE"/>
-              <w:bottom w:val="single" w:sz="6" w:color="E5E4DE"/>
-              <w:right w:val="single" w:sz="6" w:color="E5E4DE"/>
-              <w:insideH w:val="single" w:sz="6" w:color="E5E4DE"/>
-              <w:insideV w:val="single" w:sz="6" w:color="E5E4DE"/>
-            </w:tcBorders>
-            <w:shd w:fill="F5F4EF"/>
-          </w:tcPr>
-          <w:p>
-            <w:pPr>
-              <w:spacing w:after="0" w:line="252" w:lineRule="auto"/>
-            </w:pPr>
-            <w:r>
-              <w:rPr>
-                <w:rFonts w:ascii="Arial" w:hAnsi="Arial"/>
-                <w:b/>
-                <w:i w:val="0"/>
-                <w:color w:val="141412"/>
-                <w:sz w:val="17"/>
-              </w:rPr>
-              <w:t>Pago final y publicación</w:t>
-            </w:r>
-          </w:p>
-        </w:tc>
-        <w:tc>
-          <w:tcPr>
-            <w:tcW w:type="dxa" w:w="1600"/>
-            <w:vAlign w:val="center"/>
-            <w:tcMar>
-              <w:top w:w="100" w:type="dxa"/>
-              <w:start w:w="140" w:type="dxa"/>
-              <w:bottom w:w="100" w:type="dxa"/>
-              <w:end w:w="140" w:type="dxa"/>
-            </w:tcMar>
-            <w:tcBorders>
-              <w:top w:val="single" w:sz="6" w:color="E5E4DE"/>
-              <w:left w:val="single" w:sz="6" w:color="E5E4DE"/>
-              <w:bottom w:val="single" w:sz="6" w:color="E5E4DE"/>
-              <w:right w:val="single" w:sz="6" w:color="E5E4DE"/>
-              <w:insideH w:val="single" w:sz="6" w:color="E5E4DE"/>
-              <w:insideV w:val="single" w:sz="6" w:color="E5E4DE"/>
-            </w:tcBorders>
-          </w:tcPr>
-          <w:p>
-            <w:pPr>
-              <w:spacing w:after="0" w:line="252" w:lineRule="auto"/>
-            </w:pPr>
-            <w:r>
-              <w:rPr>
-                <w:rFonts w:ascii="Arial" w:hAnsi="Arial"/>
-                <w:b w:val="0"/>
-                <w:i w:val="0"/>
-                <w:color w:val="141412"/>
-                <w:sz w:val="17"/>
-              </w:rPr>
-              <w:t>Ambas Partes</w:t>
-            </w:r>
-          </w:p>
-        </w:tc>
-        <w:tc>
-          <w:tcPr>
-            <w:tcW w:type="dxa" w:w="1700"/>
-            <w:vAlign w:val="center"/>
-            <w:tcMar>
-              <w:top w:w="100" w:type="dxa"/>
-              <w:start w:w="140" w:type="dxa"/>
-              <w:bottom w:w="100" w:type="dxa"/>
-              <w:end w:w="140" w:type="dxa"/>
-            </w:tcMar>
-            <w:tcBorders>
-              <w:top w:val="single" w:sz="6" w:color="E5E4DE"/>
-              <w:left w:val="single" w:sz="6" w:color="E5E4DE"/>
-              <w:bottom w:val="single" w:sz="6" w:color="E5E4DE"/>
-              <w:right w:val="single" w:sz="6" w:color="E5E4DE"/>
-              <w:insideH w:val="single" w:sz="6" w:color="E5E4DE"/>
-              <w:insideV w:val="single" w:sz="6" w:color="E5E4DE"/>
-            </w:tcBorders>
-          </w:tcPr>
-          <w:p>
-            <w:pPr>
-              <w:spacing w:after="0" w:line="252" w:lineRule="auto"/>
-            </w:pPr>
-            <w:r>
-              <w:rPr>
-                <w:rFonts w:ascii="Arial" w:hAnsi="Arial"/>
-                <w:b w:val="0"/>
-                <w:i w:val="0"/>
-                <w:color w:val="2452FF"/>
-                <w:sz w:val="17"/>
-              </w:rPr>
-              <w:t>[fecha]</w:t>
-            </w:r>
-          </w:p>
-        </w:tc>
-        <w:tc>
-          <w:tcPr>
-            <w:tcW w:type="dxa" w:w="3560"/>
-            <w:vAlign w:val="center"/>
-            <w:tcMar>
-              <w:top w:w="100" w:type="dxa"/>
-              <w:start w:w="140" w:type="dxa"/>
-              <w:bottom w:w="100" w:type="dxa"/>
-              <w:end w:w="140" w:type="dxa"/>
-            </w:tcMar>
-            <w:tcBorders>
-              <w:top w:val="single" w:sz="6" w:color="E5E4DE"/>
-              <w:left w:val="single" w:sz="6" w:color="E5E4DE"/>
-              <w:bottom w:val="single" w:sz="6" w:color="E5E4DE"/>
-              <w:right w:val="single" w:sz="6" w:color="E5E4DE"/>
-              <w:insideH w:val="single" w:sz="6" w:color="E5E4DE"/>
-              <w:insideV w:val="single" w:sz="6" w:color="E5E4DE"/>
-            </w:tcBorders>
-          </w:tcPr>
-          <w:p>
-            <w:pPr>
-              <w:spacing w:after="0" w:line="252" w:lineRule="auto"/>
-            </w:pPr>
-            <w:r>
-              <w:rPr>
-                <w:rFonts w:ascii="Arial" w:hAnsi="Arial"/>
-                <w:b w:val="0"/>
-                <w:i w:val="0"/>
-                <w:color w:val="141412"/>
-                <w:sz w:val="17"/>
-              </w:rPr>
-              <w:t>Saldo liquidado y autorización</w:t>
-            </w:r>
-          </w:p>
-        </w:tc>
-      </w:tr>
-    </w:tbl>
-    <w:p>
-      <w:pPr>
-        <w:spacing w:after="60"/>
-      </w:pPr>
-    </w:p>
-    <w:p>
-      <w:r>
-        <w:br w:type="page"/>
+        <w:t>____________________________________________</w:t>
       </w:r>
     </w:p>
     <w:p>
       <w:pPr>
-        <w:pStyle w:val="Heading1"/>
+        <w:spacing w:after="40"/>
       </w:pPr>
+      <w:r>
+        <w:rPr>
+          <w:rFonts w:ascii="Arial" w:hAnsi="Arial"/>
+          <w:b/>
+          <w:i w:val="0"/>
+          <w:color w:val="141412"/>
+          <w:sz w:val="18"/>
+        </w:rPr>
+        <w:t xml:space="preserve">Fecha: </w:t>
+      </w:r>
       <w:r>
         <w:rPr>
           <w:rFonts w:ascii="Arial" w:hAnsi="Arial"/>
           <w:b w:val="0"/>
           <w:i w:val="0"/>
           <w:color w:val="141412"/>
-          <w:sz w:val="30"/>
+          <w:sz w:val="18"/>
         </w:rPr>
-        <w:t>A.5 Inversión</w:t>
-      </w:r>
-    </w:p>
-    <w:tbl>
-      <w:tblPr>
-        <w:tblW w:type="dxa" w:w="9360"/>
-        <w:jc w:val="left"/>
-        <w:tblLayout w:type="fixed"/>
-        <w:tblLook w:firstColumn="1" w:firstRow="1" w:lastColumn="0" w:lastRow="0" w:noHBand="0" w:noVBand="1" w:val="04A0"/>
-        <w:tblInd w:w="120" w:type="dxa"/>
-      </w:tblPr>
-      <w:tblGrid>
-        <w:gridCol w:w="2700"/>
-        <w:gridCol w:w="6660"/>
-      </w:tblGrid>
-      <w:tr>
-        <w:tc>
-          <w:tcPr>
-            <w:tcW w:type="dxa" w:w="2700"/>
-            <w:vAlign w:val="center"/>
-            <w:tcMar>
-              <w:top w:w="100" w:type="dxa"/>
-              <w:start w:w="140" w:type="dxa"/>
-              <w:bottom w:w="100" w:type="dxa"/>
-              <w:end w:w="140" w:type="dxa"/>
-            </w:tcMar>
-            <w:tcBorders>
-              <w:top w:val="single" w:sz="6" w:color="E5E4DE"/>
-              <w:left w:val="single" w:sz="6" w:color="E5E4DE"/>
-              <w:bottom w:val="single" w:sz="6" w:color="E5E4DE"/>
-              <w:right w:val="single" w:sz="6" w:color="E5E4DE"/>
-              <w:insideH w:val="single" w:sz="6" w:color="E5E4DE"/>
-              <w:insideV w:val="single" w:sz="6" w:color="E5E4DE"/>
-            </w:tcBorders>
-            <w:shd w:fill="141412"/>
-          </w:tcPr>
-          <w:p>
-            <w:pPr>
-              <w:spacing w:after="0" w:line="252" w:lineRule="auto"/>
-            </w:pPr>
-            <w:r>
-              <w:rPr>
-                <w:rFonts w:ascii="Arial" w:hAnsi="Arial"/>
-                <w:b/>
-                <w:i w:val="0"/>
-                <w:color w:val="FFFFFF"/>
-                <w:sz w:val="16"/>
-              </w:rPr>
-              <w:t>Concepto</w:t>
-            </w:r>
-          </w:p>
-        </w:tc>
-        <w:tc>
-          <w:tcPr>
-            <w:tcW w:type="dxa" w:w="6660"/>
-            <w:vAlign w:val="center"/>
-            <w:tcMar>
-              <w:top w:w="100" w:type="dxa"/>
-              <w:start w:w="140" w:type="dxa"/>
-              <w:bottom w:w="100" w:type="dxa"/>
-              <w:end w:w="140" w:type="dxa"/>
-            </w:tcMar>
-            <w:tcBorders>
-              <w:top w:val="single" w:sz="6" w:color="E5E4DE"/>
-              <w:left w:val="single" w:sz="6" w:color="E5E4DE"/>
-              <w:bottom w:val="single" w:sz="6" w:color="E5E4DE"/>
-              <w:right w:val="single" w:sz="6" w:color="E5E4DE"/>
-              <w:insideH w:val="single" w:sz="6" w:color="E5E4DE"/>
-              <w:insideV w:val="single" w:sz="6" w:color="E5E4DE"/>
-            </w:tcBorders>
-            <w:shd w:fill="141412"/>
-          </w:tcPr>
-          <w:p>
-            <w:pPr>
-              <w:spacing w:after="0" w:line="252" w:lineRule="auto"/>
-            </w:pPr>
-            <w:r>
-              <w:rPr>
-                <w:rFonts w:ascii="Arial" w:hAnsi="Arial"/>
-                <w:b/>
-                <w:i w:val="0"/>
-                <w:color w:val="FFFFFF"/>
-                <w:sz w:val="16"/>
-              </w:rPr>
-              <w:t>Importe</w:t>
-            </w:r>
-          </w:p>
-        </w:tc>
-      </w:tr>
-      <w:tr>
-        <w:tc>
-          <w:tcPr>
-            <w:tcW w:type="dxa" w:w="2700"/>
-            <w:vAlign w:val="center"/>
-            <w:tcMar>
-              <w:top w:w="100" w:type="dxa"/>
-              <w:start w:w="140" w:type="dxa"/>
-              <w:bottom w:w="100" w:type="dxa"/>
-              <w:end w:w="140" w:type="dxa"/>
-            </w:tcMar>
-            <w:tcBorders>
-              <w:top w:val="single" w:sz="6" w:color="E5E4DE"/>
-              <w:left w:val="single" w:sz="6" w:color="E5E4DE"/>
-              <w:bottom w:val="single" w:sz="6" w:color="E5E4DE"/>
-              <w:right w:val="single" w:sz="6" w:color="E5E4DE"/>
-              <w:insideH w:val="single" w:sz="6" w:color="E5E4DE"/>
-              <w:insideV w:val="single" w:sz="6" w:color="E5E4DE"/>
-            </w:tcBorders>
-            <w:shd w:fill="F5F4EF"/>
-          </w:tcPr>
-          <w:p>
-            <w:pPr>
-              <w:spacing w:after="0" w:line="252" w:lineRule="auto"/>
-            </w:pPr>
-            <w:r>
-              <w:rPr>
-                <w:rFonts w:ascii="Arial" w:hAnsi="Arial"/>
-                <w:b/>
-                <w:i w:val="0"/>
-                <w:color w:val="141412"/>
-                <w:sz w:val="17"/>
-              </w:rPr>
-              <w:t>Diseño y desarrollo conforme al alcance</w:t>
-            </w:r>
-          </w:p>
-        </w:tc>
-        <w:tc>
-          <w:tcPr>
-            <w:tcW w:type="dxa" w:w="6660"/>
-            <w:vAlign w:val="center"/>
-            <w:tcMar>
-              <w:top w:w="100" w:type="dxa"/>
-              <w:start w:w="140" w:type="dxa"/>
-              <w:bottom w:w="100" w:type="dxa"/>
-              <w:end w:w="140" w:type="dxa"/>
-            </w:tcMar>
-            <w:tcBorders>
-              <w:top w:val="single" w:sz="6" w:color="E5E4DE"/>
-              <w:left w:val="single" w:sz="6" w:color="E5E4DE"/>
-              <w:bottom w:val="single" w:sz="6" w:color="E5E4DE"/>
-              <w:right w:val="single" w:sz="6" w:color="E5E4DE"/>
-              <w:insideH w:val="single" w:sz="6" w:color="E5E4DE"/>
-              <w:insideV w:val="single" w:sz="6" w:color="E5E4DE"/>
-            </w:tcBorders>
-          </w:tcPr>
-          <w:p>
-            <w:pPr>
-              <w:spacing w:after="0" w:line="252" w:lineRule="auto"/>
-            </w:pPr>
-            <w:r>
-              <w:rPr>
-                <w:rFonts w:ascii="Arial" w:hAnsi="Arial"/>
-                <w:b w:val="0"/>
-                <w:i w:val="0"/>
-                <w:color w:val="2452FF"/>
-                <w:sz w:val="17"/>
-              </w:rPr>
-              <w:t>[USD/MXN $________]</w:t>
-            </w:r>
-          </w:p>
-        </w:tc>
-      </w:tr>
-      <w:tr>
-        <w:tc>
-          <w:tcPr>
-            <w:tcW w:type="dxa" w:w="2700"/>
-            <w:vAlign w:val="center"/>
-            <w:tcMar>
-              <w:top w:w="100" w:type="dxa"/>
-              <w:start w:w="140" w:type="dxa"/>
-              <w:bottom w:w="100" w:type="dxa"/>
-              <w:end w:w="140" w:type="dxa"/>
-            </w:tcMar>
-            <w:tcBorders>
-              <w:top w:val="single" w:sz="6" w:color="E5E4DE"/>
-              <w:left w:val="single" w:sz="6" w:color="E5E4DE"/>
-              <w:bottom w:val="single" w:sz="6" w:color="E5E4DE"/>
-              <w:right w:val="single" w:sz="6" w:color="E5E4DE"/>
-              <w:insideH w:val="single" w:sz="6" w:color="E5E4DE"/>
-              <w:insideV w:val="single" w:sz="6" w:color="E5E4DE"/>
-            </w:tcBorders>
-            <w:shd w:fill="F5F4EF"/>
-          </w:tcPr>
-          <w:p>
-            <w:pPr>
-              <w:spacing w:after="0" w:line="252" w:lineRule="auto"/>
-            </w:pPr>
-            <w:r>
-              <w:rPr>
-                <w:rFonts w:ascii="Arial" w:hAnsi="Arial"/>
-                <w:b/>
-                <w:i w:val="0"/>
-                <w:color w:val="141412"/>
-                <w:sz w:val="17"/>
-              </w:rPr>
-              <w:t>Servicios de terceros autorizados</w:t>
-            </w:r>
-          </w:p>
-        </w:tc>
-        <w:tc>
-          <w:tcPr>
-            <w:tcW w:type="dxa" w:w="6660"/>
-            <w:vAlign w:val="center"/>
-            <w:tcMar>
-              <w:top w:w="100" w:type="dxa"/>
-              <w:start w:w="140" w:type="dxa"/>
-              <w:bottom w:w="100" w:type="dxa"/>
-              <w:end w:w="140" w:type="dxa"/>
-            </w:tcMar>
-            <w:tcBorders>
-              <w:top w:val="single" w:sz="6" w:color="E5E4DE"/>
-              <w:left w:val="single" w:sz="6" w:color="E5E4DE"/>
-              <w:bottom w:val="single" w:sz="6" w:color="E5E4DE"/>
-              <w:right w:val="single" w:sz="6" w:color="E5E4DE"/>
-              <w:insideH w:val="single" w:sz="6" w:color="E5E4DE"/>
-              <w:insideV w:val="single" w:sz="6" w:color="E5E4DE"/>
-            </w:tcBorders>
-          </w:tcPr>
-          <w:p>
-            <w:pPr>
-              <w:spacing w:after="0" w:line="252" w:lineRule="auto"/>
-            </w:pPr>
-            <w:r>
-              <w:rPr>
-                <w:rFonts w:ascii="Arial" w:hAnsi="Arial"/>
-                <w:b w:val="0"/>
-                <w:i w:val="0"/>
-                <w:color w:val="2452FF"/>
-                <w:sz w:val="17"/>
-              </w:rPr>
-              <w:t>[USD/MXN $________]</w:t>
-            </w:r>
-          </w:p>
-        </w:tc>
-      </w:tr>
-      <w:tr>
-        <w:tc>
-          <w:tcPr>
-            <w:tcW w:type="dxa" w:w="2700"/>
-            <w:vAlign w:val="center"/>
-            <w:tcMar>
-              <w:top w:w="100" w:type="dxa"/>
-              <w:start w:w="140" w:type="dxa"/>
-              <w:bottom w:w="100" w:type="dxa"/>
-              <w:end w:w="140" w:type="dxa"/>
-            </w:tcMar>
-            <w:tcBorders>
-              <w:top w:val="single" w:sz="6" w:color="E5E4DE"/>
-              <w:left w:val="single" w:sz="6" w:color="E5E4DE"/>
-              <w:bottom w:val="single" w:sz="6" w:color="E5E4DE"/>
-              <w:right w:val="single" w:sz="6" w:color="E5E4DE"/>
-              <w:insideH w:val="single" w:sz="6" w:color="E5E4DE"/>
-              <w:insideV w:val="single" w:sz="6" w:color="E5E4DE"/>
-            </w:tcBorders>
-            <w:shd w:fill="F5F4EF"/>
-          </w:tcPr>
-          <w:p>
-            <w:pPr>
-              <w:spacing w:after="0" w:line="252" w:lineRule="auto"/>
-            </w:pPr>
-            <w:r>
-              <w:rPr>
-                <w:rFonts w:ascii="Arial" w:hAnsi="Arial"/>
-                <w:b/>
-                <w:i w:val="0"/>
-                <w:color w:val="141412"/>
-                <w:sz w:val="17"/>
-              </w:rPr>
-              <w:t>Impuestos aplicables</w:t>
-            </w:r>
-          </w:p>
-        </w:tc>
-        <w:tc>
-          <w:tcPr>
-            <w:tcW w:type="dxa" w:w="6660"/>
-            <w:vAlign w:val="center"/>
-            <w:tcMar>
-              <w:top w:w="100" w:type="dxa"/>
-              <w:start w:w="140" w:type="dxa"/>
-              <w:bottom w:w="100" w:type="dxa"/>
-              <w:end w:w="140" w:type="dxa"/>
-            </w:tcMar>
-            <w:tcBorders>
-              <w:top w:val="single" w:sz="6" w:color="E5E4DE"/>
-              <w:left w:val="single" w:sz="6" w:color="E5E4DE"/>
-              <w:bottom w:val="single" w:sz="6" w:color="E5E4DE"/>
-              <w:right w:val="single" w:sz="6" w:color="E5E4DE"/>
-              <w:insideH w:val="single" w:sz="6" w:color="E5E4DE"/>
-              <w:insideV w:val="single" w:sz="6" w:color="E5E4DE"/>
-            </w:tcBorders>
-          </w:tcPr>
-          <w:p>
-            <w:pPr>
-              <w:spacing w:after="0" w:line="252" w:lineRule="auto"/>
-            </w:pPr>
-            <w:r>
-              <w:rPr>
-                <w:rFonts w:ascii="Arial" w:hAnsi="Arial"/>
-                <w:b w:val="0"/>
-                <w:i w:val="0"/>
-                <w:color w:val="2452FF"/>
-                <w:sz w:val="17"/>
-              </w:rPr>
-              <w:t>[USD/MXN $________]</w:t>
-            </w:r>
-          </w:p>
-        </w:tc>
-      </w:tr>
-      <w:tr>
-        <w:tc>
-          <w:tcPr>
-            <w:tcW w:type="dxa" w:w="2700"/>
-            <w:vAlign w:val="center"/>
-            <w:tcMar>
-              <w:top w:w="100" w:type="dxa"/>
-              <w:start w:w="140" w:type="dxa"/>
-              <w:bottom w:w="100" w:type="dxa"/>
-              <w:end w:w="140" w:type="dxa"/>
-            </w:tcMar>
-            <w:tcBorders>
-              <w:top w:val="single" w:sz="6" w:color="E5E4DE"/>
-              <w:left w:val="single" w:sz="6" w:color="E5E4DE"/>
-              <w:bottom w:val="single" w:sz="6" w:color="E5E4DE"/>
-              <w:right w:val="single" w:sz="6" w:color="E5E4DE"/>
-              <w:insideH w:val="single" w:sz="6" w:color="E5E4DE"/>
-              <w:insideV w:val="single" w:sz="6" w:color="E5E4DE"/>
-            </w:tcBorders>
-            <w:shd w:fill="F5F4EF"/>
-          </w:tcPr>
-          <w:p>
-            <w:pPr>
-              <w:spacing w:after="0" w:line="252" w:lineRule="auto"/>
-            </w:pPr>
-            <w:r>
-              <w:rPr>
-                <w:rFonts w:ascii="Arial" w:hAnsi="Arial"/>
-                <w:b/>
-                <w:i w:val="0"/>
-                <w:color w:val="141412"/>
-                <w:sz w:val="17"/>
-              </w:rPr>
-              <w:t>Total</w:t>
-            </w:r>
-          </w:p>
-        </w:tc>
-        <w:tc>
-          <w:tcPr>
-            <w:tcW w:type="dxa" w:w="6660"/>
-            <w:vAlign w:val="center"/>
-            <w:tcMar>
-              <w:top w:w="100" w:type="dxa"/>
-              <w:start w:w="140" w:type="dxa"/>
-              <w:bottom w:w="100" w:type="dxa"/>
-              <w:end w:w="140" w:type="dxa"/>
-            </w:tcMar>
-            <w:tcBorders>
-              <w:top w:val="single" w:sz="6" w:color="E5E4DE"/>
-              <w:left w:val="single" w:sz="6" w:color="E5E4DE"/>
-              <w:bottom w:val="single" w:sz="6" w:color="E5E4DE"/>
-              <w:right w:val="single" w:sz="6" w:color="E5E4DE"/>
-              <w:insideH w:val="single" w:sz="6" w:color="E5E4DE"/>
-              <w:insideV w:val="single" w:sz="6" w:color="E5E4DE"/>
-            </w:tcBorders>
-          </w:tcPr>
-          <w:p>
-            <w:pPr>
-              <w:spacing w:after="0" w:line="252" w:lineRule="auto"/>
-            </w:pPr>
-            <w:r>
-              <w:rPr>
-                <w:rFonts w:ascii="Arial" w:hAnsi="Arial"/>
-                <w:b/>
-                <w:i w:val="0"/>
-                <w:color w:val="2452FF"/>
-                <w:sz w:val="17"/>
-              </w:rPr>
-              <w:t>[USD/MXN $________]</w:t>
-            </w:r>
-          </w:p>
-        </w:tc>
-      </w:tr>
-    </w:tbl>
-    <w:p>
-      <w:pPr>
-        <w:spacing w:after="60"/>
-      </w:pPr>
-    </w:p>
-    <w:p>
-      <w:pPr>
-        <w:pStyle w:val="Heading1"/>
-        <w:spacing w:before="0" w:after="320"/>
-        <w:pBdr>
-          <w:bottom w:val="single" w:sz="20" w:space="8" w:color="D9FF52"/>
-        </w:pBdr>
-      </w:pPr>
-      <w:r>
-        <w:rPr>
-          <w:rFonts w:ascii="Georgia" w:hAnsi="Georgia"/>
-          <w:b w:val="0"/>
-          <w:i w:val="0"/>
-          <w:color w:val="141412"/>
-          <w:sz w:val="50"/>
-        </w:rPr>
-        <w:t>Anexo B — Orden de Cambio</w:t>
+        <w:t>____________________________________________</w:t>
       </w:r>
     </w:p>
     <w:p>
       <w:pPr>
-        <w:spacing w:after="140"/>
-        <w:ind w:left="173"/>
+        <w:spacing w:after="40"/>
+      </w:pPr>
+      <w:r>
+        <w:rPr>
+          <w:rFonts w:ascii="Arial" w:hAnsi="Arial"/>
+          <w:b/>
+          <w:i w:val="0"/>
+          <w:color w:val="141412"/>
+          <w:sz w:val="18"/>
+        </w:rPr>
+        <w:t xml:space="preserve">Ley y foro acordados: </w:t>
+      </w:r>
+      <w:r>
+        <w:rPr>
+          <w:rFonts w:ascii="Arial" w:hAnsi="Arial"/>
+          <w:b w:val="0"/>
+          <w:i w:val="0"/>
+          <w:color w:val="141412"/>
+          <w:sz w:val="18"/>
+        </w:rPr>
+        <w:t>_______________________________</w:t>
+      </w:r>
+    </w:p>
+    <w:p>
+      <w:pPr>
+        <w:spacing w:before="120" w:after="0"/>
+        <w:shd w:fill="F5F4EF"/>
       </w:pPr>
       <w:r>
         <w:rPr>
           <w:rFonts w:ascii="Arial" w:hAnsi="Arial"/>
           <w:b w:val="0"/>
-          <w:i w:val="0"/>
-          <w:color w:val="2452FF"/>
-          <w:sz w:val="21"/>
+          <w:i/>
+          <w:color w:val="666660"/>
+          <w:sz w:val="15"/>
         </w:rPr>
-        <w:t>Proyecto / folio: [________________________________]</w:t>
-      </w:r>
-    </w:p>
-    <w:p>
-      <w:pPr>
-        <w:spacing w:after="140"/>
-        <w:ind w:left="173"/>
-      </w:pPr>
-      <w:r>
-        <w:rPr>
-          <w:rFonts w:ascii="Arial" w:hAnsi="Arial"/>
-          <w:b w:val="0"/>
-          <w:i w:val="0"/>
-          <w:color w:val="2452FF"/>
-          <w:sz w:val="21"/>
-        </w:rPr>
-        <w:t>Solicitud: [________________________________]</w:t>
-      </w:r>
-    </w:p>
-    <w:p>
-      <w:pPr>
-        <w:spacing w:after="140"/>
-        <w:ind w:left="173"/>
-      </w:pPr>
-      <w:r>
-        <w:rPr>
-          <w:rFonts w:ascii="Arial" w:hAnsi="Arial"/>
-          <w:b w:val="0"/>
-          <w:i w:val="0"/>
-          <w:color w:val="2452FF"/>
-          <w:sz w:val="21"/>
-        </w:rPr>
-        <w:t>Motivo: [________________________________]</w:t>
-      </w:r>
-    </w:p>
-    <w:p>
-      <w:pPr>
-        <w:spacing w:after="140"/>
-        <w:ind w:left="173"/>
-      </w:pPr>
-      <w:r>
-        <w:rPr>
-          <w:rFonts w:ascii="Arial" w:hAnsi="Arial"/>
-          <w:b w:val="0"/>
-          <w:i w:val="0"/>
-          <w:color w:val="2452FF"/>
-          <w:sz w:val="21"/>
-        </w:rPr>
-        <w:t>Impacto en entregables: [________________________________]</w:t>
-      </w:r>
-    </w:p>
-    <w:p>
-      <w:pPr>
-        <w:spacing w:after="140"/>
-        <w:ind w:left="173"/>
-      </w:pPr>
-      <w:r>
-        <w:rPr>
-          <w:rFonts w:ascii="Arial" w:hAnsi="Arial"/>
-          <w:b w:val="0"/>
-          <w:i w:val="0"/>
-          <w:color w:val="2452FF"/>
-          <w:sz w:val="21"/>
-        </w:rPr>
-        <w:t>Ajuste de precio: [USD/MXN $________________________________]</w:t>
-      </w:r>
-    </w:p>
-    <w:p>
-      <w:pPr>
-        <w:spacing w:after="140"/>
-        <w:ind w:left="173"/>
-      </w:pPr>
-      <w:r>
-        <w:rPr>
-          <w:rFonts w:ascii="Arial" w:hAnsi="Arial"/>
-          <w:b w:val="0"/>
-          <w:i w:val="0"/>
-          <w:color w:val="2452FF"/>
-          <w:sz w:val="21"/>
-        </w:rPr>
-        <w:t>Ajuste de fecha: [________________________________]</w:t>
-      </w:r>
-    </w:p>
-    <w:p>
-      <w:pPr>
-        <w:spacing w:after="140"/>
-        <w:ind w:left="173"/>
-      </w:pPr>
-      <w:r>
-        <w:rPr>
-          <w:rFonts w:ascii="Arial" w:hAnsi="Arial"/>
-          <w:b w:val="0"/>
-          <w:i w:val="0"/>
-          <w:color w:val="2452FF"/>
-          <w:sz w:val="21"/>
-        </w:rPr>
-        <w:t>Aceptación del Cliente: [nombre, fecha y firma/correo]</w:t>
-      </w:r>
-    </w:p>
-    <w:p>
-      <w:pPr>
-        <w:spacing w:after="140"/>
-        <w:ind w:left="173"/>
-      </w:pPr>
-      <w:r>
-        <w:rPr>
-          <w:rFonts w:ascii="Arial" w:hAnsi="Arial"/>
-          <w:b w:val="0"/>
-          <w:i w:val="0"/>
-          <w:color w:val="2452FF"/>
-          <w:sz w:val="21"/>
-        </w:rPr>
-        <w:t>Confirmación de ETHROVS: [nombre y fecha]</w:t>
-      </w:r>
-    </w:p>
-    <w:p>
-      <w:r>
-        <w:br w:type="page"/>
-      </w:r>
-    </w:p>
-    <w:p>
-      <w:pPr>
-        <w:pStyle w:val="Heading1"/>
-        <w:spacing w:before="0" w:after="320"/>
-        <w:pBdr>
-          <w:bottom w:val="single" w:sz="20" w:space="8" w:color="D9FF52"/>
-        </w:pBdr>
-      </w:pPr>
-      <w:r>
-        <w:rPr>
-          <w:rFonts w:ascii="Georgia" w:hAnsi="Georgia"/>
-          <w:b w:val="0"/>
-          <w:i w:val="0"/>
-          <w:color w:val="141412"/>
-          <w:sz w:val="50"/>
-        </w:rPr>
-        <w:t>Anexo C — Aceptación de Entrega</w:t>
-      </w:r>
-    </w:p>
-    <w:p>
-      <w:r>
-        <w:rPr>
-          <w:rFonts w:ascii="Arial" w:hAnsi="Arial"/>
-          <w:b w:val="0"/>
-          <w:i w:val="0"/>
-          <w:color w:val="2452FF"/>
-          <w:sz w:val="21"/>
-        </w:rPr>
-        <w:t>El Cliente confirma que revisó la versión disponible en [URL], que los datos comerciales esenciales son correctos y que autoriza [publicación / transferencia / cierre] a partir de [fecha]. Los pendientes aceptados, si existen, son: [________________________________].</w:t>
-      </w:r>
-    </w:p>
-    <w:p>
-      <w:pPr>
-        <w:spacing w:after="140"/>
-        <w:ind w:left="173"/>
-      </w:pPr>
-      <w:r>
-        <w:rPr>
-          <w:rFonts w:ascii="Arial" w:hAnsi="Arial"/>
-          <w:b w:val="0"/>
-          <w:i w:val="0"/>
-          <w:color w:val="2452FF"/>
-          <w:sz w:val="21"/>
-        </w:rPr>
-        <w:t>Cliente: [________________________________]</w:t>
-      </w:r>
-    </w:p>
-    <w:p>
-      <w:pPr>
-        <w:spacing w:after="140"/>
-        <w:ind w:left="173"/>
-      </w:pPr>
-      <w:r>
-        <w:rPr>
-          <w:rFonts w:ascii="Arial" w:hAnsi="Arial"/>
-          <w:b w:val="0"/>
-          <w:i w:val="0"/>
-          <w:color w:val="2452FF"/>
-          <w:sz w:val="21"/>
-        </w:rPr>
-        <w:t>Representante: [________________________________]</w:t>
-      </w:r>
-    </w:p>
-    <w:p>
-      <w:pPr>
-        <w:spacing w:after="140"/>
-        <w:ind w:left="173"/>
-      </w:pPr>
-      <w:r>
-        <w:rPr>
-          <w:rFonts w:ascii="Arial" w:hAnsi="Arial"/>
-          <w:b w:val="0"/>
-          <w:i w:val="0"/>
-          <w:color w:val="2452FF"/>
-          <w:sz w:val="21"/>
-        </w:rPr>
-        <w:t>Firma o aceptación electrónica: [________________________________]</w:t>
-      </w:r>
-    </w:p>
-    <w:p>
-      <w:pPr>
-        <w:spacing w:after="140"/>
-        <w:ind w:left="173"/>
-      </w:pPr>
-      <w:r>
-        <w:rPr>
-          <w:rFonts w:ascii="Arial" w:hAnsi="Arial"/>
-          <w:b w:val="0"/>
-          <w:i w:val="0"/>
-          <w:color w:val="2452FF"/>
-          <w:sz w:val="21"/>
-        </w:rPr>
-        <w:t>Fecha: [________________________________]</w:t>
+        <w:br/>
+        <w:t>Documento comercial breve. Para una actividad regulada o una jurisdicción específica puede requerirse asesoría legal adicional.</w:t>
+        <w:br/>
       </w:r>
     </w:p>
     <w:sectPr>
-      <w:headerReference w:type="default" r:id="rId11"/>
-      <w:footerReference w:type="default" r:id="rId12"/>
+      <w:headerReference w:type="default" r:id="rId9"/>
+      <w:footerReference w:type="default" r:id="rId10"/>
+      <w:headerReference w:type="even" r:id="rId11"/>
+      <w:footerReference w:type="even" r:id="rId12"/>
       <w:pgSz w:w="12240" w:h="15840"/>
-      <w:pgMar w:top="1440" w:right="1440" w:bottom="1440" w:left="1440" w:header="708" w:footer="708" w:gutter="0"/>
+      <w:pgMar w:top="1037" w:right="1152" w:bottom="1037" w:left="1152" w:header="432" w:footer="432" w:gutter="0"/>
       <w:cols w:space="720"/>
       <w:docGrid w:linePitch="360"/>
     </w:sectPr>
@@ -5010,18 +2188,8 @@
   <w:p>
     <w:pPr>
       <w:pStyle w:val="Footer"/>
-      <w:jc w:val="center"/>
-    </w:pPr>
-    <w:r>
-      <w:rPr>
-        <w:rFonts w:ascii="Arial" w:hAnsi="Arial"/>
-        <w:b/>
-        <w:i w:val="0"/>
-        <w:color w:val="6D6C66"/>
-        <w:sz w:val="15"/>
-      </w:rPr>
-      <w:t>ETHROVS  /  DIGITAL ENERGY IN MOTION</w:t>
-    </w:r>
+    </w:pPr>
+    <w:r/>
   </w:p>
 </w:ftr>
 </file>
@@ -5031,56 +2199,8 @@
   <w:p>
     <w:pPr>
       <w:pStyle w:val="Footer"/>
-      <w:tabs>
-        <w:tab w:pos="9360" w:val="right"/>
-      </w:tabs>
-      <w:jc w:val="center"/>
-    </w:pPr>
-    <w:r>
-      <w:rPr>
-        <w:rFonts w:ascii="Arial" w:hAnsi="Arial"/>
-        <w:b/>
-        <w:i w:val="0"/>
-        <w:color w:val="6D6C66"/>
-        <w:sz w:val="15"/>
-      </w:rPr>
-      <w:t>ETHROVS.COM</w:t>
-    </w:r>
-    <w:r>
-      <w:rPr>
-        <w:rFonts w:ascii="Arial" w:hAnsi="Arial"/>
-        <w:b/>
-        <w:i w:val="0"/>
-        <w:color w:val="6D6C66"/>
-        <w:sz w:val="15"/>
-      </w:rPr>
-      <w:tab/>
-      <w:t xml:space="preserve">PÁGINA </w:t>
-    </w:r>
-    <w:r>
-      <w:rPr>
-        <w:rFonts w:ascii="Arial" w:hAnsi="Arial"/>
-        <w:b/>
-        <w:i w:val="0"/>
-        <w:color w:val="6D6C66"/>
-        <w:sz w:val="16"/>
-      </w:rPr>
-      <w:fldChar w:fldCharType="begin"/>
-      <w:instrText xml:space="preserve">PAGE</w:instrText>
-      <w:fldChar w:fldCharType="separate"/>
-      <w:t>1</w:t>
-      <w:fldChar w:fldCharType="end"/>
-    </w:r>
-    <w:r>
-      <w:rPr>
-        <w:rFonts w:ascii="Arial" w:hAnsi="Arial"/>
-        <w:b/>
-        <w:i w:val="0"/>
-        <w:color w:val="6D6C66"/>
-        <w:sz w:val="15"/>
-      </w:rPr>
-      <w:t>ETHROVS  /  DIGITAL ENERGY IN MOTION</w:t>
-    </w:r>
+    </w:pPr>
+    <w:r/>
   </w:p>
 </w:ftr>
 </file>
@@ -5101,13 +2221,6 @@
   <w:p>
     <w:pPr>
       <w:pStyle w:val="Header"/>
-      <w:tabs>
-        <w:tab w:pos="9360" w:val="right"/>
-      </w:tabs>
-      <w:spacing w:after="100"/>
-      <w:pBdr>
-        <w:bottom w:val="single" w:sz="6" w:space="4" w:color="E5E4DE"/>
-      </w:pBdr>
     </w:pPr>
     <w:r/>
   </w:p>
@@ -5313,60 +2426,6 @@
   </w:num>
   <w:num w:numId="9">
     <w:abstractNumId w:val="0"/>
-  </w:num>
-  <w:abstractNum w:abstractNumId="9">
-    <w:multiLevelType w:val="singleLevel"/>
-    <w:lvl w:ilvl="0">
-      <w:start w:val="1"/>
-      <w:numFmt w:val="bullet"/>
-      <w:lvlText w:val="•"/>
-      <w:suff w:val="tab"/>
-      <w:pPr>
-        <w:tabs>
-          <w:tab w:val="num" w:pos="540"/>
-        </w:tabs>
-        <w:ind w:left="540" w:hanging="270"/>
-      </w:pPr>
-    </w:lvl>
-  </w:abstractNum>
-  <w:num w:numId="10">
-    <w:abstractNumId w:val="9"/>
-  </w:num>
-  <w:abstractNum w:abstractNumId="10">
-    <w:multiLevelType w:val="singleLevel"/>
-    <w:lvl w:ilvl="0">
-      <w:start w:val="1"/>
-      <w:numFmt w:val="decimal"/>
-      <w:lvlText w:val="%1."/>
-      <w:suff w:val="tab"/>
-      <w:pPr>
-        <w:tabs>
-          <w:tab w:val="num" w:pos="540"/>
-        </w:tabs>
-        <w:ind w:left="540" w:hanging="270"/>
-      </w:pPr>
-    </w:lvl>
-  </w:abstractNum>
-  <w:num w:numId="11">
-    <w:abstractNumId w:val="10"/>
-  </w:num>
-  <w:abstractNum w:abstractNumId="11">
-    <w:multiLevelType w:val="singleLevel"/>
-    <w:lvl w:ilvl="0">
-      <w:start w:val="1"/>
-      <w:numFmt w:val="decimal"/>
-      <w:lvlText w:val="%1."/>
-      <w:suff w:val="tab"/>
-      <w:pPr>
-        <w:tabs>
-          <w:tab w:val="num" w:pos="540"/>
-        </w:tabs>
-        <w:ind w:left="540" w:hanging="270"/>
-      </w:pPr>
-    </w:lvl>
-  </w:abstractNum>
-  <w:num w:numId="12">
-    <w:abstractNumId w:val="11"/>
   </w:num>
 </w:numbering>
 </file>
@@ -5533,12 +2592,12 @@
     <w:rsid w:val="00FC693F"/>
     <w:pPr>
       <w:widowControl/>
-      <w:spacing w:before="0" w:after="120" w:line="283" w:lineRule="auto"/>
+      <w:spacing w:before="0" w:after="80" w:line="259" w:lineRule="auto"/>
     </w:pPr>
     <w:rPr>
       <w:rFonts w:ascii="Arial" w:hAnsi="Arial"/>
       <w:color w:val="141412"/>
-      <w:sz w:val="21"/>
+      <w:sz w:val="19"/>
     </w:rPr>
   </w:style>
   <w:style w:type="paragraph" w:styleId="Header">
@@ -5596,15 +2655,15 @@
     <w:pPr>
       <w:keepNext/>
       <w:keepLines/>
-      <w:spacing w:before="280" w:after="160"/>
+      <w:spacing w:before="0" w:after="200"/>
       <w:outlineLvl w:val="0"/>
     </w:pPr>
     <w:rPr>
-      <w:rFonts w:asciiTheme="majorHAnsi" w:eastAsiaTheme="majorEastAsia" w:hAnsiTheme="majorHAnsi" w:cstheme="majorBidi" w:ascii="Arial" w:hAnsi="Arial"/>
-      <w:b/>
+      <w:rFonts w:asciiTheme="majorHAnsi" w:eastAsiaTheme="majorEastAsia" w:hAnsiTheme="majorHAnsi" w:cstheme="majorBidi" w:ascii="Georgia" w:hAnsi="Georgia"/>
+      <w:b w:val="0"/>
       <w:bCs/>
       <w:color w:val="141412"/>
-      <w:sz w:val="30"/>
+      <w:sz w:val="40"/>
       <w:szCs w:val="28"/>
     </w:rPr>
   </w:style>
@@ -5620,7 +2679,7 @@
     <w:pPr>
       <w:keepNext/>
       <w:keepLines/>
-      <w:spacing w:before="220" w:after="100"/>
+      <w:spacing w:before="160" w:after="80"/>
       <w:outlineLvl w:val="1"/>
     </w:pPr>
     <w:rPr>
@@ -5644,7 +2703,7 @@
     <w:pPr>
       <w:keepNext/>
       <w:keepLines/>
-      <w:spacing w:before="160" w:after="80"/>
+      <w:spacing w:before="100" w:after="40"/>
       <w:outlineLvl w:val="2"/>
     </w:pPr>
     <w:rPr>
@@ -5652,7 +2711,7 @@
       <w:b/>
       <w:bCs/>
       <w:color w:val="141412"/>
-      <w:sz w:val="21"/>
+      <w:sz w:val="20"/>
     </w:rPr>
   </w:style>
   <w:style w:type="paragraph" w:styleId="Heading4">
@@ -6068,14 +3127,8 @@
       <w:numPr>
         <w:numId w:val="1"/>
       </w:numPr>
-      <w:spacing w:after="80" w:line="283" w:lineRule="auto"/>
-      <w:ind w:left="540" w:hanging="271"/>
       <w:contextualSpacing/>
     </w:pPr>
-    <w:rPr>
-      <w:rFonts w:ascii="Arial" w:hAnsi="Arial"/>
-      <w:sz w:val="21"/>
-    </w:rPr>
   </w:style>
   <w:style w:type="paragraph" w:styleId="ListBullet2">
     <w:name w:val="List Bullet 2"/>
@@ -6113,14 +3166,8 @@
       <w:numPr>
         <w:numId w:val="5"/>
       </w:numPr>
-      <w:spacing w:after="80" w:line="283" w:lineRule="auto"/>
-      <w:ind w:left="540" w:hanging="271"/>
       <w:contextualSpacing/>
     </w:pPr>
-    <w:rPr>
-      <w:rFonts w:ascii="Arial" w:hAnsi="Arial"/>
-      <w:sz w:val="21"/>
-    </w:rPr>
   </w:style>
   <w:style w:type="paragraph" w:styleId="ListNumber2">
     <w:name w:val="List Number 2"/>
